--- a/Embedded_AI/ClassNotes/WorkInstruction_Colab.docx
+++ b/Embedded_AI/ClassNotes/WorkInstruction_Colab.docx
@@ -159,7 +159,7 @@
           <w:szCs w:val="24"/>
         </w:rPr>
         <w:pict w14:anchorId="6EDF6F39">
-          <v:rect id="_x0000_i1026" style="width:0;height:1.5pt" o:hralign="center" o:hrstd="t" o:hr="t" fillcolor="#a0a0a0" stroked="f"/>
+          <v:rect id="_x0000_i1025" style="width:0;height:1.5pt" o:hralign="center" o:hrstd="t" o:hr="t" fillcolor="#a0a0a0" stroked="f"/>
         </w:pict>
       </w:r>
     </w:p>
@@ -322,7 +322,7 @@
           <w:szCs w:val="24"/>
         </w:rPr>
         <w:pict w14:anchorId="0CBABD3E">
-          <v:rect id="_x0000_i1027" style="width:0;height:1.5pt" o:hralign="center" o:hrstd="t" o:hr="t" fillcolor="#a0a0a0" stroked="f"/>
+          <v:rect id="_x0000_i1026" style="width:0;height:1.5pt" o:hralign="center" o:hrstd="t" o:hr="t" fillcolor="#a0a0a0" stroked="f"/>
         </w:pict>
       </w:r>
     </w:p>
@@ -446,7 +446,7 @@
           <w:szCs w:val="24"/>
         </w:rPr>
         <w:pict w14:anchorId="72FABDC6">
-          <v:rect id="_x0000_i1028" style="width:0;height:1.5pt" o:hralign="center" o:hrstd="t" o:hr="t" fillcolor="#a0a0a0" stroked="f"/>
+          <v:rect id="_x0000_i1027" style="width:0;height:1.5pt" o:hralign="center" o:hrstd="t" o:hr="t" fillcolor="#a0a0a0" stroked="f"/>
         </w:pict>
       </w:r>
     </w:p>
@@ -614,7 +614,7 @@
           <w:szCs w:val="24"/>
         </w:rPr>
         <w:pict w14:anchorId="184F555C">
-          <v:rect id="_x0000_i1029" style="width:0;height:1.5pt" o:hralign="center" o:hrstd="t" o:hr="t" fillcolor="#a0a0a0" stroked="f"/>
+          <v:rect id="_x0000_i1028" style="width:0;height:1.5pt" o:hralign="center" o:hrstd="t" o:hr="t" fillcolor="#a0a0a0" stroked="f"/>
         </w:pict>
       </w:r>
     </w:p>
@@ -877,7 +877,7 @@
           <w:szCs w:val="24"/>
         </w:rPr>
         <w:pict w14:anchorId="368A6AC9">
-          <v:rect id="_x0000_i1030" style="width:0;height:1.5pt" o:hralign="center" o:hrstd="t" o:hr="t" fillcolor="#a0a0a0" stroked="f"/>
+          <v:rect id="_x0000_i1029" style="width:0;height:1.5pt" o:hralign="center" o:hrstd="t" o:hr="t" fillcolor="#a0a0a0" stroked="f"/>
         </w:pict>
       </w:r>
     </w:p>
@@ -1169,7 +1169,7 @@
           <w:szCs w:val="24"/>
         </w:rPr>
         <w:pict w14:anchorId="772F7BFB">
-          <v:rect id="_x0000_i1031" style="width:0;height:1.5pt" o:hralign="center" o:hrstd="t" o:hr="t" fillcolor="#a0a0a0" stroked="f"/>
+          <v:rect id="_x0000_i1030" style="width:0;height:1.5pt" o:hralign="center" o:hrstd="t" o:hr="t" fillcolor="#a0a0a0" stroked="f"/>
         </w:pict>
       </w:r>
     </w:p>
@@ -1383,7 +1383,7 @@
           <w:szCs w:val="24"/>
         </w:rPr>
         <w:pict w14:anchorId="73B439A7">
-          <v:rect id="_x0000_i1032" style="width:0;height:1.5pt" o:hralign="center" o:hrstd="t" o:hr="t" fillcolor="#a0a0a0" stroked="f"/>
+          <v:rect id="_x0000_i1031" style="width:0;height:1.5pt" o:hralign="center" o:hrstd="t" o:hr="t" fillcolor="#a0a0a0" stroked="f"/>
         </w:pict>
       </w:r>
     </w:p>
@@ -1580,7 +1580,7 @@
           <w:szCs w:val="24"/>
         </w:rPr>
         <w:pict w14:anchorId="6414A40B">
-          <v:rect id="_x0000_i1033" style="width:0;height:1.5pt" o:hralign="center" o:hrstd="t" o:hr="t" fillcolor="#a0a0a0" stroked="f"/>
+          <v:rect id="_x0000_i1032" style="width:0;height:1.5pt" o:hralign="center" o:hrstd="t" o:hr="t" fillcolor="#a0a0a0" stroked="f"/>
         </w:pict>
       </w:r>
     </w:p>
@@ -1910,7 +1910,7 @@
           <w:szCs w:val="24"/>
         </w:rPr>
         <w:pict w14:anchorId="06E614E3">
-          <v:rect id="_x0000_i1034" style="width:0;height:1.5pt" o:hralign="center" o:hrstd="t" o:hr="t" fillcolor="#a0a0a0" stroked="f"/>
+          <v:rect id="_x0000_i1033" style="width:0;height:1.5pt" o:hralign="center" o:hrstd="t" o:hr="t" fillcolor="#a0a0a0" stroked="f"/>
         </w:pict>
       </w:r>
     </w:p>
@@ -2550,7 +2550,7 @@
           <w:szCs w:val="24"/>
         </w:rPr>
         <w:pict w14:anchorId="43BC089B">
-          <v:rect id="_x0000_i1035" style="width:0;height:1.5pt" o:hralign="center" o:hrstd="t" o:hr="t" fillcolor="#a0a0a0" stroked="f"/>
+          <v:rect id="_x0000_i1034" style="width:0;height:1.5pt" o:hralign="center" o:hrstd="t" o:hr="t" fillcolor="#a0a0a0" stroked="f"/>
         </w:pict>
       </w:r>
     </w:p>
@@ -3213,7 +3213,7 @@
           <w:szCs w:val="24"/>
         </w:rPr>
         <w:pict w14:anchorId="1FA2E85E">
-          <v:rect id="_x0000_i1036" style="width:0;height:1.5pt" o:hralign="center" o:hrstd="t" o:hr="t" fillcolor="#a0a0a0" stroked="f"/>
+          <v:rect id="_x0000_i1035" style="width:0;height:1.5pt" o:hralign="center" o:hrstd="t" o:hr="t" fillcolor="#a0a0a0" stroked="f"/>
         </w:pict>
       </w:r>
     </w:p>
@@ -3881,7 +3881,7 @@
           <w:szCs w:val="24"/>
         </w:rPr>
         <w:pict w14:anchorId="47B9319E">
-          <v:rect id="_x0000_i1037" style="width:0;height:1.5pt" o:hralign="center" o:hrstd="t" o:hr="t" fillcolor="#a0a0a0" stroked="f"/>
+          <v:rect id="_x0000_i1036" style="width:0;height:1.5pt" o:hralign="center" o:hrstd="t" o:hr="t" fillcolor="#a0a0a0" stroked="f"/>
         </w:pict>
       </w:r>
     </w:p>
@@ -4088,7 +4088,7 @@
           <w:szCs w:val="24"/>
         </w:rPr>
         <w:pict w14:anchorId="26B16194">
-          <v:rect id="_x0000_i1038" style="width:0;height:1.5pt" o:hralign="center" o:hrstd="t" o:hr="t" fillcolor="#a0a0a0" stroked="f"/>
+          <v:rect id="_x0000_i1037" style="width:0;height:1.5pt" o:hralign="center" o:hrstd="t" o:hr="t" fillcolor="#a0a0a0" stroked="f"/>
         </w:pict>
       </w:r>
     </w:p>
@@ -4238,7 +4238,7 @@
           <w:szCs w:val="24"/>
         </w:rPr>
         <w:pict w14:anchorId="7DF922CF">
-          <v:rect id="_x0000_i1039" style="width:0;height:1.5pt" o:hralign="center" o:hrstd="t" o:hr="t" fillcolor="#a0a0a0" stroked="f"/>
+          <v:rect id="_x0000_i1038" style="width:0;height:1.5pt" o:hralign="center" o:hrstd="t" o:hr="t" fillcolor="#a0a0a0" stroked="f"/>
         </w:pict>
       </w:r>
     </w:p>
@@ -4701,7 +4701,7 @@
           <w:szCs w:val="24"/>
         </w:rPr>
         <w:pict w14:anchorId="59B95A4E">
-          <v:rect id="_x0000_i1040" style="width:0;height:1.5pt" o:hralign="center" o:hrstd="t" o:hr="t" fillcolor="#a0a0a0" stroked="f"/>
+          <v:rect id="_x0000_i1039" style="width:0;height:1.5pt" o:hralign="center" o:hrstd="t" o:hr="t" fillcolor="#a0a0a0" stroked="f"/>
         </w:pict>
       </w:r>
     </w:p>
@@ -4919,7 +4919,7 @@
           <w:szCs w:val="24"/>
         </w:rPr>
         <w:pict w14:anchorId="36CA4CF6">
-          <v:rect id="_x0000_i1041" style="width:0;height:1.5pt" o:hralign="center" o:hrstd="t" o:hr="t" fillcolor="#a0a0a0" stroked="f"/>
+          <v:rect id="_x0000_i1040" style="width:0;height:1.5pt" o:hralign="center" o:hrstd="t" o:hr="t" fillcolor="#a0a0a0" stroked="f"/>
         </w:pict>
       </w:r>
     </w:p>
@@ -5145,6 +5145,353 @@
           <w:szCs w:val="24"/>
         </w:rPr>
         <w:t>Screenshot of prediction output</w:t>
+      </w:r>
+    </w:p>
+    <w:p>
+      <w:pPr>
+        <w:rPr>
+          <w:rFonts w:ascii="Times New Roman" w:eastAsia="Times New Roman" w:hAnsi="Times New Roman" w:cs="Times New Roman"/>
+          <w:b/>
+          <w:bCs/>
+          <w:kern w:val="36"/>
+          <w:sz w:val="48"/>
+          <w:szCs w:val="48"/>
+        </w:rPr>
+      </w:pPr>
+      <w:r>
+        <w:rPr>
+          <w:rFonts w:ascii="Times New Roman" w:eastAsia="Times New Roman" w:hAnsi="Times New Roman" w:cs="Times New Roman"/>
+          <w:b/>
+          <w:bCs/>
+          <w:kern w:val="36"/>
+          <w:sz w:val="48"/>
+          <w:szCs w:val="48"/>
+        </w:rPr>
+        <w:t>Step 15: Adding More Layers to Model for Improving accuracy</w:t>
+      </w:r>
+    </w:p>
+    <w:p>
+      <w:pPr>
+        <w:rPr>
+          <w:rFonts w:ascii="Courier New" w:eastAsia="Times New Roman" w:hAnsi="Courier New" w:cs="Courier New"/>
+          <w:kern w:val="0"/>
+          <w:sz w:val="20"/>
+          <w:szCs w:val="20"/>
+        </w:rPr>
+      </w:pPr>
+      <w:r>
+        <w:rPr>
+          <w:rFonts w:ascii="Courier New" w:eastAsia="Times New Roman" w:hAnsi="Courier New" w:cs="Courier New"/>
+          <w:kern w:val="0"/>
+          <w:sz w:val="20"/>
+          <w:szCs w:val="20"/>
+        </w:rPr>
+        <w:t xml:space="preserve">model = </w:t>
+      </w:r>
+      <w:proofErr w:type="spellStart"/>
+      <w:proofErr w:type="gramStart"/>
+      <w:r>
+        <w:rPr>
+          <w:rFonts w:ascii="Courier New" w:eastAsia="Times New Roman" w:hAnsi="Courier New" w:cs="Courier New"/>
+          <w:kern w:val="0"/>
+          <w:sz w:val="20"/>
+          <w:szCs w:val="20"/>
+        </w:rPr>
+        <w:t>tf.keras</w:t>
+      </w:r>
+      <w:proofErr w:type="gramEnd"/>
+      <w:r>
+        <w:rPr>
+          <w:rFonts w:ascii="Courier New" w:eastAsia="Times New Roman" w:hAnsi="Courier New" w:cs="Courier New"/>
+          <w:kern w:val="0"/>
+          <w:sz w:val="20"/>
+          <w:szCs w:val="20"/>
+        </w:rPr>
+        <w:t>.Sequential</w:t>
+      </w:r>
+      <w:proofErr w:type="spellEnd"/>
+      <w:r>
+        <w:rPr>
+          <w:rFonts w:ascii="Courier New" w:eastAsia="Times New Roman" w:hAnsi="Courier New" w:cs="Courier New"/>
+          <w:kern w:val="0"/>
+          <w:sz w:val="20"/>
+          <w:szCs w:val="20"/>
+        </w:rPr>
+        <w:t>([</w:t>
+      </w:r>
+      <w:r>
+        <w:rPr>
+          <w:rFonts w:ascii="Courier New" w:eastAsia="Times New Roman" w:hAnsi="Courier New" w:cs="Courier New"/>
+          <w:kern w:val="0"/>
+          <w:sz w:val="20"/>
+          <w:szCs w:val="20"/>
+        </w:rPr>
+        <w:br/>
+      </w:r>
+      <w:proofErr w:type="spellStart"/>
+      <w:proofErr w:type="gramStart"/>
+      <w:r>
+        <w:rPr>
+          <w:rFonts w:ascii="Courier New" w:eastAsia="Times New Roman" w:hAnsi="Courier New" w:cs="Courier New"/>
+          <w:kern w:val="0"/>
+          <w:sz w:val="20"/>
+          <w:szCs w:val="20"/>
+        </w:rPr>
+        <w:t>tf.keras</w:t>
+      </w:r>
+      <w:proofErr w:type="gramEnd"/>
+      <w:r>
+        <w:rPr>
+          <w:rFonts w:ascii="Courier New" w:eastAsia="Times New Roman" w:hAnsi="Courier New" w:cs="Courier New"/>
+          <w:kern w:val="0"/>
+          <w:sz w:val="20"/>
+          <w:szCs w:val="20"/>
+        </w:rPr>
+        <w:t>.</w:t>
+      </w:r>
+      <w:proofErr w:type="gramStart"/>
+      <w:r>
+        <w:rPr>
+          <w:rFonts w:ascii="Courier New" w:eastAsia="Times New Roman" w:hAnsi="Courier New" w:cs="Courier New"/>
+          <w:kern w:val="0"/>
+          <w:sz w:val="20"/>
+          <w:szCs w:val="20"/>
+        </w:rPr>
+        <w:t>layers.Input</w:t>
+      </w:r>
+      <w:proofErr w:type="spellEnd"/>
+      <w:proofErr w:type="gramEnd"/>
+      <w:r>
+        <w:rPr>
+          <w:rFonts w:ascii="Courier New" w:eastAsia="Times New Roman" w:hAnsi="Courier New" w:cs="Courier New"/>
+          <w:kern w:val="0"/>
+          <w:sz w:val="20"/>
+          <w:szCs w:val="20"/>
+        </w:rPr>
+        <w:t>(shape</w:t>
+      </w:r>
+      <w:proofErr w:type="gramStart"/>
+      <w:r>
+        <w:rPr>
+          <w:rFonts w:ascii="Courier New" w:eastAsia="Times New Roman" w:hAnsi="Courier New" w:cs="Courier New"/>
+          <w:kern w:val="0"/>
+          <w:sz w:val="20"/>
+          <w:szCs w:val="20"/>
+        </w:rPr>
+        <w:t>=(</w:t>
+      </w:r>
+      <w:proofErr w:type="gramEnd"/>
+      <w:r>
+        <w:rPr>
+          <w:rFonts w:ascii="Courier New" w:eastAsia="Times New Roman" w:hAnsi="Courier New" w:cs="Courier New"/>
+          <w:kern w:val="0"/>
+          <w:sz w:val="20"/>
+          <w:szCs w:val="20"/>
+        </w:rPr>
+        <w:t>1,)),</w:t>
+      </w:r>
+      <w:r>
+        <w:rPr>
+          <w:rFonts w:ascii="Courier New" w:eastAsia="Times New Roman" w:hAnsi="Courier New" w:cs="Courier New"/>
+          <w:kern w:val="0"/>
+          <w:sz w:val="20"/>
+          <w:szCs w:val="20"/>
+        </w:rPr>
+        <w:br/>
+      </w:r>
+      <w:proofErr w:type="spellStart"/>
+      <w:proofErr w:type="gramStart"/>
+      <w:r>
+        <w:rPr>
+          <w:rFonts w:ascii="Courier New" w:eastAsia="Times New Roman" w:hAnsi="Courier New" w:cs="Courier New"/>
+          <w:kern w:val="0"/>
+          <w:sz w:val="20"/>
+          <w:szCs w:val="20"/>
+        </w:rPr>
+        <w:t>tf.keras</w:t>
+      </w:r>
+      <w:proofErr w:type="gramEnd"/>
+      <w:r>
+        <w:rPr>
+          <w:rFonts w:ascii="Courier New" w:eastAsia="Times New Roman" w:hAnsi="Courier New" w:cs="Courier New"/>
+          <w:kern w:val="0"/>
+          <w:sz w:val="20"/>
+          <w:szCs w:val="20"/>
+        </w:rPr>
+        <w:t>.</w:t>
+      </w:r>
+      <w:proofErr w:type="gramStart"/>
+      <w:r>
+        <w:rPr>
+          <w:rFonts w:ascii="Courier New" w:eastAsia="Times New Roman" w:hAnsi="Courier New" w:cs="Courier New"/>
+          <w:kern w:val="0"/>
+          <w:sz w:val="20"/>
+          <w:szCs w:val="20"/>
+        </w:rPr>
+        <w:t>layers.Dense</w:t>
+      </w:r>
+      <w:proofErr w:type="spellEnd"/>
+      <w:proofErr w:type="gramEnd"/>
+      <w:r>
+        <w:rPr>
+          <w:rFonts w:ascii="Courier New" w:eastAsia="Times New Roman" w:hAnsi="Courier New" w:cs="Courier New"/>
+          <w:kern w:val="0"/>
+          <w:sz w:val="20"/>
+          <w:szCs w:val="20"/>
+        </w:rPr>
+        <w:t>(16, activation='</w:t>
+      </w:r>
+      <w:proofErr w:type="spellStart"/>
+      <w:r>
+        <w:rPr>
+          <w:rFonts w:ascii="Courier New" w:eastAsia="Times New Roman" w:hAnsi="Courier New" w:cs="Courier New"/>
+          <w:kern w:val="0"/>
+          <w:sz w:val="20"/>
+          <w:szCs w:val="20"/>
+        </w:rPr>
+        <w:t>relu</w:t>
+      </w:r>
+      <w:proofErr w:type="spellEnd"/>
+      <w:r>
+        <w:rPr>
+          <w:rFonts w:ascii="Courier New" w:eastAsia="Times New Roman" w:hAnsi="Courier New" w:cs="Courier New"/>
+          <w:kern w:val="0"/>
+          <w:sz w:val="20"/>
+          <w:szCs w:val="20"/>
+        </w:rPr>
+        <w:t>'),</w:t>
+      </w:r>
+      <w:r>
+        <w:rPr>
+          <w:rFonts w:ascii="Courier New" w:eastAsia="Times New Roman" w:hAnsi="Courier New" w:cs="Courier New"/>
+          <w:kern w:val="0"/>
+          <w:sz w:val="20"/>
+          <w:szCs w:val="20"/>
+        </w:rPr>
+        <w:br/>
+      </w:r>
+      <w:proofErr w:type="spellStart"/>
+      <w:proofErr w:type="gramStart"/>
+      <w:r>
+        <w:rPr>
+          <w:rFonts w:ascii="Courier New" w:eastAsia="Times New Roman" w:hAnsi="Courier New" w:cs="Courier New"/>
+          <w:kern w:val="0"/>
+          <w:sz w:val="20"/>
+          <w:szCs w:val="20"/>
+        </w:rPr>
+        <w:t>tf.keras</w:t>
+      </w:r>
+      <w:proofErr w:type="gramEnd"/>
+      <w:r>
+        <w:rPr>
+          <w:rFonts w:ascii="Courier New" w:eastAsia="Times New Roman" w:hAnsi="Courier New" w:cs="Courier New"/>
+          <w:kern w:val="0"/>
+          <w:sz w:val="20"/>
+          <w:szCs w:val="20"/>
+        </w:rPr>
+        <w:t>.</w:t>
+      </w:r>
+      <w:proofErr w:type="gramStart"/>
+      <w:r>
+        <w:rPr>
+          <w:rFonts w:ascii="Courier New" w:eastAsia="Times New Roman" w:hAnsi="Courier New" w:cs="Courier New"/>
+          <w:kern w:val="0"/>
+          <w:sz w:val="20"/>
+          <w:szCs w:val="20"/>
+        </w:rPr>
+        <w:t>layers.Dense</w:t>
+      </w:r>
+      <w:proofErr w:type="spellEnd"/>
+      <w:proofErr w:type="gramEnd"/>
+      <w:r>
+        <w:rPr>
+          <w:rFonts w:ascii="Courier New" w:eastAsia="Times New Roman" w:hAnsi="Courier New" w:cs="Courier New"/>
+          <w:kern w:val="0"/>
+          <w:sz w:val="20"/>
+          <w:szCs w:val="20"/>
+        </w:rPr>
+        <w:t>(8, activation='</w:t>
+      </w:r>
+      <w:proofErr w:type="spellStart"/>
+      <w:r>
+        <w:rPr>
+          <w:rFonts w:ascii="Courier New" w:eastAsia="Times New Roman" w:hAnsi="Courier New" w:cs="Courier New"/>
+          <w:kern w:val="0"/>
+          <w:sz w:val="20"/>
+          <w:szCs w:val="20"/>
+        </w:rPr>
+        <w:t>relu</w:t>
+      </w:r>
+      <w:proofErr w:type="spellEnd"/>
+      <w:r>
+        <w:rPr>
+          <w:rFonts w:ascii="Courier New" w:eastAsia="Times New Roman" w:hAnsi="Courier New" w:cs="Courier New"/>
+          <w:kern w:val="0"/>
+          <w:sz w:val="20"/>
+          <w:szCs w:val="20"/>
+        </w:rPr>
+        <w:t>'),</w:t>
+      </w:r>
+      <w:r>
+        <w:rPr>
+          <w:rFonts w:ascii="Courier New" w:eastAsia="Times New Roman" w:hAnsi="Courier New" w:cs="Courier New"/>
+          <w:kern w:val="0"/>
+          <w:sz w:val="20"/>
+          <w:szCs w:val="20"/>
+        </w:rPr>
+        <w:br/>
+      </w:r>
+      <w:proofErr w:type="spellStart"/>
+      <w:proofErr w:type="gramStart"/>
+      <w:r>
+        <w:rPr>
+          <w:rFonts w:ascii="Courier New" w:eastAsia="Times New Roman" w:hAnsi="Courier New" w:cs="Courier New"/>
+          <w:kern w:val="0"/>
+          <w:sz w:val="20"/>
+          <w:szCs w:val="20"/>
+        </w:rPr>
+        <w:t>tf.keras</w:t>
+      </w:r>
+      <w:proofErr w:type="gramEnd"/>
+      <w:r>
+        <w:rPr>
+          <w:rFonts w:ascii="Courier New" w:eastAsia="Times New Roman" w:hAnsi="Courier New" w:cs="Courier New"/>
+          <w:kern w:val="0"/>
+          <w:sz w:val="20"/>
+          <w:szCs w:val="20"/>
+        </w:rPr>
+        <w:t>.</w:t>
+      </w:r>
+      <w:proofErr w:type="gramStart"/>
+      <w:r>
+        <w:rPr>
+          <w:rFonts w:ascii="Courier New" w:eastAsia="Times New Roman" w:hAnsi="Courier New" w:cs="Courier New"/>
+          <w:kern w:val="0"/>
+          <w:sz w:val="20"/>
+          <w:szCs w:val="20"/>
+        </w:rPr>
+        <w:t>layers.Dense</w:t>
+      </w:r>
+      <w:proofErr w:type="spellEnd"/>
+      <w:proofErr w:type="gramEnd"/>
+      <w:r>
+        <w:rPr>
+          <w:rFonts w:ascii="Courier New" w:eastAsia="Times New Roman" w:hAnsi="Courier New" w:cs="Courier New"/>
+          <w:kern w:val="0"/>
+          <w:sz w:val="20"/>
+          <w:szCs w:val="20"/>
+        </w:rPr>
+        <w:t>(1)</w:t>
+      </w:r>
+      <w:r>
+        <w:rPr>
+          <w:rFonts w:ascii="Courier New" w:eastAsia="Times New Roman" w:hAnsi="Courier New" w:cs="Courier New"/>
+          <w:kern w:val="0"/>
+          <w:sz w:val="20"/>
+          <w:szCs w:val="20"/>
+        </w:rPr>
+        <w:br/>
+        <w:t>])</w:t>
       </w:r>
     </w:p>
     <w:p>
@@ -6848,6 +7195,26 @@
       <w:spacing w:val="5"/>
     </w:rPr>
   </w:style>
+  <w:style w:type="character" w:customStyle="1" w:styleId="m">
+    <w:name w:val="ͼm"/>
+    <w:basedOn w:val="DefaultParagraphFont"/>
+    <w:rsid w:val="0037060A"/>
+  </w:style>
+  <w:style w:type="character" w:customStyle="1" w:styleId="g">
+    <w:name w:val="ͼg"/>
+    <w:basedOn w:val="DefaultParagraphFont"/>
+    <w:rsid w:val="0037060A"/>
+  </w:style>
+  <w:style w:type="character" w:customStyle="1" w:styleId="j">
+    <w:name w:val="ͼj"/>
+    <w:basedOn w:val="DefaultParagraphFont"/>
+    <w:rsid w:val="0037060A"/>
+  </w:style>
+  <w:style w:type="character" w:customStyle="1" w:styleId="k">
+    <w:name w:val="ͼk"/>
+    <w:basedOn w:val="DefaultParagraphFont"/>
+    <w:rsid w:val="0037060A"/>
+  </w:style>
 </w:styles>
 </file>
 

--- a/Embedded_AI/ClassNotes/WorkInstruction_Colab.docx
+++ b/Embedded_AI/ClassNotes/WorkInstruction_Colab.docx
@@ -49,55 +49,31 @@
           <w:sz w:val="36"/>
           <w:szCs w:val="36"/>
         </w:rPr>
-        <w:t xml:space="preserve">Lab 1: Getting Started with Google </w:t>
-      </w:r>
-      <w:proofErr w:type="spellStart"/>
-      <w:r>
+        <w:t>Lab 1: Getting Started with Google Colab for Generative AI (Embedded Systems)</w:t>
+      </w:r>
+    </w:p>
+    <w:p>
+      <w:pPr>
+        <w:spacing w:before="100" w:beforeAutospacing="1" w:after="100" w:afterAutospacing="1" w:line="240" w:lineRule="auto"/>
+        <w:outlineLvl w:val="2"/>
         <w:rPr>
           <w:rFonts w:ascii="Times New Roman" w:eastAsia="Times New Roman" w:hAnsi="Times New Roman" w:cs="Times New Roman"/>
           <w:b/>
           <w:bCs/>
           <w:kern w:val="0"/>
-          <w:sz w:val="36"/>
-          <w:szCs w:val="36"/>
-        </w:rPr>
-        <w:t>Colab</w:t>
-      </w:r>
-      <w:proofErr w:type="spellEnd"/>
+          <w:sz w:val="27"/>
+          <w:szCs w:val="27"/>
+        </w:rPr>
+      </w:pPr>
       <w:r>
         <w:rPr>
           <w:rFonts w:ascii="Times New Roman" w:eastAsia="Times New Roman" w:hAnsi="Times New Roman" w:cs="Times New Roman"/>
           <w:b/>
           <w:bCs/>
           <w:kern w:val="0"/>
-          <w:sz w:val="36"/>
-          <w:szCs w:val="36"/>
-        </w:rPr>
-        <w:t xml:space="preserve"> for Generative AI (Embedded Systems)</w:t>
-      </w:r>
-    </w:p>
-    <w:p>
-      <w:pPr>
-        <w:spacing w:before="100" w:beforeAutospacing="1" w:after="100" w:afterAutospacing="1" w:line="240" w:lineRule="auto"/>
-        <w:outlineLvl w:val="2"/>
-        <w:rPr>
-          <w:rFonts w:ascii="Times New Roman" w:eastAsia="Times New Roman" w:hAnsi="Times New Roman" w:cs="Times New Roman"/>
-          <w:b/>
-          <w:bCs/>
-          <w:kern w:val="0"/>
           <w:sz w:val="27"/>
           <w:szCs w:val="27"/>
         </w:rPr>
-      </w:pPr>
-      <w:r>
-        <w:rPr>
-          <w:rFonts w:ascii="Times New Roman" w:eastAsia="Times New Roman" w:hAnsi="Times New Roman" w:cs="Times New Roman"/>
-          <w:b/>
-          <w:bCs/>
-          <w:kern w:val="0"/>
-          <w:sz w:val="27"/>
-          <w:szCs w:val="27"/>
-        </w:rPr>
         <w:t>Objective</w:t>
       </w:r>
     </w:p>
@@ -118,27 +94,7 @@
           <w:sz w:val="24"/>
           <w:szCs w:val="24"/>
         </w:rPr>
-        <w:t xml:space="preserve">Learn how to use Google </w:t>
-      </w:r>
-      <w:proofErr w:type="spellStart"/>
-      <w:r>
-        <w:rPr>
-          <w:rFonts w:ascii="Times New Roman" w:eastAsia="Times New Roman" w:hAnsi="Times New Roman" w:cs="Times New Roman"/>
-          <w:kern w:val="0"/>
-          <w:sz w:val="24"/>
-          <w:szCs w:val="24"/>
-        </w:rPr>
-        <w:t>Colab</w:t>
-      </w:r>
-      <w:proofErr w:type="spellEnd"/>
-      <w:r>
-        <w:rPr>
-          <w:rFonts w:ascii="Times New Roman" w:eastAsia="Times New Roman" w:hAnsi="Times New Roman" w:cs="Times New Roman"/>
-          <w:kern w:val="0"/>
-          <w:sz w:val="24"/>
-          <w:szCs w:val="24"/>
-        </w:rPr>
-        <w:t xml:space="preserve"> for developing, training, testing, and evaluating simple Machine Learning models before deploying them to embedded systems.</w:t>
+        <w:t>Learn how to use Google Colab for developing, training, testing, and evaluating simple Machine Learning models before deploying them to embedded systems.</w:t>
       </w:r>
     </w:p>
     <w:p>
@@ -348,21 +304,8 @@
           <w:sz w:val="48"/>
           <w:szCs w:val="48"/>
         </w:rPr>
-        <w:t xml:space="preserve">Step 1: Open Google </w:t>
-      </w:r>
-      <w:proofErr w:type="spellStart"/>
-      <w:r>
-        <w:rPr>
-          <w:rFonts w:ascii="Times New Roman" w:eastAsia="Times New Roman" w:hAnsi="Times New Roman" w:cs="Times New Roman"/>
-          <w:b/>
-          <w:bCs/>
-          <w:kern w:val="36"/>
-          <w:sz w:val="48"/>
-          <w:szCs w:val="48"/>
-        </w:rPr>
-        <w:t>Colab</w:t>
-      </w:r>
-      <w:proofErr w:type="spellEnd"/>
+        <w:t>Step 1: Open Google Colab</w:t>
+      </w:r>
     </w:p>
     <w:p>
       <w:pPr>
@@ -778,7 +721,6 @@
         </w:rPr>
         <w:t>print(</w:t>
       </w:r>
-      <w:proofErr w:type="spellStart"/>
       <w:proofErr w:type="gramStart"/>
       <w:r>
         <w:rPr>
@@ -789,7 +731,6 @@
         </w:rPr>
         <w:t>sys.version</w:t>
       </w:r>
-      <w:proofErr w:type="spellEnd"/>
       <w:proofErr w:type="gramEnd"/>
       <w:r>
         <w:rPr>
@@ -961,39 +902,8 @@
           <w:sz w:val="20"/>
           <w:szCs w:val="20"/>
         </w:rPr>
-        <w:t xml:space="preserve">import </w:t>
-      </w:r>
-      <w:proofErr w:type="spellStart"/>
-      <w:r>
-        <w:rPr>
-          <w:rFonts w:ascii="Courier New" w:eastAsia="Times New Roman" w:hAnsi="Courier New" w:cs="Courier New"/>
-          <w:kern w:val="0"/>
-          <w:sz w:val="20"/>
-          <w:szCs w:val="20"/>
-        </w:rPr>
-        <w:t>tensorflow</w:t>
-      </w:r>
-      <w:proofErr w:type="spellEnd"/>
-      <w:r>
-        <w:rPr>
-          <w:rFonts w:ascii="Courier New" w:eastAsia="Times New Roman" w:hAnsi="Courier New" w:cs="Courier New"/>
-          <w:kern w:val="0"/>
-          <w:sz w:val="20"/>
-          <w:szCs w:val="20"/>
-        </w:rPr>
-        <w:t xml:space="preserve"> as </w:t>
-      </w:r>
-      <w:proofErr w:type="spellStart"/>
-      <w:r>
-        <w:rPr>
-          <w:rFonts w:ascii="Courier New" w:eastAsia="Times New Roman" w:hAnsi="Courier New" w:cs="Courier New"/>
-          <w:kern w:val="0"/>
-          <w:sz w:val="20"/>
-          <w:szCs w:val="20"/>
-        </w:rPr>
-        <w:t>tf</w:t>
-      </w:r>
-      <w:proofErr w:type="spellEnd"/>
+        <w:t>import tensorflow as tf</w:t>
+      </w:r>
     </w:p>
     <w:p>
       <w:pPr>
@@ -1061,7 +971,6 @@
         </w:rPr>
         <w:t>print(</w:t>
       </w:r>
-      <w:proofErr w:type="spellStart"/>
       <w:proofErr w:type="gramStart"/>
       <w:r>
         <w:rPr>
@@ -1070,17 +979,7 @@
           <w:sz w:val="20"/>
           <w:szCs w:val="20"/>
         </w:rPr>
-        <w:t>tf</w:t>
-      </w:r>
-      <w:proofErr w:type="spellEnd"/>
-      <w:r>
-        <w:rPr>
-          <w:rFonts w:ascii="Courier New" w:eastAsia="Times New Roman" w:hAnsi="Courier New" w:cs="Courier New"/>
-          <w:kern w:val="0"/>
-          <w:sz w:val="20"/>
-          <w:szCs w:val="20"/>
-        </w:rPr>
-        <w:t>._</w:t>
+        <w:t>tf._</w:t>
       </w:r>
       <w:proofErr w:type="gramEnd"/>
       <w:r>
@@ -1244,27 +1143,7 @@
           <w:sz w:val="20"/>
           <w:szCs w:val="20"/>
         </w:rPr>
-        <w:t xml:space="preserve"> </w:t>
-      </w:r>
-      <w:proofErr w:type="spellStart"/>
-      <w:r>
-        <w:rPr>
-          <w:rFonts w:ascii="Courier New" w:eastAsia="Times New Roman" w:hAnsi="Courier New" w:cs="Courier New"/>
-          <w:kern w:val="0"/>
-          <w:sz w:val="20"/>
-          <w:szCs w:val="20"/>
-        </w:rPr>
-        <w:t>numpy</w:t>
-      </w:r>
-      <w:proofErr w:type="spellEnd"/>
-      <w:r>
-        <w:rPr>
-          <w:rFonts w:ascii="Courier New" w:eastAsia="Times New Roman" w:hAnsi="Courier New" w:cs="Courier New"/>
-          <w:kern w:val="0"/>
-          <w:sz w:val="20"/>
-          <w:szCs w:val="20"/>
-        </w:rPr>
-        <w:t xml:space="preserve"> as np</w:t>
+        <w:t xml:space="preserve"> numpy as np</w:t>
       </w:r>
     </w:p>
     <w:p>
@@ -1333,7 +1212,6 @@
         </w:rPr>
         <w:t>print(</w:t>
       </w:r>
-      <w:proofErr w:type="spellStart"/>
       <w:proofErr w:type="gramStart"/>
       <w:r>
         <w:rPr>
@@ -1352,17 +1230,7 @@
           <w:sz w:val="20"/>
           <w:szCs w:val="20"/>
         </w:rPr>
-        <w:t>_version</w:t>
-      </w:r>
-      <w:proofErr w:type="spellEnd"/>
-      <w:r>
-        <w:rPr>
-          <w:rFonts w:ascii="Courier New" w:eastAsia="Times New Roman" w:hAnsi="Courier New" w:cs="Courier New"/>
-          <w:kern w:val="0"/>
-          <w:sz w:val="20"/>
-          <w:szCs w:val="20"/>
-        </w:rPr>
-        <w:t>__)</w:t>
+        <w:t>_version__)</w:t>
       </w:r>
     </w:p>
     <w:p>
@@ -1449,7 +1317,6 @@
         </w:rPr>
         <w:t xml:space="preserve">import </w:t>
       </w:r>
-      <w:proofErr w:type="spellStart"/>
       <w:proofErr w:type="gramStart"/>
       <w:r>
         <w:rPr>
@@ -1460,7 +1327,6 @@
         </w:rPr>
         <w:t>matplotlib.pyplot</w:t>
       </w:r>
-      <w:proofErr w:type="spellEnd"/>
       <w:proofErr w:type="gramEnd"/>
       <w:r>
         <w:rPr>
@@ -1469,19 +1335,8 @@
           <w:sz w:val="20"/>
           <w:szCs w:val="20"/>
         </w:rPr>
-        <w:t xml:space="preserve"> as </w:t>
-      </w:r>
-      <w:proofErr w:type="spellStart"/>
-      <w:r>
-        <w:rPr>
-          <w:rFonts w:ascii="Courier New" w:eastAsia="Times New Roman" w:hAnsi="Courier New" w:cs="Courier New"/>
-          <w:kern w:val="0"/>
-          <w:sz w:val="20"/>
-          <w:szCs w:val="20"/>
-        </w:rPr>
-        <w:t>plt</w:t>
-      </w:r>
-      <w:proofErr w:type="spellEnd"/>
+        <w:t xml:space="preserve"> as plt</w:t>
+      </w:r>
     </w:p>
     <w:p>
       <w:pPr>
@@ -1655,27 +1510,7 @@
           <w:sz w:val="20"/>
           <w:szCs w:val="20"/>
         </w:rPr>
-        <w:t xml:space="preserve"> </w:t>
-      </w:r>
-      <w:proofErr w:type="spellStart"/>
-      <w:r>
-        <w:rPr>
-          <w:rFonts w:ascii="Courier New" w:eastAsia="Times New Roman" w:hAnsi="Courier New" w:cs="Courier New"/>
-          <w:kern w:val="0"/>
-          <w:sz w:val="20"/>
-          <w:szCs w:val="20"/>
-        </w:rPr>
-        <w:t>numpy</w:t>
-      </w:r>
-      <w:proofErr w:type="spellEnd"/>
-      <w:r>
-        <w:rPr>
-          <w:rFonts w:ascii="Courier New" w:eastAsia="Times New Roman" w:hAnsi="Courier New" w:cs="Courier New"/>
-          <w:kern w:val="0"/>
-          <w:sz w:val="20"/>
-          <w:szCs w:val="20"/>
-        </w:rPr>
-        <w:t xml:space="preserve"> as np</w:t>
+        <w:t xml:space="preserve"> numpy as np</w:t>
       </w:r>
     </w:p>
     <w:p>
@@ -1744,7 +1579,6 @@
         </w:rPr>
         <w:t xml:space="preserve">data = </w:t>
       </w:r>
-      <w:proofErr w:type="spellStart"/>
       <w:proofErr w:type="gramStart"/>
       <w:r>
         <w:rPr>
@@ -1755,7 +1589,6 @@
         </w:rPr>
         <w:t>np.array</w:t>
       </w:r>
-      <w:proofErr w:type="spellEnd"/>
       <w:proofErr w:type="gramEnd"/>
       <w:r>
         <w:rPr>
@@ -1976,7 +1809,6 @@
         </w:rPr>
         <w:t xml:space="preserve">import </w:t>
       </w:r>
-      <w:proofErr w:type="spellStart"/>
       <w:proofErr w:type="gramStart"/>
       <w:r>
         <w:rPr>
@@ -1987,7 +1819,6 @@
         </w:rPr>
         <w:t>matplotlib.pyplot</w:t>
       </w:r>
-      <w:proofErr w:type="spellEnd"/>
       <w:proofErr w:type="gramEnd"/>
       <w:r>
         <w:rPr>
@@ -1996,19 +1827,8 @@
           <w:sz w:val="20"/>
           <w:szCs w:val="20"/>
         </w:rPr>
-        <w:t xml:space="preserve"> as </w:t>
-      </w:r>
-      <w:proofErr w:type="spellStart"/>
-      <w:r>
-        <w:rPr>
-          <w:rFonts w:ascii="Courier New" w:eastAsia="Times New Roman" w:hAnsi="Courier New" w:cs="Courier New"/>
-          <w:kern w:val="0"/>
-          <w:sz w:val="20"/>
-          <w:szCs w:val="20"/>
-        </w:rPr>
-        <w:t>plt</w:t>
-      </w:r>
-      <w:proofErr w:type="spellEnd"/>
+        <w:t xml:space="preserve"> as plt</w:t>
+      </w:r>
     </w:p>
     <w:p>
       <w:pPr>
@@ -2212,7 +2032,6 @@
           <w:szCs w:val="20"/>
         </w:rPr>
       </w:pPr>
-      <w:proofErr w:type="spellStart"/>
       <w:proofErr w:type="gramStart"/>
       <w:r>
         <w:rPr>
@@ -2223,7 +2042,6 @@
         </w:rPr>
         <w:t>plt.plot</w:t>
       </w:r>
-      <w:proofErr w:type="spellEnd"/>
       <w:proofErr w:type="gramEnd"/>
       <w:r>
         <w:rPr>
@@ -2234,7 +2052,6 @@
         </w:rPr>
         <w:t>(</w:t>
       </w:r>
-      <w:proofErr w:type="spellStart"/>
       <w:proofErr w:type="gramStart"/>
       <w:r>
         <w:rPr>
@@ -2245,7 +2062,6 @@
         </w:rPr>
         <w:t>x,y</w:t>
       </w:r>
-      <w:proofErr w:type="spellEnd"/>
       <w:proofErr w:type="gramEnd"/>
       <w:r>
         <w:rPr>
@@ -2285,7 +2101,6 @@
           <w:szCs w:val="20"/>
         </w:rPr>
       </w:pPr>
-      <w:proofErr w:type="spellStart"/>
       <w:proofErr w:type="gramStart"/>
       <w:r>
         <w:rPr>
@@ -2296,7 +2111,6 @@
         </w:rPr>
         <w:t>plt.title</w:t>
       </w:r>
-      <w:proofErr w:type="spellEnd"/>
       <w:proofErr w:type="gramEnd"/>
       <w:r>
         <w:rPr>
@@ -2336,7 +2150,6 @@
           <w:szCs w:val="20"/>
         </w:rPr>
       </w:pPr>
-      <w:proofErr w:type="spellStart"/>
       <w:proofErr w:type="gramStart"/>
       <w:r>
         <w:rPr>
@@ -2347,7 +2160,6 @@
         </w:rPr>
         <w:t>plt.xlabel</w:t>
       </w:r>
-      <w:proofErr w:type="spellEnd"/>
       <w:proofErr w:type="gramEnd"/>
       <w:r>
         <w:rPr>
@@ -2387,7 +2199,6 @@
           <w:szCs w:val="20"/>
         </w:rPr>
       </w:pPr>
-      <w:proofErr w:type="spellStart"/>
       <w:proofErr w:type="gramStart"/>
       <w:r>
         <w:rPr>
@@ -2398,7 +2209,6 @@
         </w:rPr>
         <w:t>plt.ylabel</w:t>
       </w:r>
-      <w:proofErr w:type="spellEnd"/>
       <w:proofErr w:type="gramEnd"/>
       <w:r>
         <w:rPr>
@@ -2438,7 +2248,6 @@
           <w:szCs w:val="20"/>
         </w:rPr>
       </w:pPr>
-      <w:proofErr w:type="spellStart"/>
       <w:proofErr w:type="gramStart"/>
       <w:r>
         <w:rPr>
@@ -2449,7 +2258,6 @@
         </w:rPr>
         <w:t>plt.grid</w:t>
       </w:r>
-      <w:proofErr w:type="spellEnd"/>
       <w:proofErr w:type="gramEnd"/>
       <w:r>
         <w:rPr>
@@ -2489,7 +2297,6 @@
           <w:szCs w:val="20"/>
         </w:rPr>
       </w:pPr>
-      <w:proofErr w:type="spellStart"/>
       <w:proofErr w:type="gramStart"/>
       <w:r>
         <w:rPr>
@@ -2500,7 +2307,6 @@
         </w:rPr>
         <w:t>plt.show</w:t>
       </w:r>
-      <w:proofErr w:type="spellEnd"/>
       <w:proofErr w:type="gramEnd"/>
       <w:r>
         <w:rPr>
@@ -2614,39 +2420,8 @@
           <w:sz w:val="20"/>
           <w:szCs w:val="20"/>
         </w:rPr>
-        <w:t xml:space="preserve">import </w:t>
-      </w:r>
-      <w:proofErr w:type="spellStart"/>
-      <w:r>
-        <w:rPr>
-          <w:rFonts w:ascii="Courier New" w:eastAsia="Times New Roman" w:hAnsi="Courier New" w:cs="Courier New"/>
-          <w:kern w:val="0"/>
-          <w:sz w:val="20"/>
-          <w:szCs w:val="20"/>
-        </w:rPr>
-        <w:t>tensorflow</w:t>
-      </w:r>
-      <w:proofErr w:type="spellEnd"/>
-      <w:r>
-        <w:rPr>
-          <w:rFonts w:ascii="Courier New" w:eastAsia="Times New Roman" w:hAnsi="Courier New" w:cs="Courier New"/>
-          <w:kern w:val="0"/>
-          <w:sz w:val="20"/>
-          <w:szCs w:val="20"/>
-        </w:rPr>
-        <w:t xml:space="preserve"> as </w:t>
-      </w:r>
-      <w:proofErr w:type="spellStart"/>
-      <w:r>
-        <w:rPr>
-          <w:rFonts w:ascii="Courier New" w:eastAsia="Times New Roman" w:hAnsi="Courier New" w:cs="Courier New"/>
-          <w:kern w:val="0"/>
-          <w:sz w:val="20"/>
-          <w:szCs w:val="20"/>
-        </w:rPr>
-        <w:t>tf</w:t>
-      </w:r>
-      <w:proofErr w:type="spellEnd"/>
+        <w:t>import tensorflow as tf</w:t>
+      </w:r>
     </w:p>
     <w:p>
       <w:pPr>
@@ -2714,7 +2489,6 @@
         </w:rPr>
         <w:t>model=</w:t>
       </w:r>
-      <w:proofErr w:type="spellStart"/>
       <w:proofErr w:type="gramStart"/>
       <w:r>
         <w:rPr>
@@ -2743,9 +2517,87 @@
           <w:sz w:val="20"/>
           <w:szCs w:val="20"/>
         </w:rPr>
-        <w:t>Sequential</w:t>
-      </w:r>
-      <w:proofErr w:type="spellEnd"/>
+        <w:t>Sequential(</w:t>
+      </w:r>
+      <w:proofErr w:type="gramEnd"/>
+      <w:r>
+        <w:rPr>
+          <w:rFonts w:ascii="Courier New" w:eastAsia="Times New Roman" w:hAnsi="Courier New" w:cs="Courier New"/>
+          <w:kern w:val="0"/>
+          <w:sz w:val="20"/>
+          <w:szCs w:val="20"/>
+        </w:rPr>
+        <w:t>[</w:t>
+      </w:r>
+    </w:p>
+    <w:p>
+      <w:pPr>
+        <w:tabs>
+          <w:tab w:val="left" w:pos="916"/>
+          <w:tab w:val="left" w:pos="1832"/>
+          <w:tab w:val="left" w:pos="2748"/>
+          <w:tab w:val="left" w:pos="3664"/>
+          <w:tab w:val="left" w:pos="4580"/>
+          <w:tab w:val="left" w:pos="5496"/>
+          <w:tab w:val="left" w:pos="6412"/>
+          <w:tab w:val="left" w:pos="7328"/>
+          <w:tab w:val="left" w:pos="8244"/>
+          <w:tab w:val="left" w:pos="9160"/>
+          <w:tab w:val="left" w:pos="10076"/>
+          <w:tab w:val="left" w:pos="10992"/>
+          <w:tab w:val="left" w:pos="11908"/>
+          <w:tab w:val="left" w:pos="12824"/>
+          <w:tab w:val="left" w:pos="13740"/>
+          <w:tab w:val="left" w:pos="14656"/>
+        </w:tabs>
+        <w:spacing w:after="0" w:line="240" w:lineRule="auto"/>
+        <w:rPr>
+          <w:rFonts w:ascii="Courier New" w:eastAsia="Times New Roman" w:hAnsi="Courier New" w:cs="Courier New"/>
+          <w:kern w:val="0"/>
+          <w:sz w:val="20"/>
+          <w:szCs w:val="20"/>
+        </w:rPr>
+      </w:pPr>
+      <w:r>
+        <w:rPr>
+          <w:rFonts w:ascii="Courier New" w:eastAsia="Times New Roman" w:hAnsi="Courier New" w:cs="Courier New"/>
+          <w:kern w:val="0"/>
+          <w:sz w:val="20"/>
+          <w:szCs w:val="20"/>
+        </w:rPr>
+        <w:t xml:space="preserve">    </w:t>
+      </w:r>
+      <w:proofErr w:type="gramStart"/>
+      <w:r>
+        <w:rPr>
+          <w:rFonts w:ascii="Courier New" w:eastAsia="Times New Roman" w:hAnsi="Courier New" w:cs="Courier New"/>
+          <w:kern w:val="0"/>
+          <w:sz w:val="20"/>
+          <w:szCs w:val="20"/>
+        </w:rPr>
+        <w:t>tf.keras</w:t>
+      </w:r>
+      <w:proofErr w:type="gramEnd"/>
+      <w:r>
+        <w:rPr>
+          <w:rFonts w:ascii="Courier New" w:eastAsia="Times New Roman" w:hAnsi="Courier New" w:cs="Courier New"/>
+          <w:kern w:val="0"/>
+          <w:sz w:val="20"/>
+          <w:szCs w:val="20"/>
+        </w:rPr>
+        <w:t>.</w:t>
+      </w:r>
+      <w:proofErr w:type="gramStart"/>
+      <w:r>
+        <w:rPr>
+          <w:rFonts w:ascii="Courier New" w:eastAsia="Times New Roman" w:hAnsi="Courier New" w:cs="Courier New"/>
+          <w:kern w:val="0"/>
+          <w:sz w:val="20"/>
+          <w:szCs w:val="20"/>
+        </w:rPr>
+        <w:t>layers.Dense</w:t>
+      </w:r>
+      <w:proofErr w:type="gramEnd"/>
       <w:r>
         <w:rPr>
           <w:rFonts w:ascii="Courier New" w:eastAsia="Times New Roman" w:hAnsi="Courier New" w:cs="Courier New"/>
@@ -2755,6 +2607,16 @@
         </w:rPr>
         <w:t>(</w:t>
       </w:r>
+      <w:proofErr w:type="gramStart"/>
+      <w:r>
+        <w:rPr>
+          <w:rFonts w:ascii="Courier New" w:eastAsia="Times New Roman" w:hAnsi="Courier New" w:cs="Courier New"/>
+          <w:kern w:val="0"/>
+          <w:sz w:val="20"/>
+          <w:szCs w:val="20"/>
+        </w:rPr>
+        <w:t>8,activation</w:t>
+      </w:r>
       <w:proofErr w:type="gramEnd"/>
       <w:r>
         <w:rPr>
@@ -2763,47 +2625,8 @@
           <w:sz w:val="20"/>
           <w:szCs w:val="20"/>
         </w:rPr>
-        <w:t>[</w:t>
-      </w:r>
-    </w:p>
-    <w:p>
-      <w:pPr>
-        <w:tabs>
-          <w:tab w:val="left" w:pos="916"/>
-          <w:tab w:val="left" w:pos="1832"/>
-          <w:tab w:val="left" w:pos="2748"/>
-          <w:tab w:val="left" w:pos="3664"/>
-          <w:tab w:val="left" w:pos="4580"/>
-          <w:tab w:val="left" w:pos="5496"/>
-          <w:tab w:val="left" w:pos="6412"/>
-          <w:tab w:val="left" w:pos="7328"/>
-          <w:tab w:val="left" w:pos="8244"/>
-          <w:tab w:val="left" w:pos="9160"/>
-          <w:tab w:val="left" w:pos="10076"/>
-          <w:tab w:val="left" w:pos="10992"/>
-          <w:tab w:val="left" w:pos="11908"/>
-          <w:tab w:val="left" w:pos="12824"/>
-          <w:tab w:val="left" w:pos="13740"/>
-          <w:tab w:val="left" w:pos="14656"/>
-        </w:tabs>
-        <w:spacing w:after="0" w:line="240" w:lineRule="auto"/>
-        <w:rPr>
-          <w:rFonts w:ascii="Courier New" w:eastAsia="Times New Roman" w:hAnsi="Courier New" w:cs="Courier New"/>
-          <w:kern w:val="0"/>
-          <w:sz w:val="20"/>
-          <w:szCs w:val="20"/>
-        </w:rPr>
-      </w:pPr>
-      <w:r>
-        <w:rPr>
-          <w:rFonts w:ascii="Courier New" w:eastAsia="Times New Roman" w:hAnsi="Courier New" w:cs="Courier New"/>
-          <w:kern w:val="0"/>
-          <w:sz w:val="20"/>
-          <w:szCs w:val="20"/>
-        </w:rPr>
-        <w:t xml:space="preserve">    </w:t>
-      </w:r>
-      <w:proofErr w:type="spellStart"/>
+        <w:t>='relu</w:t>
+      </w:r>
       <w:proofErr w:type="gramStart"/>
       <w:r>
         <w:rPr>
@@ -2812,7 +2635,7 @@
           <w:sz w:val="20"/>
           <w:szCs w:val="20"/>
         </w:rPr>
-        <w:t>tf.keras</w:t>
+        <w:t>',input</w:t>
       </w:r>
       <w:proofErr w:type="gramEnd"/>
       <w:r>
@@ -2822,91 +2645,8 @@
           <w:sz w:val="20"/>
           <w:szCs w:val="20"/>
         </w:rPr>
-        <w:t>.</w:t>
-      </w:r>
-      <w:proofErr w:type="gramStart"/>
-      <w:r>
-        <w:rPr>
-          <w:rFonts w:ascii="Courier New" w:eastAsia="Times New Roman" w:hAnsi="Courier New" w:cs="Courier New"/>
-          <w:kern w:val="0"/>
-          <w:sz w:val="20"/>
-          <w:szCs w:val="20"/>
-        </w:rPr>
-        <w:t>layers.Dense</w:t>
-      </w:r>
-      <w:proofErr w:type="spellEnd"/>
-      <w:proofErr w:type="gramEnd"/>
-      <w:r>
-        <w:rPr>
-          <w:rFonts w:ascii="Courier New" w:eastAsia="Times New Roman" w:hAnsi="Courier New" w:cs="Courier New"/>
-          <w:kern w:val="0"/>
-          <w:sz w:val="20"/>
-          <w:szCs w:val="20"/>
-        </w:rPr>
-        <w:t>(</w:t>
-      </w:r>
-      <w:proofErr w:type="gramStart"/>
-      <w:r>
-        <w:rPr>
-          <w:rFonts w:ascii="Courier New" w:eastAsia="Times New Roman" w:hAnsi="Courier New" w:cs="Courier New"/>
-          <w:kern w:val="0"/>
-          <w:sz w:val="20"/>
-          <w:szCs w:val="20"/>
-        </w:rPr>
-        <w:t>8,activation</w:t>
-      </w:r>
-      <w:proofErr w:type="gramEnd"/>
-      <w:r>
-        <w:rPr>
-          <w:rFonts w:ascii="Courier New" w:eastAsia="Times New Roman" w:hAnsi="Courier New" w:cs="Courier New"/>
-          <w:kern w:val="0"/>
-          <w:sz w:val="20"/>
-          <w:szCs w:val="20"/>
-        </w:rPr>
-        <w:t>='</w:t>
-      </w:r>
-      <w:proofErr w:type="spellStart"/>
-      <w:r>
-        <w:rPr>
-          <w:rFonts w:ascii="Courier New" w:eastAsia="Times New Roman" w:hAnsi="Courier New" w:cs="Courier New"/>
-          <w:kern w:val="0"/>
-          <w:sz w:val="20"/>
-          <w:szCs w:val="20"/>
-        </w:rPr>
-        <w:t>relu</w:t>
-      </w:r>
-      <w:proofErr w:type="spellEnd"/>
-      <w:proofErr w:type="gramStart"/>
-      <w:r>
-        <w:rPr>
-          <w:rFonts w:ascii="Courier New" w:eastAsia="Times New Roman" w:hAnsi="Courier New" w:cs="Courier New"/>
-          <w:kern w:val="0"/>
-          <w:sz w:val="20"/>
-          <w:szCs w:val="20"/>
-        </w:rPr>
-        <w:t>',</w:t>
-      </w:r>
-      <w:proofErr w:type="spellStart"/>
-      <w:r>
-        <w:rPr>
-          <w:rFonts w:ascii="Courier New" w:eastAsia="Times New Roman" w:hAnsi="Courier New" w:cs="Courier New"/>
-          <w:kern w:val="0"/>
-          <w:sz w:val="20"/>
-          <w:szCs w:val="20"/>
-        </w:rPr>
-        <w:t>input</w:t>
-      </w:r>
-      <w:proofErr w:type="gramEnd"/>
-      <w:r>
-        <w:rPr>
-          <w:rFonts w:ascii="Courier New" w:eastAsia="Times New Roman" w:hAnsi="Courier New" w:cs="Courier New"/>
-          <w:kern w:val="0"/>
-          <w:sz w:val="20"/>
-          <w:szCs w:val="20"/>
-        </w:rPr>
         <w:t>_shape</w:t>
       </w:r>
-      <w:proofErr w:type="spellEnd"/>
       <w:proofErr w:type="gramStart"/>
       <w:r>
         <w:rPr>
@@ -2966,7 +2706,6 @@
         <w:lastRenderedPageBreak/>
         <w:t xml:space="preserve">    </w:t>
       </w:r>
-      <w:proofErr w:type="spellStart"/>
       <w:proofErr w:type="gramStart"/>
       <w:r>
         <w:rPr>
@@ -2997,7 +2736,6 @@
         </w:rPr>
         <w:t>layers.Dense</w:t>
       </w:r>
-      <w:proofErr w:type="spellEnd"/>
       <w:proofErr w:type="gramEnd"/>
       <w:r>
         <w:rPr>
@@ -3104,7 +2842,6 @@
           <w:szCs w:val="20"/>
         </w:rPr>
       </w:pPr>
-      <w:proofErr w:type="spellStart"/>
       <w:proofErr w:type="gramStart"/>
       <w:r>
         <w:rPr>
@@ -3115,7 +2852,6 @@
         </w:rPr>
         <w:t>model.summary</w:t>
       </w:r>
-      <w:proofErr w:type="spellEnd"/>
       <w:proofErr w:type="gramEnd"/>
       <w:r>
         <w:rPr>
@@ -3308,114 +3044,74 @@
           <w:sz w:val="20"/>
           <w:szCs w:val="20"/>
         </w:rPr>
-        <w:t xml:space="preserve"> </w:t>
-      </w:r>
-      <w:proofErr w:type="spellStart"/>
-      <w:r>
-        <w:rPr>
-          <w:rFonts w:ascii="Courier New" w:eastAsia="Times New Roman" w:hAnsi="Courier New" w:cs="Courier New"/>
-          <w:kern w:val="0"/>
-          <w:sz w:val="20"/>
-          <w:szCs w:val="20"/>
-        </w:rPr>
-        <w:t>numpy</w:t>
-      </w:r>
-      <w:proofErr w:type="spellEnd"/>
-      <w:r>
-        <w:rPr>
-          <w:rFonts w:ascii="Courier New" w:eastAsia="Times New Roman" w:hAnsi="Courier New" w:cs="Courier New"/>
-          <w:kern w:val="0"/>
-          <w:sz w:val="20"/>
-          <w:szCs w:val="20"/>
-        </w:rPr>
-        <w:t xml:space="preserve"> as np</w:t>
-      </w:r>
-    </w:p>
-    <w:p>
-      <w:pPr>
-        <w:tabs>
-          <w:tab w:val="left" w:pos="916"/>
-          <w:tab w:val="left" w:pos="1832"/>
-          <w:tab w:val="left" w:pos="2748"/>
-          <w:tab w:val="left" w:pos="3664"/>
-          <w:tab w:val="left" w:pos="4580"/>
-          <w:tab w:val="left" w:pos="5496"/>
-          <w:tab w:val="left" w:pos="6412"/>
-          <w:tab w:val="left" w:pos="7328"/>
-          <w:tab w:val="left" w:pos="8244"/>
-          <w:tab w:val="left" w:pos="9160"/>
-          <w:tab w:val="left" w:pos="10076"/>
-          <w:tab w:val="left" w:pos="10992"/>
-          <w:tab w:val="left" w:pos="11908"/>
-          <w:tab w:val="left" w:pos="12824"/>
-          <w:tab w:val="left" w:pos="13740"/>
-          <w:tab w:val="left" w:pos="14656"/>
-        </w:tabs>
-        <w:spacing w:after="0" w:line="240" w:lineRule="auto"/>
-        <w:rPr>
-          <w:rFonts w:ascii="Courier New" w:eastAsia="Times New Roman" w:hAnsi="Courier New" w:cs="Courier New"/>
-          <w:kern w:val="0"/>
-          <w:sz w:val="20"/>
-          <w:szCs w:val="20"/>
-        </w:rPr>
-      </w:pPr>
-    </w:p>
-    <w:p>
-      <w:pPr>
-        <w:tabs>
-          <w:tab w:val="left" w:pos="916"/>
-          <w:tab w:val="left" w:pos="1832"/>
-          <w:tab w:val="left" w:pos="2748"/>
-          <w:tab w:val="left" w:pos="3664"/>
-          <w:tab w:val="left" w:pos="4580"/>
-          <w:tab w:val="left" w:pos="5496"/>
-          <w:tab w:val="left" w:pos="6412"/>
-          <w:tab w:val="left" w:pos="7328"/>
-          <w:tab w:val="left" w:pos="8244"/>
-          <w:tab w:val="left" w:pos="9160"/>
-          <w:tab w:val="left" w:pos="10076"/>
-          <w:tab w:val="left" w:pos="10992"/>
-          <w:tab w:val="left" w:pos="11908"/>
-          <w:tab w:val="left" w:pos="12824"/>
-          <w:tab w:val="left" w:pos="13740"/>
-          <w:tab w:val="left" w:pos="14656"/>
-        </w:tabs>
-        <w:spacing w:after="0" w:line="240" w:lineRule="auto"/>
-        <w:rPr>
-          <w:rFonts w:ascii="Courier New" w:eastAsia="Times New Roman" w:hAnsi="Courier New" w:cs="Courier New"/>
-          <w:kern w:val="0"/>
-          <w:sz w:val="20"/>
-          <w:szCs w:val="20"/>
-        </w:rPr>
-      </w:pPr>
-      <w:r>
-        <w:rPr>
-          <w:rFonts w:ascii="Courier New" w:eastAsia="Times New Roman" w:hAnsi="Courier New" w:cs="Courier New"/>
-          <w:kern w:val="0"/>
-          <w:sz w:val="20"/>
-          <w:szCs w:val="20"/>
-        </w:rPr>
-        <w:t>X=</w:t>
-      </w:r>
-      <w:proofErr w:type="spellStart"/>
-      <w:r>
-        <w:rPr>
-          <w:rFonts w:ascii="Courier New" w:eastAsia="Times New Roman" w:hAnsi="Courier New" w:cs="Courier New"/>
-          <w:kern w:val="0"/>
-          <w:sz w:val="20"/>
-          <w:szCs w:val="20"/>
-        </w:rPr>
-        <w:t>np.array</w:t>
-      </w:r>
-      <w:proofErr w:type="spellEnd"/>
-      <w:r>
-        <w:rPr>
-          <w:rFonts w:ascii="Courier New" w:eastAsia="Times New Roman" w:hAnsi="Courier New" w:cs="Courier New"/>
-          <w:kern w:val="0"/>
-          <w:sz w:val="20"/>
-          <w:szCs w:val="20"/>
-        </w:rPr>
-        <w:t>([0,1,2,3,4,5</w:t>
+        <w:t xml:space="preserve"> numpy as np</w:t>
+      </w:r>
+    </w:p>
+    <w:p>
+      <w:pPr>
+        <w:tabs>
+          <w:tab w:val="left" w:pos="916"/>
+          <w:tab w:val="left" w:pos="1832"/>
+          <w:tab w:val="left" w:pos="2748"/>
+          <w:tab w:val="left" w:pos="3664"/>
+          <w:tab w:val="left" w:pos="4580"/>
+          <w:tab w:val="left" w:pos="5496"/>
+          <w:tab w:val="left" w:pos="6412"/>
+          <w:tab w:val="left" w:pos="7328"/>
+          <w:tab w:val="left" w:pos="8244"/>
+          <w:tab w:val="left" w:pos="9160"/>
+          <w:tab w:val="left" w:pos="10076"/>
+          <w:tab w:val="left" w:pos="10992"/>
+          <w:tab w:val="left" w:pos="11908"/>
+          <w:tab w:val="left" w:pos="12824"/>
+          <w:tab w:val="left" w:pos="13740"/>
+          <w:tab w:val="left" w:pos="14656"/>
+        </w:tabs>
+        <w:spacing w:after="0" w:line="240" w:lineRule="auto"/>
+        <w:rPr>
+          <w:rFonts w:ascii="Courier New" w:eastAsia="Times New Roman" w:hAnsi="Courier New" w:cs="Courier New"/>
+          <w:kern w:val="0"/>
+          <w:sz w:val="20"/>
+          <w:szCs w:val="20"/>
+        </w:rPr>
+      </w:pPr>
+    </w:p>
+    <w:p>
+      <w:pPr>
+        <w:tabs>
+          <w:tab w:val="left" w:pos="916"/>
+          <w:tab w:val="left" w:pos="1832"/>
+          <w:tab w:val="left" w:pos="2748"/>
+          <w:tab w:val="left" w:pos="3664"/>
+          <w:tab w:val="left" w:pos="4580"/>
+          <w:tab w:val="left" w:pos="5496"/>
+          <w:tab w:val="left" w:pos="6412"/>
+          <w:tab w:val="left" w:pos="7328"/>
+          <w:tab w:val="left" w:pos="8244"/>
+          <w:tab w:val="left" w:pos="9160"/>
+          <w:tab w:val="left" w:pos="10076"/>
+          <w:tab w:val="left" w:pos="10992"/>
+          <w:tab w:val="left" w:pos="11908"/>
+          <w:tab w:val="left" w:pos="12824"/>
+          <w:tab w:val="left" w:pos="13740"/>
+          <w:tab w:val="left" w:pos="14656"/>
+        </w:tabs>
+        <w:spacing w:after="0" w:line="240" w:lineRule="auto"/>
+        <w:rPr>
+          <w:rFonts w:ascii="Courier New" w:eastAsia="Times New Roman" w:hAnsi="Courier New" w:cs="Courier New"/>
+          <w:kern w:val="0"/>
+          <w:sz w:val="20"/>
+          <w:szCs w:val="20"/>
+        </w:rPr>
+      </w:pPr>
+      <w:r>
+        <w:rPr>
+          <w:rFonts w:ascii="Courier New" w:eastAsia="Times New Roman" w:hAnsi="Courier New" w:cs="Courier New"/>
+          <w:kern w:val="0"/>
+          <w:sz w:val="20"/>
+          <w:szCs w:val="20"/>
+        </w:rPr>
+        <w:t>X=np.array([0,1,2,3,4,5</w:t>
       </w:r>
       <w:proofErr w:type="gramStart"/>
       <w:r>
@@ -3425,19 +3121,8 @@
           <w:sz w:val="20"/>
           <w:szCs w:val="20"/>
         </w:rPr>
-        <w:t>],</w:t>
-      </w:r>
-      <w:proofErr w:type="spellStart"/>
-      <w:r>
-        <w:rPr>
-          <w:rFonts w:ascii="Courier New" w:eastAsia="Times New Roman" w:hAnsi="Courier New" w:cs="Courier New"/>
-          <w:kern w:val="0"/>
-          <w:sz w:val="20"/>
-          <w:szCs w:val="20"/>
-        </w:rPr>
-        <w:t>dtype</w:t>
-      </w:r>
-      <w:proofErr w:type="spellEnd"/>
+        <w:t>],dtype</w:t>
+      </w:r>
       <w:proofErr w:type="gramEnd"/>
       <w:r>
         <w:rPr>
@@ -3484,27 +3169,7 @@
           <w:sz w:val="20"/>
           <w:szCs w:val="20"/>
         </w:rPr>
-        <w:t>Y=</w:t>
-      </w:r>
-      <w:proofErr w:type="spellStart"/>
-      <w:r>
-        <w:rPr>
-          <w:rFonts w:ascii="Courier New" w:eastAsia="Times New Roman" w:hAnsi="Courier New" w:cs="Courier New"/>
-          <w:kern w:val="0"/>
-          <w:sz w:val="20"/>
-          <w:szCs w:val="20"/>
-        </w:rPr>
-        <w:t>np.array</w:t>
-      </w:r>
-      <w:proofErr w:type="spellEnd"/>
-      <w:r>
-        <w:rPr>
-          <w:rFonts w:ascii="Courier New" w:eastAsia="Times New Roman" w:hAnsi="Courier New" w:cs="Courier New"/>
-          <w:kern w:val="0"/>
-          <w:sz w:val="20"/>
-          <w:szCs w:val="20"/>
-        </w:rPr>
-        <w:t>([0,2,4,6,8,10</w:t>
+        <w:t>Y=np.array([0,2,4,6,8,10</w:t>
       </w:r>
       <w:proofErr w:type="gramStart"/>
       <w:r>
@@ -3514,19 +3179,8 @@
           <w:sz w:val="20"/>
           <w:szCs w:val="20"/>
         </w:rPr>
-        <w:t>],</w:t>
-      </w:r>
-      <w:proofErr w:type="spellStart"/>
-      <w:r>
-        <w:rPr>
-          <w:rFonts w:ascii="Courier New" w:eastAsia="Times New Roman" w:hAnsi="Courier New" w:cs="Courier New"/>
-          <w:kern w:val="0"/>
-          <w:sz w:val="20"/>
-          <w:szCs w:val="20"/>
-        </w:rPr>
-        <w:t>dtype</w:t>
-      </w:r>
-      <w:proofErr w:type="spellEnd"/>
+        <w:t>],dtype</w:t>
+      </w:r>
       <w:proofErr w:type="gramEnd"/>
       <w:r>
         <w:rPr>
@@ -3586,7 +3240,6 @@
           <w:szCs w:val="20"/>
         </w:rPr>
       </w:pPr>
-      <w:proofErr w:type="spellStart"/>
       <w:proofErr w:type="gramStart"/>
       <w:r>
         <w:rPr>
@@ -3597,7 +3250,6 @@
         </w:rPr>
         <w:t>model.compile</w:t>
       </w:r>
-      <w:proofErr w:type="spellEnd"/>
       <w:proofErr w:type="gramEnd"/>
       <w:r>
         <w:rPr>
@@ -3644,85 +3296,45 @@
           <w:sz w:val="20"/>
           <w:szCs w:val="20"/>
         </w:rPr>
-        <w:t xml:space="preserve">    optimizer='</w:t>
-      </w:r>
-      <w:proofErr w:type="spellStart"/>
-      <w:r>
-        <w:rPr>
-          <w:rFonts w:ascii="Courier New" w:eastAsia="Times New Roman" w:hAnsi="Courier New" w:cs="Courier New"/>
-          <w:kern w:val="0"/>
-          <w:sz w:val="20"/>
-          <w:szCs w:val="20"/>
-        </w:rPr>
-        <w:t>adam</w:t>
-      </w:r>
-      <w:proofErr w:type="spellEnd"/>
-      <w:r>
-        <w:rPr>
-          <w:rFonts w:ascii="Courier New" w:eastAsia="Times New Roman" w:hAnsi="Courier New" w:cs="Courier New"/>
-          <w:kern w:val="0"/>
-          <w:sz w:val="20"/>
-          <w:szCs w:val="20"/>
-        </w:rPr>
-        <w:t>',</w:t>
-      </w:r>
-    </w:p>
-    <w:p>
-      <w:pPr>
-        <w:tabs>
-          <w:tab w:val="left" w:pos="916"/>
-          <w:tab w:val="left" w:pos="1832"/>
-          <w:tab w:val="left" w:pos="2748"/>
-          <w:tab w:val="left" w:pos="3664"/>
-          <w:tab w:val="left" w:pos="4580"/>
-          <w:tab w:val="left" w:pos="5496"/>
-          <w:tab w:val="left" w:pos="6412"/>
-          <w:tab w:val="left" w:pos="7328"/>
-          <w:tab w:val="left" w:pos="8244"/>
-          <w:tab w:val="left" w:pos="9160"/>
-          <w:tab w:val="left" w:pos="10076"/>
-          <w:tab w:val="left" w:pos="10992"/>
-          <w:tab w:val="left" w:pos="11908"/>
-          <w:tab w:val="left" w:pos="12824"/>
-          <w:tab w:val="left" w:pos="13740"/>
-          <w:tab w:val="left" w:pos="14656"/>
-        </w:tabs>
-        <w:spacing w:after="0" w:line="240" w:lineRule="auto"/>
-        <w:rPr>
-          <w:rFonts w:ascii="Courier New" w:eastAsia="Times New Roman" w:hAnsi="Courier New" w:cs="Courier New"/>
-          <w:kern w:val="0"/>
-          <w:sz w:val="20"/>
-          <w:szCs w:val="20"/>
-        </w:rPr>
-      </w:pPr>
-      <w:r>
-        <w:rPr>
-          <w:rFonts w:ascii="Courier New" w:eastAsia="Times New Roman" w:hAnsi="Courier New" w:cs="Courier New"/>
-          <w:kern w:val="0"/>
-          <w:sz w:val="20"/>
-          <w:szCs w:val="20"/>
-        </w:rPr>
-        <w:t xml:space="preserve">    loss='</w:t>
-      </w:r>
-      <w:proofErr w:type="spellStart"/>
-      <w:r>
-        <w:rPr>
-          <w:rFonts w:ascii="Courier New" w:eastAsia="Times New Roman" w:hAnsi="Courier New" w:cs="Courier New"/>
-          <w:kern w:val="0"/>
-          <w:sz w:val="20"/>
-          <w:szCs w:val="20"/>
-        </w:rPr>
-        <w:t>mse</w:t>
-      </w:r>
-      <w:proofErr w:type="spellEnd"/>
-      <w:r>
-        <w:rPr>
-          <w:rFonts w:ascii="Courier New" w:eastAsia="Times New Roman" w:hAnsi="Courier New" w:cs="Courier New"/>
-          <w:kern w:val="0"/>
-          <w:sz w:val="20"/>
-          <w:szCs w:val="20"/>
-        </w:rPr>
-        <w:t>'</w:t>
+        <w:t xml:space="preserve">    optimizer='adam',</w:t>
+      </w:r>
+    </w:p>
+    <w:p>
+      <w:pPr>
+        <w:tabs>
+          <w:tab w:val="left" w:pos="916"/>
+          <w:tab w:val="left" w:pos="1832"/>
+          <w:tab w:val="left" w:pos="2748"/>
+          <w:tab w:val="left" w:pos="3664"/>
+          <w:tab w:val="left" w:pos="4580"/>
+          <w:tab w:val="left" w:pos="5496"/>
+          <w:tab w:val="left" w:pos="6412"/>
+          <w:tab w:val="left" w:pos="7328"/>
+          <w:tab w:val="left" w:pos="8244"/>
+          <w:tab w:val="left" w:pos="9160"/>
+          <w:tab w:val="left" w:pos="10076"/>
+          <w:tab w:val="left" w:pos="10992"/>
+          <w:tab w:val="left" w:pos="11908"/>
+          <w:tab w:val="left" w:pos="12824"/>
+          <w:tab w:val="left" w:pos="13740"/>
+          <w:tab w:val="left" w:pos="14656"/>
+        </w:tabs>
+        <w:spacing w:after="0" w:line="240" w:lineRule="auto"/>
+        <w:rPr>
+          <w:rFonts w:ascii="Courier New" w:eastAsia="Times New Roman" w:hAnsi="Courier New" w:cs="Courier New"/>
+          <w:kern w:val="0"/>
+          <w:sz w:val="20"/>
+          <w:szCs w:val="20"/>
+        </w:rPr>
+      </w:pPr>
+      <w:r>
+        <w:rPr>
+          <w:rFonts w:ascii="Courier New" w:eastAsia="Times New Roman" w:hAnsi="Courier New" w:cs="Courier New"/>
+          <w:kern w:val="0"/>
+          <w:sz w:val="20"/>
+          <w:szCs w:val="20"/>
+        </w:rPr>
+        <w:t xml:space="preserve">    loss='mse'</w:t>
       </w:r>
     </w:p>
     <w:p>
@@ -3811,27 +3423,15 @@
           <w:szCs w:val="20"/>
         </w:rPr>
       </w:pPr>
-      <w:proofErr w:type="spellStart"/>
-      <w:r>
-        <w:rPr>
-          <w:rFonts w:ascii="Courier New" w:eastAsia="Times New Roman" w:hAnsi="Courier New" w:cs="Courier New"/>
-          <w:kern w:val="0"/>
-          <w:sz w:val="20"/>
-          <w:szCs w:val="20"/>
-        </w:rPr>
-        <w:t>model.fit</w:t>
-      </w:r>
-      <w:proofErr w:type="spellEnd"/>
-      <w:r>
-        <w:rPr>
-          <w:rFonts w:ascii="Courier New" w:eastAsia="Times New Roman" w:hAnsi="Courier New" w:cs="Courier New"/>
-          <w:kern w:val="0"/>
-          <w:sz w:val="20"/>
-          <w:szCs w:val="20"/>
-        </w:rPr>
-        <w:t>(</w:t>
-      </w:r>
-      <w:proofErr w:type="spellStart"/>
+      <w:r>
+        <w:rPr>
+          <w:rFonts w:ascii="Courier New" w:eastAsia="Times New Roman" w:hAnsi="Courier New" w:cs="Courier New"/>
+          <w:kern w:val="0"/>
+          <w:sz w:val="20"/>
+          <w:szCs w:val="20"/>
+        </w:rPr>
+        <w:t>model.fit(</w:t>
+      </w:r>
       <w:proofErr w:type="gramStart"/>
       <w:r>
         <w:rPr>
@@ -3850,17 +3450,7 @@
           <w:sz w:val="20"/>
           <w:szCs w:val="20"/>
         </w:rPr>
-        <w:t>,epochs</w:t>
-      </w:r>
-      <w:proofErr w:type="spellEnd"/>
-      <w:r>
-        <w:rPr>
-          <w:rFonts w:ascii="Courier New" w:eastAsia="Times New Roman" w:hAnsi="Courier New" w:cs="Courier New"/>
-          <w:kern w:val="0"/>
-          <w:sz w:val="20"/>
-          <w:szCs w:val="20"/>
-        </w:rPr>
-        <w:t>=100)</w:t>
+        <w:t>,epochs=100)</w:t>
       </w:r>
     </w:p>
     <w:p>
@@ -3947,7 +3537,6 @@
         </w:rPr>
         <w:t>print(</w:t>
       </w:r>
-      <w:proofErr w:type="spellStart"/>
       <w:proofErr w:type="gramStart"/>
       <w:r>
         <w:rPr>
@@ -3958,7 +3547,6 @@
         </w:rPr>
         <w:t>model.predict</w:t>
       </w:r>
-      <w:proofErr w:type="spellEnd"/>
       <w:proofErr w:type="gramEnd"/>
       <w:r>
         <w:rPr>
@@ -3969,7 +3557,6 @@
         </w:rPr>
         <w:t>(</w:t>
       </w:r>
-      <w:proofErr w:type="spellStart"/>
       <w:proofErr w:type="gramStart"/>
       <w:r>
         <w:rPr>
@@ -3980,7 +3567,6 @@
         </w:rPr>
         <w:t>np.array</w:t>
       </w:r>
-      <w:proofErr w:type="spellEnd"/>
       <w:proofErr w:type="gramEnd"/>
       <w:r>
         <w:rPr>
@@ -4146,7 +3732,6 @@
           <w:szCs w:val="20"/>
         </w:rPr>
       </w:pPr>
-      <w:proofErr w:type="spellStart"/>
       <w:proofErr w:type="gramStart"/>
       <w:r>
         <w:rPr>
@@ -4157,7 +3742,6 @@
         </w:rPr>
         <w:t>model.save</w:t>
       </w:r>
-      <w:proofErr w:type="spellEnd"/>
       <w:proofErr w:type="gramEnd"/>
       <w:r>
         <w:rPr>
@@ -4166,17 +3750,7 @@
           <w:sz w:val="20"/>
           <w:szCs w:val="20"/>
         </w:rPr>
-        <w:t>("</w:t>
-      </w:r>
-      <w:proofErr w:type="spellStart"/>
-      <w:r>
-        <w:rPr>
-          <w:rFonts w:ascii="Courier New" w:eastAsia="Times New Roman" w:hAnsi="Courier New" w:cs="Courier New"/>
-          <w:kern w:val="0"/>
-          <w:sz w:val="20"/>
-          <w:szCs w:val="20"/>
-        </w:rPr>
-        <w:t>simple_</w:t>
+        <w:t>("simple_</w:t>
       </w:r>
       <w:proofErr w:type="gramStart"/>
       <w:r>
@@ -4188,7 +3762,6 @@
         </w:rPr>
         <w:t>model.keras</w:t>
       </w:r>
-      <w:proofErr w:type="spellEnd"/>
       <w:proofErr w:type="gramEnd"/>
       <w:r>
         <w:rPr>
@@ -4304,7 +3877,6 @@
         </w:rPr>
         <w:t>converter=</w:t>
       </w:r>
-      <w:proofErr w:type="spellStart"/>
       <w:proofErr w:type="gramStart"/>
       <w:r>
         <w:rPr>
@@ -4323,68 +3895,46 @@
           <w:sz w:val="20"/>
           <w:szCs w:val="20"/>
         </w:rPr>
-        <w:t>.TFLiteConverter.from_keras_model</w:t>
-      </w:r>
-      <w:proofErr w:type="spellEnd"/>
-      <w:r>
-        <w:rPr>
-          <w:rFonts w:ascii="Courier New" w:eastAsia="Times New Roman" w:hAnsi="Courier New" w:cs="Courier New"/>
-          <w:kern w:val="0"/>
-          <w:sz w:val="20"/>
-          <w:szCs w:val="20"/>
-        </w:rPr>
-        <w:t>(model)</w:t>
-      </w:r>
-    </w:p>
-    <w:p>
-      <w:pPr>
-        <w:tabs>
-          <w:tab w:val="left" w:pos="916"/>
-          <w:tab w:val="left" w:pos="1832"/>
-          <w:tab w:val="left" w:pos="2748"/>
-          <w:tab w:val="left" w:pos="3664"/>
-          <w:tab w:val="left" w:pos="4580"/>
-          <w:tab w:val="left" w:pos="5496"/>
-          <w:tab w:val="left" w:pos="6412"/>
-          <w:tab w:val="left" w:pos="7328"/>
-          <w:tab w:val="left" w:pos="8244"/>
-          <w:tab w:val="left" w:pos="9160"/>
-          <w:tab w:val="left" w:pos="10076"/>
-          <w:tab w:val="left" w:pos="10992"/>
-          <w:tab w:val="left" w:pos="11908"/>
-          <w:tab w:val="left" w:pos="12824"/>
-          <w:tab w:val="left" w:pos="13740"/>
-          <w:tab w:val="left" w:pos="14656"/>
-        </w:tabs>
-        <w:spacing w:after="0" w:line="240" w:lineRule="auto"/>
-        <w:rPr>
-          <w:rFonts w:ascii="Courier New" w:eastAsia="Times New Roman" w:hAnsi="Courier New" w:cs="Courier New"/>
-          <w:kern w:val="0"/>
-          <w:sz w:val="20"/>
-          <w:szCs w:val="20"/>
-        </w:rPr>
-      </w:pPr>
-      <w:proofErr w:type="spellStart"/>
-      <w:r>
-        <w:rPr>
-          <w:rFonts w:ascii="Courier New" w:eastAsia="Times New Roman" w:hAnsi="Courier New" w:cs="Courier New"/>
-          <w:kern w:val="0"/>
-          <w:sz w:val="20"/>
-          <w:szCs w:val="20"/>
-        </w:rPr>
-        <w:t>tflite_model</w:t>
-      </w:r>
-      <w:proofErr w:type="spellEnd"/>
-      <w:r>
-        <w:rPr>
-          <w:rFonts w:ascii="Courier New" w:eastAsia="Times New Roman" w:hAnsi="Courier New" w:cs="Courier New"/>
-          <w:kern w:val="0"/>
-          <w:sz w:val="20"/>
-          <w:szCs w:val="20"/>
-        </w:rPr>
-        <w:t>=</w:t>
-      </w:r>
-      <w:proofErr w:type="spellStart"/>
+        <w:t>.TFLiteConverter.from_keras_model(model)</w:t>
+      </w:r>
+    </w:p>
+    <w:p>
+      <w:pPr>
+        <w:tabs>
+          <w:tab w:val="left" w:pos="916"/>
+          <w:tab w:val="left" w:pos="1832"/>
+          <w:tab w:val="left" w:pos="2748"/>
+          <w:tab w:val="left" w:pos="3664"/>
+          <w:tab w:val="left" w:pos="4580"/>
+          <w:tab w:val="left" w:pos="5496"/>
+          <w:tab w:val="left" w:pos="6412"/>
+          <w:tab w:val="left" w:pos="7328"/>
+          <w:tab w:val="left" w:pos="8244"/>
+          <w:tab w:val="left" w:pos="9160"/>
+          <w:tab w:val="left" w:pos="10076"/>
+          <w:tab w:val="left" w:pos="10992"/>
+          <w:tab w:val="left" w:pos="11908"/>
+          <w:tab w:val="left" w:pos="12824"/>
+          <w:tab w:val="left" w:pos="13740"/>
+          <w:tab w:val="left" w:pos="14656"/>
+        </w:tabs>
+        <w:spacing w:after="0" w:line="240" w:lineRule="auto"/>
+        <w:rPr>
+          <w:rFonts w:ascii="Courier New" w:eastAsia="Times New Roman" w:hAnsi="Courier New" w:cs="Courier New"/>
+          <w:kern w:val="0"/>
+          <w:sz w:val="20"/>
+          <w:szCs w:val="20"/>
+        </w:rPr>
+      </w:pPr>
+      <w:r>
+        <w:rPr>
+          <w:rFonts w:ascii="Courier New" w:eastAsia="Times New Roman" w:hAnsi="Courier New" w:cs="Courier New"/>
+          <w:kern w:val="0"/>
+          <w:sz w:val="20"/>
+          <w:szCs w:val="20"/>
+        </w:rPr>
+        <w:t>tflite_model=</w:t>
+      </w:r>
       <w:proofErr w:type="gramStart"/>
       <w:r>
         <w:rPr>
@@ -4395,7 +3945,6 @@
         </w:rPr>
         <w:t>converter.convert</w:t>
       </w:r>
-      <w:proofErr w:type="spellEnd"/>
       <w:proofErr w:type="gramEnd"/>
       <w:r>
         <w:rPr>
@@ -4481,19 +4030,8 @@
           <w:sz w:val="20"/>
           <w:szCs w:val="20"/>
         </w:rPr>
-        <w:t>model.</w:t>
-      </w:r>
-      <w:proofErr w:type="spellStart"/>
-      <w:r>
-        <w:rPr>
-          <w:rFonts w:ascii="Courier New" w:eastAsia="Times New Roman" w:hAnsi="Courier New" w:cs="Courier New"/>
-          <w:kern w:val="0"/>
-          <w:sz w:val="20"/>
-          <w:szCs w:val="20"/>
-        </w:rPr>
-        <w:t>tflite</w:t>
-      </w:r>
-      <w:proofErr w:type="spellEnd"/>
+        <w:t>model.tflite</w:t>
+      </w:r>
       <w:proofErr w:type="gramEnd"/>
       <w:r>
         <w:rPr>
@@ -4502,27 +4040,7 @@
           <w:sz w:val="20"/>
           <w:szCs w:val="20"/>
         </w:rPr>
-        <w:t>","</w:t>
-      </w:r>
-      <w:proofErr w:type="spellStart"/>
-      <w:r>
-        <w:rPr>
-          <w:rFonts w:ascii="Courier New" w:eastAsia="Times New Roman" w:hAnsi="Courier New" w:cs="Courier New"/>
-          <w:kern w:val="0"/>
-          <w:sz w:val="20"/>
-          <w:szCs w:val="20"/>
-        </w:rPr>
-        <w:t>wb</w:t>
-      </w:r>
-      <w:proofErr w:type="spellEnd"/>
-      <w:r>
-        <w:rPr>
-          <w:rFonts w:ascii="Courier New" w:eastAsia="Times New Roman" w:hAnsi="Courier New" w:cs="Courier New"/>
-          <w:kern w:val="0"/>
-          <w:sz w:val="20"/>
-          <w:szCs w:val="20"/>
-        </w:rPr>
-        <w:t>") as f:</w:t>
+        <w:t>","wb") as f:</w:t>
       </w:r>
     </w:p>
     <w:p>
@@ -4562,7 +4080,6 @@
         </w:rPr>
         <w:t xml:space="preserve">    </w:t>
       </w:r>
-      <w:proofErr w:type="spellStart"/>
       <w:proofErr w:type="gramStart"/>
       <w:r>
         <w:rPr>
@@ -4573,7 +4090,6 @@
         </w:rPr>
         <w:t>f.write</w:t>
       </w:r>
-      <w:proofErr w:type="spellEnd"/>
       <w:proofErr w:type="gramEnd"/>
       <w:r>
         <w:rPr>
@@ -4582,27 +4098,7 @@
           <w:sz w:val="20"/>
           <w:szCs w:val="20"/>
         </w:rPr>
-        <w:t>(</w:t>
-      </w:r>
-      <w:proofErr w:type="spellStart"/>
-      <w:r>
-        <w:rPr>
-          <w:rFonts w:ascii="Courier New" w:eastAsia="Times New Roman" w:hAnsi="Courier New" w:cs="Courier New"/>
-          <w:kern w:val="0"/>
-          <w:sz w:val="20"/>
-          <w:szCs w:val="20"/>
-        </w:rPr>
-        <w:t>tflite_model</w:t>
-      </w:r>
-      <w:proofErr w:type="spellEnd"/>
-      <w:r>
-        <w:rPr>
-          <w:rFonts w:ascii="Courier New" w:eastAsia="Times New Roman" w:hAnsi="Courier New" w:cs="Courier New"/>
-          <w:kern w:val="0"/>
-          <w:sz w:val="20"/>
-          <w:szCs w:val="20"/>
-        </w:rPr>
-        <w:t>)</w:t>
+        <w:t>(tflite_model)</w:t>
       </w:r>
     </w:p>
     <w:p>
@@ -4878,7 +4374,6 @@
           <w:szCs w:val="20"/>
         </w:rPr>
       </w:pPr>
-      <w:proofErr w:type="spellStart"/>
       <w:r>
         <w:rPr>
           <w:rFonts w:ascii="Courier New" w:eastAsia="Times New Roman" w:hAnsi="Courier New" w:cs="Courier New"/>
@@ -4898,7 +4393,6 @@
         </w:rPr>
         <w:t>model.tflite</w:t>
       </w:r>
-      <w:proofErr w:type="spellEnd"/>
       <w:proofErr w:type="gramEnd"/>
     </w:p>
     <w:p>
@@ -4967,7 +4461,6 @@
         </w:rPr>
         <w:t xml:space="preserve">Each student should </w:t>
       </w:r>
-      <w:proofErr w:type="spellStart"/>
       <w:r>
         <w:rPr>
           <w:rFonts w:ascii="Times New Roman" w:eastAsia="Times New Roman" w:hAnsi="Times New Roman" w:cs="Times New Roman"/>
@@ -4977,7 +4470,6 @@
         </w:rPr>
         <w:t>genrate</w:t>
       </w:r>
-      <w:proofErr w:type="spellEnd"/>
     </w:p>
     <w:p>
       <w:pPr>
@@ -5000,27 +4492,7 @@
           <w:sz w:val="24"/>
           <w:szCs w:val="24"/>
         </w:rPr>
-        <w:t xml:space="preserve">Google </w:t>
-      </w:r>
-      <w:proofErr w:type="spellStart"/>
-      <w:r>
-        <w:rPr>
-          <w:rFonts w:ascii="Times New Roman" w:eastAsia="Times New Roman" w:hAnsi="Times New Roman" w:cs="Times New Roman"/>
-          <w:kern w:val="0"/>
-          <w:sz w:val="24"/>
-          <w:szCs w:val="24"/>
-        </w:rPr>
-        <w:t>Colab</w:t>
-      </w:r>
-      <w:proofErr w:type="spellEnd"/>
-      <w:r>
-        <w:rPr>
-          <w:rFonts w:ascii="Times New Roman" w:eastAsia="Times New Roman" w:hAnsi="Times New Roman" w:cs="Times New Roman"/>
-          <w:kern w:val="0"/>
-          <w:sz w:val="24"/>
-          <w:szCs w:val="24"/>
-        </w:rPr>
-        <w:t xml:space="preserve"> Notebook </w:t>
+        <w:t xml:space="preserve">Google Colab Notebook </w:t>
       </w:r>
       <w:proofErr w:type="gramStart"/>
       <w:r>
@@ -5030,19 +4502,8 @@
           <w:sz w:val="24"/>
           <w:szCs w:val="24"/>
         </w:rPr>
-        <w:t>(.</w:t>
-      </w:r>
-      <w:proofErr w:type="spellStart"/>
-      <w:r>
-        <w:rPr>
-          <w:rFonts w:ascii="Times New Roman" w:eastAsia="Times New Roman" w:hAnsi="Times New Roman" w:cs="Times New Roman"/>
-          <w:kern w:val="0"/>
-          <w:sz w:val="24"/>
-          <w:szCs w:val="24"/>
-        </w:rPr>
-        <w:t>ipynb</w:t>
-      </w:r>
-      <w:proofErr w:type="spellEnd"/>
+        <w:t>(.ipynb</w:t>
+      </w:r>
       <w:proofErr w:type="gramEnd"/>
       <w:r>
         <w:rPr>
@@ -5075,27 +4536,7 @@
           <w:sz w:val="24"/>
           <w:szCs w:val="24"/>
         </w:rPr>
-        <w:t xml:space="preserve">Trained </w:t>
-      </w:r>
-      <w:proofErr w:type="spellStart"/>
-      <w:r>
-        <w:rPr>
-          <w:rFonts w:ascii="Times New Roman" w:eastAsia="Times New Roman" w:hAnsi="Times New Roman" w:cs="Times New Roman"/>
-          <w:kern w:val="0"/>
-          <w:sz w:val="24"/>
-          <w:szCs w:val="24"/>
-        </w:rPr>
-        <w:t>Keras</w:t>
-      </w:r>
-      <w:proofErr w:type="spellEnd"/>
-      <w:r>
-        <w:rPr>
-          <w:rFonts w:ascii="Times New Roman" w:eastAsia="Times New Roman" w:hAnsi="Times New Roman" w:cs="Times New Roman"/>
-          <w:kern w:val="0"/>
-          <w:sz w:val="24"/>
-          <w:szCs w:val="24"/>
-        </w:rPr>
-        <w:t xml:space="preserve"> model</w:t>
+        <w:t>Trained Keras model</w:t>
       </w:r>
     </w:p>
     <w:p>
@@ -5167,11 +4608,727 @@
           <w:sz w:val="48"/>
           <w:szCs w:val="48"/>
         </w:rPr>
-        <w:t>Step 15: Adding More Layers to Model for Improving accuracy</w:t>
-      </w:r>
-    </w:p>
-    <w:p>
-      <w:pPr>
+        <w:t xml:space="preserve">Step 15: </w:t>
+      </w:r>
+      <w:r>
+        <w:rPr>
+          <w:rFonts w:ascii="Times New Roman" w:eastAsia="Times New Roman" w:hAnsi="Times New Roman" w:cs="Times New Roman"/>
+          <w:b/>
+          <w:bCs/>
+          <w:kern w:val="36"/>
+          <w:sz w:val="48"/>
+          <w:szCs w:val="48"/>
+        </w:rPr>
+        <w:t>How to improve the prediction?</w:t>
+      </w:r>
+    </w:p>
+    <w:p>
+      <w:pPr>
+        <w:spacing w:before="100" w:beforeAutospacing="1" w:after="100" w:afterAutospacing="1" w:line="240" w:lineRule="auto"/>
+        <w:outlineLvl w:val="1"/>
+        <w:rPr>
+          <w:rFonts w:ascii="Times New Roman" w:eastAsia="Times New Roman" w:hAnsi="Times New Roman" w:cs="Times New Roman"/>
+          <w:b/>
+          <w:bCs/>
+          <w:kern w:val="0"/>
+          <w:sz w:val="36"/>
+          <w:szCs w:val="36"/>
+        </w:rPr>
+      </w:pPr>
+      <w:r>
+        <w:rPr>
+          <w:rFonts w:ascii="Times New Roman" w:eastAsia="Times New Roman" w:hAnsi="Times New Roman" w:cs="Times New Roman"/>
+          <w:b/>
+          <w:bCs/>
+          <w:kern w:val="0"/>
+          <w:sz w:val="36"/>
+          <w:szCs w:val="36"/>
+        </w:rPr>
+        <w:t>Method 1 (Recommended)</w:t>
+      </w:r>
+    </w:p>
+    <w:p>
+      <w:pPr>
+        <w:spacing w:before="100" w:beforeAutospacing="1" w:after="100" w:afterAutospacing="1" w:line="240" w:lineRule="auto"/>
+        <w:rPr>
+          <w:rFonts w:ascii="Times New Roman" w:eastAsia="Times New Roman" w:hAnsi="Times New Roman" w:cs="Times New Roman"/>
+          <w:kern w:val="0"/>
+          <w:sz w:val="24"/>
+          <w:szCs w:val="24"/>
+        </w:rPr>
+      </w:pPr>
+      <w:r>
+        <w:rPr>
+          <w:rFonts w:ascii="Times New Roman" w:eastAsia="Times New Roman" w:hAnsi="Times New Roman" w:cs="Times New Roman"/>
+          <w:kern w:val="0"/>
+          <w:sz w:val="24"/>
+          <w:szCs w:val="24"/>
+        </w:rPr>
+        <w:t>Increase the number of epochs.</w:t>
+      </w:r>
+    </w:p>
+    <w:p>
+      <w:pPr>
+        <w:spacing w:before="100" w:beforeAutospacing="1" w:after="100" w:afterAutospacing="1" w:line="240" w:lineRule="auto"/>
+        <w:rPr>
+          <w:rFonts w:ascii="Times New Roman" w:eastAsia="Times New Roman" w:hAnsi="Times New Roman" w:cs="Times New Roman"/>
+          <w:kern w:val="0"/>
+          <w:sz w:val="24"/>
+          <w:szCs w:val="24"/>
+        </w:rPr>
+      </w:pPr>
+      <w:r>
+        <w:rPr>
+          <w:rFonts w:ascii="Times New Roman" w:eastAsia="Times New Roman" w:hAnsi="Times New Roman" w:cs="Times New Roman"/>
+          <w:kern w:val="0"/>
+          <w:sz w:val="24"/>
+          <w:szCs w:val="24"/>
+        </w:rPr>
+        <w:t>Instead of</w:t>
+      </w:r>
+    </w:p>
+    <w:p>
+      <w:pPr>
+        <w:tabs>
+          <w:tab w:val="left" w:pos="916"/>
+          <w:tab w:val="left" w:pos="1832"/>
+          <w:tab w:val="left" w:pos="2748"/>
+          <w:tab w:val="left" w:pos="3664"/>
+          <w:tab w:val="left" w:pos="4580"/>
+          <w:tab w:val="left" w:pos="5496"/>
+          <w:tab w:val="left" w:pos="6412"/>
+          <w:tab w:val="left" w:pos="7328"/>
+          <w:tab w:val="left" w:pos="8244"/>
+          <w:tab w:val="left" w:pos="9160"/>
+          <w:tab w:val="left" w:pos="10076"/>
+          <w:tab w:val="left" w:pos="10992"/>
+          <w:tab w:val="left" w:pos="11908"/>
+          <w:tab w:val="left" w:pos="12824"/>
+          <w:tab w:val="left" w:pos="13740"/>
+          <w:tab w:val="left" w:pos="14656"/>
+        </w:tabs>
+        <w:spacing w:after="0" w:line="240" w:lineRule="auto"/>
+        <w:rPr>
+          <w:rFonts w:ascii="Courier New" w:eastAsia="Times New Roman" w:hAnsi="Courier New" w:cs="Courier New"/>
+          <w:kern w:val="0"/>
+          <w:sz w:val="20"/>
+          <w:szCs w:val="20"/>
+        </w:rPr>
+      </w:pPr>
+      <w:r>
+        <w:rPr>
+          <w:rFonts w:ascii="Courier New" w:eastAsia="Times New Roman" w:hAnsi="Courier New" w:cs="Courier New"/>
+          <w:kern w:val="0"/>
+          <w:sz w:val="20"/>
+          <w:szCs w:val="20"/>
+        </w:rPr>
+        <w:t>epochs=100</w:t>
+      </w:r>
+    </w:p>
+    <w:p>
+      <w:pPr>
+        <w:spacing w:before="100" w:beforeAutospacing="1" w:after="100" w:afterAutospacing="1" w:line="240" w:lineRule="auto"/>
+        <w:rPr>
+          <w:rFonts w:ascii="Times New Roman" w:eastAsia="Times New Roman" w:hAnsi="Times New Roman" w:cs="Times New Roman"/>
+          <w:kern w:val="0"/>
+          <w:sz w:val="24"/>
+          <w:szCs w:val="24"/>
+        </w:rPr>
+      </w:pPr>
+      <w:r>
+        <w:rPr>
+          <w:rFonts w:ascii="Times New Roman" w:eastAsia="Times New Roman" w:hAnsi="Times New Roman" w:cs="Times New Roman"/>
+          <w:kern w:val="0"/>
+          <w:sz w:val="24"/>
+          <w:szCs w:val="24"/>
+        </w:rPr>
+        <w:t>try</w:t>
+      </w:r>
+    </w:p>
+    <w:p>
+      <w:pPr>
+        <w:tabs>
+          <w:tab w:val="left" w:pos="916"/>
+          <w:tab w:val="left" w:pos="1832"/>
+          <w:tab w:val="left" w:pos="2748"/>
+          <w:tab w:val="left" w:pos="3664"/>
+          <w:tab w:val="left" w:pos="4580"/>
+          <w:tab w:val="left" w:pos="5496"/>
+          <w:tab w:val="left" w:pos="6412"/>
+          <w:tab w:val="left" w:pos="7328"/>
+          <w:tab w:val="left" w:pos="8244"/>
+          <w:tab w:val="left" w:pos="9160"/>
+          <w:tab w:val="left" w:pos="10076"/>
+          <w:tab w:val="left" w:pos="10992"/>
+          <w:tab w:val="left" w:pos="11908"/>
+          <w:tab w:val="left" w:pos="12824"/>
+          <w:tab w:val="left" w:pos="13740"/>
+          <w:tab w:val="left" w:pos="14656"/>
+        </w:tabs>
+        <w:spacing w:after="0" w:line="240" w:lineRule="auto"/>
+        <w:rPr>
+          <w:rFonts w:ascii="Courier New" w:eastAsia="Times New Roman" w:hAnsi="Courier New" w:cs="Courier New"/>
+          <w:kern w:val="0"/>
+          <w:sz w:val="20"/>
+          <w:szCs w:val="20"/>
+        </w:rPr>
+      </w:pPr>
+      <w:r>
+        <w:rPr>
+          <w:rFonts w:ascii="Courier New" w:eastAsia="Times New Roman" w:hAnsi="Courier New" w:cs="Courier New"/>
+          <w:kern w:val="0"/>
+          <w:sz w:val="20"/>
+          <w:szCs w:val="20"/>
+        </w:rPr>
+        <w:t>epochs=500</w:t>
+      </w:r>
+    </w:p>
+    <w:p>
+      <w:pPr>
+        <w:spacing w:before="100" w:beforeAutospacing="1" w:after="100" w:afterAutospacing="1" w:line="240" w:lineRule="auto"/>
+        <w:rPr>
+          <w:rFonts w:ascii="Times New Roman" w:eastAsia="Times New Roman" w:hAnsi="Times New Roman" w:cs="Times New Roman"/>
+          <w:kern w:val="0"/>
+          <w:sz w:val="24"/>
+          <w:szCs w:val="24"/>
+        </w:rPr>
+      </w:pPr>
+      <w:r>
+        <w:rPr>
+          <w:rFonts w:ascii="Times New Roman" w:eastAsia="Times New Roman" w:hAnsi="Times New Roman" w:cs="Times New Roman"/>
+          <w:kern w:val="0"/>
+          <w:sz w:val="24"/>
+          <w:szCs w:val="24"/>
+        </w:rPr>
+        <w:t>or</w:t>
+      </w:r>
+    </w:p>
+    <w:p>
+      <w:pPr>
+        <w:tabs>
+          <w:tab w:val="left" w:pos="916"/>
+          <w:tab w:val="left" w:pos="1832"/>
+          <w:tab w:val="left" w:pos="2748"/>
+          <w:tab w:val="left" w:pos="3664"/>
+          <w:tab w:val="left" w:pos="4580"/>
+          <w:tab w:val="left" w:pos="5496"/>
+          <w:tab w:val="left" w:pos="6412"/>
+          <w:tab w:val="left" w:pos="7328"/>
+          <w:tab w:val="left" w:pos="8244"/>
+          <w:tab w:val="left" w:pos="9160"/>
+          <w:tab w:val="left" w:pos="10076"/>
+          <w:tab w:val="left" w:pos="10992"/>
+          <w:tab w:val="left" w:pos="11908"/>
+          <w:tab w:val="left" w:pos="12824"/>
+          <w:tab w:val="left" w:pos="13740"/>
+          <w:tab w:val="left" w:pos="14656"/>
+        </w:tabs>
+        <w:spacing w:after="0" w:line="240" w:lineRule="auto"/>
+        <w:rPr>
+          <w:rFonts w:ascii="Courier New" w:eastAsia="Times New Roman" w:hAnsi="Courier New" w:cs="Courier New"/>
+          <w:kern w:val="0"/>
+          <w:sz w:val="20"/>
+          <w:szCs w:val="20"/>
+        </w:rPr>
+      </w:pPr>
+      <w:r>
+        <w:rPr>
+          <w:rFonts w:ascii="Courier New" w:eastAsia="Times New Roman" w:hAnsi="Courier New" w:cs="Courier New"/>
+          <w:kern w:val="0"/>
+          <w:sz w:val="20"/>
+          <w:szCs w:val="20"/>
+        </w:rPr>
+        <w:t>epochs=1000</w:t>
+      </w:r>
+    </w:p>
+    <w:p>
+      <w:pPr>
+        <w:spacing w:after="0" w:line="240" w:lineRule="auto"/>
+        <w:rPr>
+          <w:rFonts w:ascii="Times New Roman" w:eastAsia="Times New Roman" w:hAnsi="Times New Roman" w:cs="Times New Roman"/>
+          <w:kern w:val="0"/>
+          <w:sz w:val="24"/>
+          <w:szCs w:val="24"/>
+        </w:rPr>
+      </w:pPr>
+      <w:r>
+        <w:rPr>
+          <w:rFonts w:ascii="Times New Roman" w:eastAsia="Times New Roman" w:hAnsi="Times New Roman" w:cs="Times New Roman"/>
+          <w:kern w:val="0"/>
+          <w:sz w:val="24"/>
+          <w:szCs w:val="24"/>
+        </w:rPr>
+        <w:pict w14:anchorId="36440555">
+          <v:rect id="_x0000_i1048" style="width:0;height:1.5pt" o:hralign="center" o:hrstd="t" o:hr="t" fillcolor="#a0a0a0" stroked="f"/>
+        </w:pict>
+      </w:r>
+    </w:p>
+    <w:p>
+      <w:pPr>
+        <w:spacing w:before="100" w:beforeAutospacing="1" w:after="100" w:afterAutospacing="1" w:line="240" w:lineRule="auto"/>
+        <w:outlineLvl w:val="1"/>
+        <w:rPr>
+          <w:rFonts w:ascii="Times New Roman" w:eastAsia="Times New Roman" w:hAnsi="Times New Roman" w:cs="Times New Roman"/>
+          <w:b/>
+          <w:bCs/>
+          <w:kern w:val="0"/>
+          <w:sz w:val="36"/>
+          <w:szCs w:val="36"/>
+        </w:rPr>
+      </w:pPr>
+      <w:r>
+        <w:rPr>
+          <w:rFonts w:ascii="Times New Roman" w:eastAsia="Times New Roman" w:hAnsi="Times New Roman" w:cs="Times New Roman"/>
+          <w:b/>
+          <w:bCs/>
+          <w:kern w:val="0"/>
+          <w:sz w:val="36"/>
+          <w:szCs w:val="36"/>
+        </w:rPr>
+        <w:t>Method 2</w:t>
+      </w:r>
+    </w:p>
+    <w:p>
+      <w:pPr>
+        <w:spacing w:before="100" w:beforeAutospacing="1" w:after="100" w:afterAutospacing="1" w:line="240" w:lineRule="auto"/>
+        <w:rPr>
+          <w:rFonts w:ascii="Times New Roman" w:eastAsia="Times New Roman" w:hAnsi="Times New Roman" w:cs="Times New Roman"/>
+          <w:kern w:val="0"/>
+          <w:sz w:val="24"/>
+          <w:szCs w:val="24"/>
+        </w:rPr>
+      </w:pPr>
+      <w:r>
+        <w:rPr>
+          <w:rFonts w:ascii="Times New Roman" w:eastAsia="Times New Roman" w:hAnsi="Times New Roman" w:cs="Times New Roman"/>
+          <w:kern w:val="0"/>
+          <w:sz w:val="24"/>
+          <w:szCs w:val="24"/>
+        </w:rPr>
+        <w:t>Increase the amount of training data.</w:t>
+      </w:r>
+    </w:p>
+    <w:p>
+      <w:pPr>
+        <w:spacing w:before="100" w:beforeAutospacing="1" w:after="100" w:afterAutospacing="1" w:line="240" w:lineRule="auto"/>
+        <w:rPr>
+          <w:rFonts w:ascii="Times New Roman" w:eastAsia="Times New Roman" w:hAnsi="Times New Roman" w:cs="Times New Roman"/>
+          <w:kern w:val="0"/>
+          <w:sz w:val="24"/>
+          <w:szCs w:val="24"/>
+        </w:rPr>
+      </w:pPr>
+      <w:r>
+        <w:rPr>
+          <w:rFonts w:ascii="Times New Roman" w:eastAsia="Times New Roman" w:hAnsi="Times New Roman" w:cs="Times New Roman"/>
+          <w:kern w:val="0"/>
+          <w:sz w:val="24"/>
+          <w:szCs w:val="24"/>
+        </w:rPr>
+        <w:t>Instead of</w:t>
+      </w:r>
+    </w:p>
+    <w:p>
+      <w:pPr>
+        <w:tabs>
+          <w:tab w:val="left" w:pos="916"/>
+          <w:tab w:val="left" w:pos="1832"/>
+          <w:tab w:val="left" w:pos="2748"/>
+          <w:tab w:val="left" w:pos="3664"/>
+          <w:tab w:val="left" w:pos="4580"/>
+          <w:tab w:val="left" w:pos="5496"/>
+          <w:tab w:val="left" w:pos="6412"/>
+          <w:tab w:val="left" w:pos="7328"/>
+          <w:tab w:val="left" w:pos="8244"/>
+          <w:tab w:val="left" w:pos="9160"/>
+          <w:tab w:val="left" w:pos="10076"/>
+          <w:tab w:val="left" w:pos="10992"/>
+          <w:tab w:val="left" w:pos="11908"/>
+          <w:tab w:val="left" w:pos="12824"/>
+          <w:tab w:val="left" w:pos="13740"/>
+          <w:tab w:val="left" w:pos="14656"/>
+        </w:tabs>
+        <w:spacing w:after="0" w:line="240" w:lineRule="auto"/>
+        <w:rPr>
+          <w:rFonts w:ascii="Courier New" w:eastAsia="Times New Roman" w:hAnsi="Courier New" w:cs="Courier New"/>
+          <w:kern w:val="0"/>
+          <w:sz w:val="20"/>
+          <w:szCs w:val="20"/>
+        </w:rPr>
+      </w:pPr>
+      <w:r>
+        <w:rPr>
+          <w:rFonts w:ascii="Courier New" w:eastAsia="Times New Roman" w:hAnsi="Courier New" w:cs="Courier New"/>
+          <w:kern w:val="0"/>
+          <w:sz w:val="20"/>
+          <w:szCs w:val="20"/>
+        </w:rPr>
+        <w:t>X</w:t>
+      </w:r>
+      <w:proofErr w:type="gramStart"/>
+      <w:r>
+        <w:rPr>
+          <w:rFonts w:ascii="Courier New" w:eastAsia="Times New Roman" w:hAnsi="Courier New" w:cs="Courier New"/>
+          <w:kern w:val="0"/>
+          <w:sz w:val="20"/>
+          <w:szCs w:val="20"/>
+        </w:rPr>
+        <w:t>=[</w:t>
+      </w:r>
+      <w:proofErr w:type="gramEnd"/>
+      <w:r>
+        <w:rPr>
+          <w:rFonts w:ascii="Courier New" w:eastAsia="Times New Roman" w:hAnsi="Courier New" w:cs="Courier New"/>
+          <w:kern w:val="0"/>
+          <w:sz w:val="20"/>
+          <w:szCs w:val="20"/>
+        </w:rPr>
+        <w:t>0,1,2,3,4,5]</w:t>
+      </w:r>
+    </w:p>
+    <w:p>
+      <w:pPr>
+        <w:spacing w:before="100" w:beforeAutospacing="1" w:after="100" w:afterAutospacing="1" w:line="240" w:lineRule="auto"/>
+        <w:rPr>
+          <w:rFonts w:ascii="Times New Roman" w:eastAsia="Times New Roman" w:hAnsi="Times New Roman" w:cs="Times New Roman"/>
+          <w:kern w:val="0"/>
+          <w:sz w:val="24"/>
+          <w:szCs w:val="24"/>
+        </w:rPr>
+      </w:pPr>
+      <w:r>
+        <w:rPr>
+          <w:rFonts w:ascii="Times New Roman" w:eastAsia="Times New Roman" w:hAnsi="Times New Roman" w:cs="Times New Roman"/>
+          <w:kern w:val="0"/>
+          <w:sz w:val="24"/>
+          <w:szCs w:val="24"/>
+        </w:rPr>
+        <w:t>use</w:t>
+      </w:r>
+    </w:p>
+    <w:p>
+      <w:pPr>
+        <w:tabs>
+          <w:tab w:val="left" w:pos="916"/>
+          <w:tab w:val="left" w:pos="1832"/>
+          <w:tab w:val="left" w:pos="2748"/>
+          <w:tab w:val="left" w:pos="3664"/>
+          <w:tab w:val="left" w:pos="4580"/>
+          <w:tab w:val="left" w:pos="5496"/>
+          <w:tab w:val="left" w:pos="6412"/>
+          <w:tab w:val="left" w:pos="7328"/>
+          <w:tab w:val="left" w:pos="8244"/>
+          <w:tab w:val="left" w:pos="9160"/>
+          <w:tab w:val="left" w:pos="10076"/>
+          <w:tab w:val="left" w:pos="10992"/>
+          <w:tab w:val="left" w:pos="11908"/>
+          <w:tab w:val="left" w:pos="12824"/>
+          <w:tab w:val="left" w:pos="13740"/>
+          <w:tab w:val="left" w:pos="14656"/>
+        </w:tabs>
+        <w:spacing w:after="0" w:line="240" w:lineRule="auto"/>
+        <w:rPr>
+          <w:rFonts w:ascii="Courier New" w:eastAsia="Times New Roman" w:hAnsi="Courier New" w:cs="Courier New"/>
+          <w:kern w:val="0"/>
+          <w:sz w:val="20"/>
+          <w:szCs w:val="20"/>
+        </w:rPr>
+      </w:pPr>
+      <w:r>
+        <w:rPr>
+          <w:rFonts w:ascii="Courier New" w:eastAsia="Times New Roman" w:hAnsi="Courier New" w:cs="Courier New"/>
+          <w:kern w:val="0"/>
+          <w:sz w:val="20"/>
+          <w:szCs w:val="20"/>
+        </w:rPr>
+        <w:t>X=np.arange(0,</w:t>
+      </w:r>
+      <w:proofErr w:type="gramStart"/>
+      <w:r>
+        <w:rPr>
+          <w:rFonts w:ascii="Courier New" w:eastAsia="Times New Roman" w:hAnsi="Courier New" w:cs="Courier New"/>
+          <w:kern w:val="0"/>
+          <w:sz w:val="20"/>
+          <w:szCs w:val="20"/>
+        </w:rPr>
+        <w:t>20,dtype</w:t>
+      </w:r>
+      <w:proofErr w:type="gramEnd"/>
+      <w:r>
+        <w:rPr>
+          <w:rFonts w:ascii="Courier New" w:eastAsia="Times New Roman" w:hAnsi="Courier New" w:cs="Courier New"/>
+          <w:kern w:val="0"/>
+          <w:sz w:val="20"/>
+          <w:szCs w:val="20"/>
+        </w:rPr>
+        <w:t>=float)</w:t>
+      </w:r>
+    </w:p>
+    <w:p>
+      <w:pPr>
+        <w:tabs>
+          <w:tab w:val="left" w:pos="916"/>
+          <w:tab w:val="left" w:pos="1832"/>
+          <w:tab w:val="left" w:pos="2748"/>
+          <w:tab w:val="left" w:pos="3664"/>
+          <w:tab w:val="left" w:pos="4580"/>
+          <w:tab w:val="left" w:pos="5496"/>
+          <w:tab w:val="left" w:pos="6412"/>
+          <w:tab w:val="left" w:pos="7328"/>
+          <w:tab w:val="left" w:pos="8244"/>
+          <w:tab w:val="left" w:pos="9160"/>
+          <w:tab w:val="left" w:pos="10076"/>
+          <w:tab w:val="left" w:pos="10992"/>
+          <w:tab w:val="left" w:pos="11908"/>
+          <w:tab w:val="left" w:pos="12824"/>
+          <w:tab w:val="left" w:pos="13740"/>
+          <w:tab w:val="left" w:pos="14656"/>
+        </w:tabs>
+        <w:spacing w:after="0" w:line="240" w:lineRule="auto"/>
+        <w:rPr>
+          <w:rFonts w:ascii="Courier New" w:eastAsia="Times New Roman" w:hAnsi="Courier New" w:cs="Courier New"/>
+          <w:kern w:val="0"/>
+          <w:sz w:val="20"/>
+          <w:szCs w:val="20"/>
+        </w:rPr>
+      </w:pPr>
+    </w:p>
+    <w:p>
+      <w:pPr>
+        <w:tabs>
+          <w:tab w:val="left" w:pos="916"/>
+          <w:tab w:val="left" w:pos="1832"/>
+          <w:tab w:val="left" w:pos="2748"/>
+          <w:tab w:val="left" w:pos="3664"/>
+          <w:tab w:val="left" w:pos="4580"/>
+          <w:tab w:val="left" w:pos="5496"/>
+          <w:tab w:val="left" w:pos="6412"/>
+          <w:tab w:val="left" w:pos="7328"/>
+          <w:tab w:val="left" w:pos="8244"/>
+          <w:tab w:val="left" w:pos="9160"/>
+          <w:tab w:val="left" w:pos="10076"/>
+          <w:tab w:val="left" w:pos="10992"/>
+          <w:tab w:val="left" w:pos="11908"/>
+          <w:tab w:val="left" w:pos="12824"/>
+          <w:tab w:val="left" w:pos="13740"/>
+          <w:tab w:val="left" w:pos="14656"/>
+        </w:tabs>
+        <w:spacing w:after="0" w:line="240" w:lineRule="auto"/>
+        <w:rPr>
+          <w:rFonts w:ascii="Courier New" w:eastAsia="Times New Roman" w:hAnsi="Courier New" w:cs="Courier New"/>
+          <w:kern w:val="0"/>
+          <w:sz w:val="20"/>
+          <w:szCs w:val="20"/>
+        </w:rPr>
+      </w:pPr>
+      <w:r>
+        <w:rPr>
+          <w:rFonts w:ascii="Courier New" w:eastAsia="Times New Roman" w:hAnsi="Courier New" w:cs="Courier New"/>
+          <w:kern w:val="0"/>
+          <w:sz w:val="20"/>
+          <w:szCs w:val="20"/>
+        </w:rPr>
+        <w:t>Y=2*X</w:t>
+      </w:r>
+    </w:p>
+    <w:p>
+      <w:pPr>
+        <w:spacing w:before="100" w:beforeAutospacing="1" w:after="100" w:afterAutospacing="1" w:line="240" w:lineRule="auto"/>
+        <w:rPr>
+          <w:rFonts w:ascii="Times New Roman" w:eastAsia="Times New Roman" w:hAnsi="Times New Roman" w:cs="Times New Roman"/>
+          <w:kern w:val="0"/>
+          <w:sz w:val="24"/>
+          <w:szCs w:val="24"/>
+        </w:rPr>
+      </w:pPr>
+      <w:r>
+        <w:rPr>
+          <w:rFonts w:ascii="Times New Roman" w:eastAsia="Times New Roman" w:hAnsi="Times New Roman" w:cs="Times New Roman"/>
+          <w:kern w:val="0"/>
+          <w:sz w:val="24"/>
+          <w:szCs w:val="24"/>
+        </w:rPr>
+        <w:t>Now the model has much more information.</w:t>
+      </w:r>
+    </w:p>
+    <w:p>
+      <w:pPr>
+        <w:spacing w:after="0" w:line="240" w:lineRule="auto"/>
+        <w:rPr>
+          <w:rFonts w:ascii="Times New Roman" w:eastAsia="Times New Roman" w:hAnsi="Times New Roman" w:cs="Times New Roman"/>
+          <w:kern w:val="0"/>
+          <w:sz w:val="24"/>
+          <w:szCs w:val="24"/>
+        </w:rPr>
+      </w:pPr>
+      <w:r>
+        <w:rPr>
+          <w:rFonts w:ascii="Times New Roman" w:eastAsia="Times New Roman" w:hAnsi="Times New Roman" w:cs="Times New Roman"/>
+          <w:kern w:val="0"/>
+          <w:sz w:val="24"/>
+          <w:szCs w:val="24"/>
+        </w:rPr>
+        <w:pict w14:anchorId="6A8D66E4">
+          <v:rect id="_x0000_i1049" style="width:0;height:1.5pt" o:hralign="center" o:hrstd="t" o:hr="t" fillcolor="#a0a0a0" stroked="f"/>
+        </w:pict>
+      </w:r>
+    </w:p>
+    <w:p>
+      <w:pPr>
+        <w:spacing w:before="100" w:beforeAutospacing="1" w:after="100" w:afterAutospacing="1" w:line="240" w:lineRule="auto"/>
+        <w:outlineLvl w:val="1"/>
+        <w:rPr>
+          <w:rFonts w:ascii="Times New Roman" w:eastAsia="Times New Roman" w:hAnsi="Times New Roman" w:cs="Times New Roman"/>
+          <w:b/>
+          <w:bCs/>
+          <w:kern w:val="0"/>
+          <w:sz w:val="36"/>
+          <w:szCs w:val="36"/>
+        </w:rPr>
+      </w:pPr>
+      <w:r>
+        <w:rPr>
+          <w:rFonts w:ascii="Times New Roman" w:eastAsia="Times New Roman" w:hAnsi="Times New Roman" w:cs="Times New Roman"/>
+          <w:b/>
+          <w:bCs/>
+          <w:kern w:val="0"/>
+          <w:sz w:val="36"/>
+          <w:szCs w:val="36"/>
+        </w:rPr>
+        <w:t>Method 3</w:t>
+      </w:r>
+    </w:p>
+    <w:p>
+      <w:pPr>
+        <w:spacing w:before="100" w:beforeAutospacing="1" w:after="100" w:afterAutospacing="1" w:line="240" w:lineRule="auto"/>
+        <w:rPr>
+          <w:rFonts w:ascii="Times New Roman" w:eastAsia="Times New Roman" w:hAnsi="Times New Roman" w:cs="Times New Roman"/>
+          <w:kern w:val="0"/>
+          <w:sz w:val="24"/>
+          <w:szCs w:val="24"/>
+        </w:rPr>
+      </w:pPr>
+      <w:r>
+        <w:rPr>
+          <w:rFonts w:ascii="Times New Roman" w:eastAsia="Times New Roman" w:hAnsi="Times New Roman" w:cs="Times New Roman"/>
+          <w:kern w:val="0"/>
+          <w:sz w:val="24"/>
+          <w:szCs w:val="24"/>
+        </w:rPr>
+        <w:t>Use a slightly larger network</w:t>
+      </w:r>
+    </w:p>
+    <w:p>
+      <w:pPr>
+        <w:spacing w:before="100" w:beforeAutospacing="1" w:after="100" w:afterAutospacing="1" w:line="240" w:lineRule="auto"/>
+        <w:rPr>
+          <w:rFonts w:ascii="Times New Roman" w:eastAsia="Times New Roman" w:hAnsi="Times New Roman" w:cs="Times New Roman"/>
+          <w:kern w:val="0"/>
+          <w:sz w:val="24"/>
+          <w:szCs w:val="24"/>
+        </w:rPr>
+      </w:pPr>
+      <w:r>
+        <w:rPr>
+          <w:rFonts w:ascii="Times New Roman" w:eastAsia="Times New Roman" w:hAnsi="Times New Roman" w:cs="Times New Roman"/>
+          <w:kern w:val="0"/>
+          <w:sz w:val="24"/>
+          <w:szCs w:val="24"/>
+        </w:rPr>
+        <w:lastRenderedPageBreak/>
+        <w:t>Instead of</w:t>
+      </w:r>
+    </w:p>
+    <w:p>
+      <w:pPr>
+        <w:tabs>
+          <w:tab w:val="left" w:pos="916"/>
+          <w:tab w:val="left" w:pos="1832"/>
+          <w:tab w:val="left" w:pos="2748"/>
+          <w:tab w:val="left" w:pos="3664"/>
+          <w:tab w:val="left" w:pos="4580"/>
+          <w:tab w:val="left" w:pos="5496"/>
+          <w:tab w:val="left" w:pos="6412"/>
+          <w:tab w:val="left" w:pos="7328"/>
+          <w:tab w:val="left" w:pos="8244"/>
+          <w:tab w:val="left" w:pos="9160"/>
+          <w:tab w:val="left" w:pos="10076"/>
+          <w:tab w:val="left" w:pos="10992"/>
+          <w:tab w:val="left" w:pos="11908"/>
+          <w:tab w:val="left" w:pos="12824"/>
+          <w:tab w:val="left" w:pos="13740"/>
+          <w:tab w:val="left" w:pos="14656"/>
+        </w:tabs>
+        <w:spacing w:after="0" w:line="240" w:lineRule="auto"/>
+        <w:rPr>
+          <w:rFonts w:ascii="Courier New" w:eastAsia="Times New Roman" w:hAnsi="Courier New" w:cs="Courier New"/>
+          <w:kern w:val="0"/>
+          <w:sz w:val="20"/>
+          <w:szCs w:val="20"/>
+        </w:rPr>
+      </w:pPr>
+      <w:proofErr w:type="gramStart"/>
+      <w:r>
+        <w:rPr>
+          <w:rFonts w:ascii="Courier New" w:eastAsia="Times New Roman" w:hAnsi="Courier New" w:cs="Courier New"/>
+          <w:kern w:val="0"/>
+          <w:sz w:val="20"/>
+          <w:szCs w:val="20"/>
+        </w:rPr>
+        <w:t>Dense(</w:t>
+      </w:r>
+      <w:proofErr w:type="gramEnd"/>
+      <w:r>
+        <w:rPr>
+          <w:rFonts w:ascii="Courier New" w:eastAsia="Times New Roman" w:hAnsi="Courier New" w:cs="Courier New"/>
+          <w:kern w:val="0"/>
+          <w:sz w:val="20"/>
+          <w:szCs w:val="20"/>
+        </w:rPr>
+        <w:t>8)</w:t>
+      </w:r>
+    </w:p>
+    <w:p>
+      <w:pPr>
+        <w:spacing w:before="100" w:beforeAutospacing="1" w:after="100" w:afterAutospacing="1" w:line="240" w:lineRule="auto"/>
+        <w:rPr>
+          <w:rFonts w:ascii="Times New Roman" w:eastAsia="Times New Roman" w:hAnsi="Times New Roman" w:cs="Times New Roman"/>
+          <w:kern w:val="0"/>
+          <w:sz w:val="24"/>
+          <w:szCs w:val="24"/>
+        </w:rPr>
+      </w:pPr>
+      <w:r>
+        <w:rPr>
+          <w:rFonts w:ascii="Times New Roman" w:eastAsia="Times New Roman" w:hAnsi="Times New Roman" w:cs="Times New Roman"/>
+          <w:kern w:val="0"/>
+          <w:sz w:val="24"/>
+          <w:szCs w:val="24"/>
+        </w:rPr>
+        <w:t>try</w:t>
+      </w:r>
+    </w:p>
+    <w:p>
+      <w:pPr>
+        <w:tabs>
+          <w:tab w:val="left" w:pos="916"/>
+          <w:tab w:val="left" w:pos="1832"/>
+          <w:tab w:val="left" w:pos="2748"/>
+          <w:tab w:val="left" w:pos="3664"/>
+          <w:tab w:val="left" w:pos="4580"/>
+          <w:tab w:val="left" w:pos="5496"/>
+          <w:tab w:val="left" w:pos="6412"/>
+          <w:tab w:val="left" w:pos="7328"/>
+          <w:tab w:val="left" w:pos="8244"/>
+          <w:tab w:val="left" w:pos="9160"/>
+          <w:tab w:val="left" w:pos="10076"/>
+          <w:tab w:val="left" w:pos="10992"/>
+          <w:tab w:val="left" w:pos="11908"/>
+          <w:tab w:val="left" w:pos="12824"/>
+          <w:tab w:val="left" w:pos="13740"/>
+          <w:tab w:val="left" w:pos="14656"/>
+        </w:tabs>
+        <w:spacing w:after="0" w:line="240" w:lineRule="auto"/>
         <w:rPr>
           <w:rFonts w:ascii="Courier New" w:eastAsia="Times New Roman" w:hAnsi="Courier New" w:cs="Courier New"/>
           <w:kern w:val="0"/>
@@ -5188,7 +5345,6 @@
         </w:rPr>
         <w:t xml:space="preserve">model = </w:t>
       </w:r>
-      <w:proofErr w:type="spellStart"/>
       <w:proofErr w:type="gramStart"/>
       <w:r>
         <w:rPr>
@@ -5207,28 +5363,8 @@
           <w:sz w:val="20"/>
           <w:szCs w:val="20"/>
         </w:rPr>
-        <w:t>.Sequential</w:t>
-      </w:r>
-      <w:proofErr w:type="spellEnd"/>
-      <w:r>
-        <w:rPr>
-          <w:rFonts w:ascii="Courier New" w:eastAsia="Times New Roman" w:hAnsi="Courier New" w:cs="Courier New"/>
-          <w:kern w:val="0"/>
-          <w:sz w:val="20"/>
-          <w:szCs w:val="20"/>
-        </w:rPr>
-        <w:t>([</w:t>
-      </w:r>
-      <w:r>
-        <w:rPr>
-          <w:rFonts w:ascii="Courier New" w:eastAsia="Times New Roman" w:hAnsi="Courier New" w:cs="Courier New"/>
-          <w:kern w:val="0"/>
-          <w:sz w:val="20"/>
-          <w:szCs w:val="20"/>
-        </w:rPr>
-        <w:br/>
-      </w:r>
-      <w:proofErr w:type="spellStart"/>
+        <w:t>.</w:t>
+      </w:r>
       <w:proofErr w:type="gramStart"/>
       <w:r>
         <w:rPr>
@@ -5237,6 +5373,64 @@
           <w:sz w:val="20"/>
           <w:szCs w:val="20"/>
         </w:rPr>
+        <w:t>Sequential(</w:t>
+      </w:r>
+      <w:proofErr w:type="gramEnd"/>
+      <w:r>
+        <w:rPr>
+          <w:rFonts w:ascii="Courier New" w:eastAsia="Times New Roman" w:hAnsi="Courier New" w:cs="Courier New"/>
+          <w:kern w:val="0"/>
+          <w:sz w:val="20"/>
+          <w:szCs w:val="20"/>
+        </w:rPr>
+        <w:t>[</w:t>
+      </w:r>
+    </w:p>
+    <w:p>
+      <w:pPr>
+        <w:tabs>
+          <w:tab w:val="left" w:pos="916"/>
+          <w:tab w:val="left" w:pos="1832"/>
+          <w:tab w:val="left" w:pos="2748"/>
+          <w:tab w:val="left" w:pos="3664"/>
+          <w:tab w:val="left" w:pos="4580"/>
+          <w:tab w:val="left" w:pos="5496"/>
+          <w:tab w:val="left" w:pos="6412"/>
+          <w:tab w:val="left" w:pos="7328"/>
+          <w:tab w:val="left" w:pos="8244"/>
+          <w:tab w:val="left" w:pos="9160"/>
+          <w:tab w:val="left" w:pos="10076"/>
+          <w:tab w:val="left" w:pos="10992"/>
+          <w:tab w:val="left" w:pos="11908"/>
+          <w:tab w:val="left" w:pos="12824"/>
+          <w:tab w:val="left" w:pos="13740"/>
+          <w:tab w:val="left" w:pos="14656"/>
+        </w:tabs>
+        <w:spacing w:after="0" w:line="240" w:lineRule="auto"/>
+        <w:rPr>
+          <w:rFonts w:ascii="Courier New" w:eastAsia="Times New Roman" w:hAnsi="Courier New" w:cs="Courier New"/>
+          <w:kern w:val="0"/>
+          <w:sz w:val="20"/>
+          <w:szCs w:val="20"/>
+        </w:rPr>
+      </w:pPr>
+      <w:r>
+        <w:rPr>
+          <w:rFonts w:ascii="Courier New" w:eastAsia="Times New Roman" w:hAnsi="Courier New" w:cs="Courier New"/>
+          <w:kern w:val="0"/>
+          <w:sz w:val="20"/>
+          <w:szCs w:val="20"/>
+        </w:rPr>
+        <w:t xml:space="preserve">    </w:t>
+      </w:r>
+      <w:proofErr w:type="gramStart"/>
+      <w:r>
+        <w:rPr>
+          <w:rFonts w:ascii="Courier New" w:eastAsia="Times New Roman" w:hAnsi="Courier New" w:cs="Courier New"/>
+          <w:kern w:val="0"/>
+          <w:sz w:val="20"/>
+          <w:szCs w:val="20"/>
+        </w:rPr>
         <w:t>tf.keras</w:t>
       </w:r>
       <w:proofErr w:type="gramEnd"/>
@@ -5259,7 +5453,6 @@
         </w:rPr>
         <w:t>layers.Input</w:t>
       </w:r>
-      <w:proofErr w:type="spellEnd"/>
       <w:proofErr w:type="gramEnd"/>
       <w:r>
         <w:rPr>
@@ -5290,16 +5483,44 @@
         </w:rPr>
         <w:t>1,)),</w:t>
       </w:r>
-      <w:r>
-        <w:rPr>
-          <w:rFonts w:ascii="Courier New" w:eastAsia="Times New Roman" w:hAnsi="Courier New" w:cs="Courier New"/>
-          <w:kern w:val="0"/>
-          <w:sz w:val="20"/>
-          <w:szCs w:val="20"/>
-        </w:rPr>
-        <w:br/>
-      </w:r>
-      <w:proofErr w:type="spellStart"/>
+    </w:p>
+    <w:p>
+      <w:pPr>
+        <w:tabs>
+          <w:tab w:val="left" w:pos="916"/>
+          <w:tab w:val="left" w:pos="1832"/>
+          <w:tab w:val="left" w:pos="2748"/>
+          <w:tab w:val="left" w:pos="3664"/>
+          <w:tab w:val="left" w:pos="4580"/>
+          <w:tab w:val="left" w:pos="5496"/>
+          <w:tab w:val="left" w:pos="6412"/>
+          <w:tab w:val="left" w:pos="7328"/>
+          <w:tab w:val="left" w:pos="8244"/>
+          <w:tab w:val="left" w:pos="9160"/>
+          <w:tab w:val="left" w:pos="10076"/>
+          <w:tab w:val="left" w:pos="10992"/>
+          <w:tab w:val="left" w:pos="11908"/>
+          <w:tab w:val="left" w:pos="12824"/>
+          <w:tab w:val="left" w:pos="13740"/>
+          <w:tab w:val="left" w:pos="14656"/>
+        </w:tabs>
+        <w:spacing w:after="0" w:line="240" w:lineRule="auto"/>
+        <w:rPr>
+          <w:rFonts w:ascii="Courier New" w:eastAsia="Times New Roman" w:hAnsi="Courier New" w:cs="Courier New"/>
+          <w:kern w:val="0"/>
+          <w:sz w:val="20"/>
+          <w:szCs w:val="20"/>
+        </w:rPr>
+      </w:pPr>
+      <w:r>
+        <w:rPr>
+          <w:rFonts w:ascii="Courier New" w:eastAsia="Times New Roman" w:hAnsi="Courier New" w:cs="Courier New"/>
+          <w:kern w:val="0"/>
+          <w:sz w:val="20"/>
+          <w:szCs w:val="20"/>
+        </w:rPr>
+        <w:t xml:space="preserve">    </w:t>
+      </w:r>
       <w:proofErr w:type="gramStart"/>
       <w:r>
         <w:rPr>
@@ -5330,7 +5551,6 @@
         </w:rPr>
         <w:t>layers.Dense</w:t>
       </w:r>
-      <w:proofErr w:type="spellEnd"/>
       <w:proofErr w:type="gramEnd"/>
       <w:r>
         <w:rPr>
@@ -5339,38 +5559,46 @@
           <w:sz w:val="20"/>
           <w:szCs w:val="20"/>
         </w:rPr>
-        <w:t>(16, activation='</w:t>
-      </w:r>
-      <w:proofErr w:type="spellStart"/>
-      <w:r>
-        <w:rPr>
-          <w:rFonts w:ascii="Courier New" w:eastAsia="Times New Roman" w:hAnsi="Courier New" w:cs="Courier New"/>
-          <w:kern w:val="0"/>
-          <w:sz w:val="20"/>
-          <w:szCs w:val="20"/>
-        </w:rPr>
-        <w:t>relu</w:t>
-      </w:r>
-      <w:proofErr w:type="spellEnd"/>
-      <w:r>
-        <w:rPr>
-          <w:rFonts w:ascii="Courier New" w:eastAsia="Times New Roman" w:hAnsi="Courier New" w:cs="Courier New"/>
-          <w:kern w:val="0"/>
-          <w:sz w:val="20"/>
-          <w:szCs w:val="20"/>
-        </w:rPr>
-        <w:t>'),</w:t>
-      </w:r>
-      <w:r>
-        <w:rPr>
-          <w:rFonts w:ascii="Courier New" w:eastAsia="Times New Roman" w:hAnsi="Courier New" w:cs="Courier New"/>
-          <w:kern w:val="0"/>
-          <w:sz w:val="20"/>
-          <w:szCs w:val="20"/>
-        </w:rPr>
-        <w:br/>
-      </w:r>
-      <w:proofErr w:type="spellStart"/>
+        <w:t>(16, activation='relu'),</w:t>
+      </w:r>
+    </w:p>
+    <w:p>
+      <w:pPr>
+        <w:tabs>
+          <w:tab w:val="left" w:pos="916"/>
+          <w:tab w:val="left" w:pos="1832"/>
+          <w:tab w:val="left" w:pos="2748"/>
+          <w:tab w:val="left" w:pos="3664"/>
+          <w:tab w:val="left" w:pos="4580"/>
+          <w:tab w:val="left" w:pos="5496"/>
+          <w:tab w:val="left" w:pos="6412"/>
+          <w:tab w:val="left" w:pos="7328"/>
+          <w:tab w:val="left" w:pos="8244"/>
+          <w:tab w:val="left" w:pos="9160"/>
+          <w:tab w:val="left" w:pos="10076"/>
+          <w:tab w:val="left" w:pos="10992"/>
+          <w:tab w:val="left" w:pos="11908"/>
+          <w:tab w:val="left" w:pos="12824"/>
+          <w:tab w:val="left" w:pos="13740"/>
+          <w:tab w:val="left" w:pos="14656"/>
+        </w:tabs>
+        <w:spacing w:after="0" w:line="240" w:lineRule="auto"/>
+        <w:rPr>
+          <w:rFonts w:ascii="Courier New" w:eastAsia="Times New Roman" w:hAnsi="Courier New" w:cs="Courier New"/>
+          <w:kern w:val="0"/>
+          <w:sz w:val="20"/>
+          <w:szCs w:val="20"/>
+        </w:rPr>
+      </w:pPr>
+      <w:r>
+        <w:rPr>
+          <w:rFonts w:ascii="Courier New" w:eastAsia="Times New Roman" w:hAnsi="Courier New" w:cs="Courier New"/>
+          <w:kern w:val="0"/>
+          <w:sz w:val="20"/>
+          <w:szCs w:val="20"/>
+        </w:rPr>
+        <w:t xml:space="preserve">    </w:t>
+      </w:r>
       <w:proofErr w:type="gramStart"/>
       <w:r>
         <w:rPr>
@@ -5401,7 +5629,6 @@
         </w:rPr>
         <w:t>layers.Dense</w:t>
       </w:r>
-      <w:proofErr w:type="spellEnd"/>
       <w:proofErr w:type="gramEnd"/>
       <w:r>
         <w:rPr>
@@ -5410,38 +5637,46 @@
           <w:sz w:val="20"/>
           <w:szCs w:val="20"/>
         </w:rPr>
-        <w:t>(8, activation='</w:t>
-      </w:r>
-      <w:proofErr w:type="spellStart"/>
-      <w:r>
-        <w:rPr>
-          <w:rFonts w:ascii="Courier New" w:eastAsia="Times New Roman" w:hAnsi="Courier New" w:cs="Courier New"/>
-          <w:kern w:val="0"/>
-          <w:sz w:val="20"/>
-          <w:szCs w:val="20"/>
-        </w:rPr>
-        <w:t>relu</w:t>
-      </w:r>
-      <w:proofErr w:type="spellEnd"/>
-      <w:r>
-        <w:rPr>
-          <w:rFonts w:ascii="Courier New" w:eastAsia="Times New Roman" w:hAnsi="Courier New" w:cs="Courier New"/>
-          <w:kern w:val="0"/>
-          <w:sz w:val="20"/>
-          <w:szCs w:val="20"/>
-        </w:rPr>
-        <w:t>'),</w:t>
-      </w:r>
-      <w:r>
-        <w:rPr>
-          <w:rFonts w:ascii="Courier New" w:eastAsia="Times New Roman" w:hAnsi="Courier New" w:cs="Courier New"/>
-          <w:kern w:val="0"/>
-          <w:sz w:val="20"/>
-          <w:szCs w:val="20"/>
-        </w:rPr>
-        <w:br/>
-      </w:r>
-      <w:proofErr w:type="spellStart"/>
+        <w:t>(8, activation='relu'),</w:t>
+      </w:r>
+    </w:p>
+    <w:p>
+      <w:pPr>
+        <w:tabs>
+          <w:tab w:val="left" w:pos="916"/>
+          <w:tab w:val="left" w:pos="1832"/>
+          <w:tab w:val="left" w:pos="2748"/>
+          <w:tab w:val="left" w:pos="3664"/>
+          <w:tab w:val="left" w:pos="4580"/>
+          <w:tab w:val="left" w:pos="5496"/>
+          <w:tab w:val="left" w:pos="6412"/>
+          <w:tab w:val="left" w:pos="7328"/>
+          <w:tab w:val="left" w:pos="8244"/>
+          <w:tab w:val="left" w:pos="9160"/>
+          <w:tab w:val="left" w:pos="10076"/>
+          <w:tab w:val="left" w:pos="10992"/>
+          <w:tab w:val="left" w:pos="11908"/>
+          <w:tab w:val="left" w:pos="12824"/>
+          <w:tab w:val="left" w:pos="13740"/>
+          <w:tab w:val="left" w:pos="14656"/>
+        </w:tabs>
+        <w:spacing w:after="0" w:line="240" w:lineRule="auto"/>
+        <w:rPr>
+          <w:rFonts w:ascii="Courier New" w:eastAsia="Times New Roman" w:hAnsi="Courier New" w:cs="Courier New"/>
+          <w:kern w:val="0"/>
+          <w:sz w:val="20"/>
+          <w:szCs w:val="20"/>
+        </w:rPr>
+      </w:pPr>
+      <w:r>
+        <w:rPr>
+          <w:rFonts w:ascii="Courier New" w:eastAsia="Times New Roman" w:hAnsi="Courier New" w:cs="Courier New"/>
+          <w:kern w:val="0"/>
+          <w:sz w:val="20"/>
+          <w:szCs w:val="20"/>
+        </w:rPr>
+        <w:t xml:space="preserve">    </w:t>
+      </w:r>
       <w:proofErr w:type="gramStart"/>
       <w:r>
         <w:rPr>
@@ -5472,7 +5707,6 @@
         </w:rPr>
         <w:t>layers.Dense</w:t>
       </w:r>
-      <w:proofErr w:type="spellEnd"/>
       <w:proofErr w:type="gramEnd"/>
       <w:r>
         <w:rPr>
@@ -5483,15 +5717,3942 @@
         </w:rPr>
         <w:t>(1)</w:t>
       </w:r>
-      <w:r>
-        <w:rPr>
-          <w:rFonts w:ascii="Courier New" w:eastAsia="Times New Roman" w:hAnsi="Courier New" w:cs="Courier New"/>
-          <w:kern w:val="0"/>
-          <w:sz w:val="20"/>
-          <w:szCs w:val="20"/>
-        </w:rPr>
-        <w:br/>
+    </w:p>
+    <w:p>
+      <w:pPr>
+        <w:tabs>
+          <w:tab w:val="left" w:pos="916"/>
+          <w:tab w:val="left" w:pos="1832"/>
+          <w:tab w:val="left" w:pos="2748"/>
+          <w:tab w:val="left" w:pos="3664"/>
+          <w:tab w:val="left" w:pos="4580"/>
+          <w:tab w:val="left" w:pos="5496"/>
+          <w:tab w:val="left" w:pos="6412"/>
+          <w:tab w:val="left" w:pos="7328"/>
+          <w:tab w:val="left" w:pos="8244"/>
+          <w:tab w:val="left" w:pos="9160"/>
+          <w:tab w:val="left" w:pos="10076"/>
+          <w:tab w:val="left" w:pos="10992"/>
+          <w:tab w:val="left" w:pos="11908"/>
+          <w:tab w:val="left" w:pos="12824"/>
+          <w:tab w:val="left" w:pos="13740"/>
+          <w:tab w:val="left" w:pos="14656"/>
+        </w:tabs>
+        <w:spacing w:after="0" w:line="240" w:lineRule="auto"/>
+        <w:rPr>
+          <w:rFonts w:ascii="Courier New" w:eastAsia="Times New Roman" w:hAnsi="Courier New" w:cs="Courier New"/>
+          <w:kern w:val="0"/>
+          <w:sz w:val="20"/>
+          <w:szCs w:val="20"/>
+        </w:rPr>
+      </w:pPr>
+      <w:r>
+        <w:rPr>
+          <w:rFonts w:ascii="Courier New" w:eastAsia="Times New Roman" w:hAnsi="Courier New" w:cs="Courier New"/>
+          <w:kern w:val="0"/>
+          <w:sz w:val="20"/>
+          <w:szCs w:val="20"/>
+        </w:rPr>
         <w:t>])</w:t>
+      </w:r>
+    </w:p>
+    <w:p>
+      <w:pPr>
+        <w:spacing w:before="100" w:beforeAutospacing="1" w:after="100" w:afterAutospacing="1" w:line="240" w:lineRule="auto"/>
+        <w:rPr>
+          <w:rFonts w:ascii="Times New Roman" w:eastAsia="Times New Roman" w:hAnsi="Times New Roman" w:cs="Times New Roman"/>
+          <w:kern w:val="0"/>
+          <w:sz w:val="24"/>
+          <w:szCs w:val="24"/>
+        </w:rPr>
+      </w:pPr>
+      <w:r>
+        <w:rPr>
+          <w:rFonts w:ascii="Times New Roman" w:eastAsia="Times New Roman" w:hAnsi="Times New Roman" w:cs="Times New Roman"/>
+          <w:kern w:val="0"/>
+          <w:sz w:val="24"/>
+          <w:szCs w:val="24"/>
+        </w:rPr>
+        <w:t xml:space="preserve">Don't make it too </w:t>
+      </w:r>
+      <w:proofErr w:type="gramStart"/>
+      <w:r>
+        <w:rPr>
+          <w:rFonts w:ascii="Times New Roman" w:eastAsia="Times New Roman" w:hAnsi="Times New Roman" w:cs="Times New Roman"/>
+          <w:kern w:val="0"/>
+          <w:sz w:val="24"/>
+          <w:szCs w:val="24"/>
+        </w:rPr>
+        <w:t>large—</w:t>
+      </w:r>
+      <w:proofErr w:type="gramEnd"/>
+      <w:r>
+        <w:rPr>
+          <w:rFonts w:ascii="Times New Roman" w:eastAsia="Times New Roman" w:hAnsi="Times New Roman" w:cs="Times New Roman"/>
+          <w:kern w:val="0"/>
+          <w:sz w:val="24"/>
+          <w:szCs w:val="24"/>
+        </w:rPr>
+        <w:t>this is just a learning example.</w:t>
+      </w:r>
+    </w:p>
+    <w:p>
+      <w:pPr>
+        <w:spacing w:after="0" w:line="240" w:lineRule="auto"/>
+        <w:rPr>
+          <w:rFonts w:ascii="Times New Roman" w:eastAsia="Times New Roman" w:hAnsi="Times New Roman" w:cs="Times New Roman"/>
+          <w:kern w:val="0"/>
+          <w:sz w:val="24"/>
+          <w:szCs w:val="24"/>
+        </w:rPr>
+      </w:pPr>
+      <w:r>
+        <w:rPr>
+          <w:rFonts w:ascii="Times New Roman" w:eastAsia="Times New Roman" w:hAnsi="Times New Roman" w:cs="Times New Roman"/>
+          <w:kern w:val="0"/>
+          <w:sz w:val="24"/>
+          <w:szCs w:val="24"/>
+        </w:rPr>
+        <w:pict w14:anchorId="4DB130F0">
+          <v:rect id="_x0000_i1050" style="width:0;height:1.5pt" o:hralign="center" o:hrstd="t" o:hr="t" fillcolor="#a0a0a0" stroked="f"/>
+        </w:pict>
+      </w:r>
+    </w:p>
+    <w:p>
+      <w:pPr>
+        <w:spacing w:before="100" w:beforeAutospacing="1" w:after="100" w:afterAutospacing="1" w:line="240" w:lineRule="auto"/>
+        <w:outlineLvl w:val="1"/>
+        <w:rPr>
+          <w:rFonts w:ascii="Times New Roman" w:eastAsia="Times New Roman" w:hAnsi="Times New Roman" w:cs="Times New Roman"/>
+          <w:b/>
+          <w:bCs/>
+          <w:kern w:val="0"/>
+          <w:sz w:val="36"/>
+          <w:szCs w:val="36"/>
+        </w:rPr>
+      </w:pPr>
+      <w:r>
+        <w:rPr>
+          <w:rFonts w:ascii="Times New Roman" w:eastAsia="Times New Roman" w:hAnsi="Times New Roman" w:cs="Times New Roman"/>
+          <w:b/>
+          <w:bCs/>
+          <w:kern w:val="0"/>
+          <w:sz w:val="36"/>
+          <w:szCs w:val="36"/>
+        </w:rPr>
+        <w:t>Method 4</w:t>
+      </w:r>
+    </w:p>
+    <w:p>
+      <w:pPr>
+        <w:spacing w:before="100" w:beforeAutospacing="1" w:after="100" w:afterAutospacing="1" w:line="240" w:lineRule="auto"/>
+        <w:rPr>
+          <w:rFonts w:ascii="Times New Roman" w:eastAsia="Times New Roman" w:hAnsi="Times New Roman" w:cs="Times New Roman"/>
+          <w:kern w:val="0"/>
+          <w:sz w:val="24"/>
+          <w:szCs w:val="24"/>
+        </w:rPr>
+      </w:pPr>
+      <w:r>
+        <w:rPr>
+          <w:rFonts w:ascii="Times New Roman" w:eastAsia="Times New Roman" w:hAnsi="Times New Roman" w:cs="Times New Roman"/>
+          <w:kern w:val="0"/>
+          <w:sz w:val="24"/>
+          <w:szCs w:val="24"/>
+        </w:rPr>
+        <w:t>Use a better optimizer learning rate (optional)</w:t>
+      </w:r>
+    </w:p>
+    <w:p>
+      <w:pPr>
+        <w:tabs>
+          <w:tab w:val="left" w:pos="916"/>
+          <w:tab w:val="left" w:pos="1832"/>
+          <w:tab w:val="left" w:pos="2748"/>
+          <w:tab w:val="left" w:pos="3664"/>
+          <w:tab w:val="left" w:pos="4580"/>
+          <w:tab w:val="left" w:pos="5496"/>
+          <w:tab w:val="left" w:pos="6412"/>
+          <w:tab w:val="left" w:pos="7328"/>
+          <w:tab w:val="left" w:pos="8244"/>
+          <w:tab w:val="left" w:pos="9160"/>
+          <w:tab w:val="left" w:pos="10076"/>
+          <w:tab w:val="left" w:pos="10992"/>
+          <w:tab w:val="left" w:pos="11908"/>
+          <w:tab w:val="left" w:pos="12824"/>
+          <w:tab w:val="left" w:pos="13740"/>
+          <w:tab w:val="left" w:pos="14656"/>
+        </w:tabs>
+        <w:spacing w:after="0" w:line="240" w:lineRule="auto"/>
+        <w:rPr>
+          <w:rFonts w:ascii="Courier New" w:eastAsia="Times New Roman" w:hAnsi="Courier New" w:cs="Courier New"/>
+          <w:kern w:val="0"/>
+          <w:sz w:val="20"/>
+          <w:szCs w:val="20"/>
+          <w:lang w:val="de-DE"/>
+        </w:rPr>
+      </w:pPr>
+      <w:r>
+        <w:rPr>
+          <w:rFonts w:ascii="Courier New" w:eastAsia="Times New Roman" w:hAnsi="Courier New" w:cs="Courier New"/>
+          <w:kern w:val="0"/>
+          <w:sz w:val="20"/>
+          <w:szCs w:val="20"/>
+          <w:lang w:val="de-DE"/>
+        </w:rPr>
+        <w:t>optimizer=</w:t>
+      </w:r>
+      <w:proofErr w:type="gramStart"/>
+      <w:r>
+        <w:rPr>
+          <w:rFonts w:ascii="Courier New" w:eastAsia="Times New Roman" w:hAnsi="Courier New" w:cs="Courier New"/>
+          <w:kern w:val="0"/>
+          <w:sz w:val="20"/>
+          <w:szCs w:val="20"/>
+          <w:lang w:val="de-DE"/>
+        </w:rPr>
+        <w:t>tf.keras</w:t>
+      </w:r>
+      <w:proofErr w:type="gramEnd"/>
+      <w:r>
+        <w:rPr>
+          <w:rFonts w:ascii="Courier New" w:eastAsia="Times New Roman" w:hAnsi="Courier New" w:cs="Courier New"/>
+          <w:kern w:val="0"/>
+          <w:sz w:val="20"/>
+          <w:szCs w:val="20"/>
+          <w:lang w:val="de-DE"/>
+        </w:rPr>
+        <w:t>.</w:t>
+      </w:r>
+      <w:proofErr w:type="gramStart"/>
+      <w:r>
+        <w:rPr>
+          <w:rFonts w:ascii="Courier New" w:eastAsia="Times New Roman" w:hAnsi="Courier New" w:cs="Courier New"/>
+          <w:kern w:val="0"/>
+          <w:sz w:val="20"/>
+          <w:szCs w:val="20"/>
+          <w:lang w:val="de-DE"/>
+        </w:rPr>
+        <w:t>optimizers.Adam</w:t>
+      </w:r>
+      <w:proofErr w:type="gramEnd"/>
+      <w:r>
+        <w:rPr>
+          <w:rFonts w:ascii="Courier New" w:eastAsia="Times New Roman" w:hAnsi="Courier New" w:cs="Courier New"/>
+          <w:kern w:val="0"/>
+          <w:sz w:val="20"/>
+          <w:szCs w:val="20"/>
+          <w:lang w:val="de-DE"/>
+        </w:rPr>
+        <w:t>(</w:t>
+      </w:r>
+    </w:p>
+    <w:p>
+      <w:pPr>
+        <w:tabs>
+          <w:tab w:val="left" w:pos="916"/>
+          <w:tab w:val="left" w:pos="1832"/>
+          <w:tab w:val="left" w:pos="2748"/>
+          <w:tab w:val="left" w:pos="3664"/>
+          <w:tab w:val="left" w:pos="4580"/>
+          <w:tab w:val="left" w:pos="5496"/>
+          <w:tab w:val="left" w:pos="6412"/>
+          <w:tab w:val="left" w:pos="7328"/>
+          <w:tab w:val="left" w:pos="8244"/>
+          <w:tab w:val="left" w:pos="9160"/>
+          <w:tab w:val="left" w:pos="10076"/>
+          <w:tab w:val="left" w:pos="10992"/>
+          <w:tab w:val="left" w:pos="11908"/>
+          <w:tab w:val="left" w:pos="12824"/>
+          <w:tab w:val="left" w:pos="13740"/>
+          <w:tab w:val="left" w:pos="14656"/>
+        </w:tabs>
+        <w:spacing w:after="0" w:line="240" w:lineRule="auto"/>
+        <w:rPr>
+          <w:rFonts w:ascii="Courier New" w:eastAsia="Times New Roman" w:hAnsi="Courier New" w:cs="Courier New"/>
+          <w:kern w:val="0"/>
+          <w:sz w:val="20"/>
+          <w:szCs w:val="20"/>
+        </w:rPr>
+      </w:pPr>
+      <w:r>
+        <w:rPr>
+          <w:rFonts w:ascii="Courier New" w:eastAsia="Times New Roman" w:hAnsi="Courier New" w:cs="Courier New"/>
+          <w:kern w:val="0"/>
+          <w:sz w:val="20"/>
+          <w:szCs w:val="20"/>
+          <w:lang w:val="de-DE"/>
+        </w:rPr>
+        <w:t xml:space="preserve">    </w:t>
+      </w:r>
+      <w:r>
+        <w:rPr>
+          <w:rFonts w:ascii="Courier New" w:eastAsia="Times New Roman" w:hAnsi="Courier New" w:cs="Courier New"/>
+          <w:kern w:val="0"/>
+          <w:sz w:val="20"/>
+          <w:szCs w:val="20"/>
+        </w:rPr>
+        <w:t>learning_rate=0.01</w:t>
+      </w:r>
+    </w:p>
+    <w:p>
+      <w:pPr>
+        <w:tabs>
+          <w:tab w:val="left" w:pos="916"/>
+          <w:tab w:val="left" w:pos="1832"/>
+          <w:tab w:val="left" w:pos="2748"/>
+          <w:tab w:val="left" w:pos="3664"/>
+          <w:tab w:val="left" w:pos="4580"/>
+          <w:tab w:val="left" w:pos="5496"/>
+          <w:tab w:val="left" w:pos="6412"/>
+          <w:tab w:val="left" w:pos="7328"/>
+          <w:tab w:val="left" w:pos="8244"/>
+          <w:tab w:val="left" w:pos="9160"/>
+          <w:tab w:val="left" w:pos="10076"/>
+          <w:tab w:val="left" w:pos="10992"/>
+          <w:tab w:val="left" w:pos="11908"/>
+          <w:tab w:val="left" w:pos="12824"/>
+          <w:tab w:val="left" w:pos="13740"/>
+          <w:tab w:val="left" w:pos="14656"/>
+        </w:tabs>
+        <w:spacing w:after="0" w:line="240" w:lineRule="auto"/>
+        <w:rPr>
+          <w:rFonts w:ascii="Courier New" w:eastAsia="Times New Roman" w:hAnsi="Courier New" w:cs="Courier New"/>
+          <w:kern w:val="0"/>
+          <w:sz w:val="20"/>
+          <w:szCs w:val="20"/>
+        </w:rPr>
+      </w:pPr>
+      <w:r>
+        <w:rPr>
+          <w:rFonts w:ascii="Courier New" w:eastAsia="Times New Roman" w:hAnsi="Courier New" w:cs="Courier New"/>
+          <w:kern w:val="0"/>
+          <w:sz w:val="20"/>
+          <w:szCs w:val="20"/>
+        </w:rPr>
+        <w:t>)</w:t>
+      </w:r>
+    </w:p>
+    <w:p>
+      <w:pPr>
+        <w:spacing w:after="0" w:line="240" w:lineRule="auto"/>
+        <w:rPr>
+          <w:rFonts w:ascii="Times New Roman" w:eastAsia="Times New Roman" w:hAnsi="Times New Roman" w:cs="Times New Roman"/>
+          <w:kern w:val="0"/>
+          <w:sz w:val="24"/>
+          <w:szCs w:val="24"/>
+        </w:rPr>
+      </w:pPr>
+      <w:r>
+        <w:rPr>
+          <w:rFonts w:ascii="Times New Roman" w:eastAsia="Times New Roman" w:hAnsi="Times New Roman" w:cs="Times New Roman"/>
+          <w:kern w:val="0"/>
+          <w:sz w:val="24"/>
+          <w:szCs w:val="24"/>
+        </w:rPr>
+        <w:pict w14:anchorId="21AF478C">
+          <v:rect id="_x0000_i1051" style="width:0;height:1.5pt" o:hralign="center" o:hrstd="t" o:hr="t" fillcolor="#a0a0a0" stroked="f"/>
+        </w:pict>
+      </w:r>
+    </w:p>
+    <w:p>
+      <w:pPr>
+        <w:spacing w:before="100" w:beforeAutospacing="1" w:after="100" w:afterAutospacing="1" w:line="240" w:lineRule="auto"/>
+        <w:outlineLvl w:val="1"/>
+        <w:rPr>
+          <w:rFonts w:ascii="Times New Roman" w:eastAsia="Times New Roman" w:hAnsi="Times New Roman" w:cs="Times New Roman"/>
+          <w:b/>
+          <w:bCs/>
+          <w:kern w:val="0"/>
+          <w:sz w:val="36"/>
+          <w:szCs w:val="36"/>
+        </w:rPr>
+      </w:pPr>
+      <w:r>
+        <w:rPr>
+          <w:rFonts w:ascii="Times New Roman" w:eastAsia="Times New Roman" w:hAnsi="Times New Roman" w:cs="Times New Roman"/>
+          <w:b/>
+          <w:bCs/>
+          <w:kern w:val="0"/>
+          <w:sz w:val="36"/>
+          <w:szCs w:val="36"/>
+        </w:rPr>
+        <w:t>Method 5 (Best Practice)</w:t>
+      </w:r>
+    </w:p>
+    <w:p>
+      <w:pPr>
+        <w:spacing w:before="100" w:beforeAutospacing="1" w:after="100" w:afterAutospacing="1" w:line="240" w:lineRule="auto"/>
+        <w:rPr>
+          <w:rFonts w:ascii="Times New Roman" w:eastAsia="Times New Roman" w:hAnsi="Times New Roman" w:cs="Times New Roman"/>
+          <w:kern w:val="0"/>
+          <w:sz w:val="24"/>
+          <w:szCs w:val="24"/>
+        </w:rPr>
+      </w:pPr>
+      <w:r>
+        <w:rPr>
+          <w:rFonts w:ascii="Times New Roman" w:eastAsia="Times New Roman" w:hAnsi="Times New Roman" w:cs="Times New Roman"/>
+          <w:kern w:val="0"/>
+          <w:sz w:val="24"/>
+          <w:szCs w:val="24"/>
+        </w:rPr>
+        <w:t>Plot the loss.</w:t>
+      </w:r>
+    </w:p>
+    <w:p>
+      <w:pPr>
+        <w:tabs>
+          <w:tab w:val="left" w:pos="916"/>
+          <w:tab w:val="left" w:pos="1832"/>
+          <w:tab w:val="left" w:pos="2748"/>
+          <w:tab w:val="left" w:pos="3664"/>
+          <w:tab w:val="left" w:pos="4580"/>
+          <w:tab w:val="left" w:pos="5496"/>
+          <w:tab w:val="left" w:pos="6412"/>
+          <w:tab w:val="left" w:pos="7328"/>
+          <w:tab w:val="left" w:pos="8244"/>
+          <w:tab w:val="left" w:pos="9160"/>
+          <w:tab w:val="left" w:pos="10076"/>
+          <w:tab w:val="left" w:pos="10992"/>
+          <w:tab w:val="left" w:pos="11908"/>
+          <w:tab w:val="left" w:pos="12824"/>
+          <w:tab w:val="left" w:pos="13740"/>
+          <w:tab w:val="left" w:pos="14656"/>
+        </w:tabs>
+        <w:spacing w:after="0" w:line="240" w:lineRule="auto"/>
+        <w:rPr>
+          <w:rFonts w:ascii="Courier New" w:eastAsia="Times New Roman" w:hAnsi="Courier New" w:cs="Courier New"/>
+          <w:kern w:val="0"/>
+          <w:sz w:val="20"/>
+          <w:szCs w:val="20"/>
+        </w:rPr>
+      </w:pPr>
+      <w:r>
+        <w:rPr>
+          <w:rFonts w:ascii="Courier New" w:eastAsia="Times New Roman" w:hAnsi="Courier New" w:cs="Courier New"/>
+          <w:kern w:val="0"/>
+          <w:sz w:val="20"/>
+          <w:szCs w:val="20"/>
+        </w:rPr>
+        <w:t xml:space="preserve">history = </w:t>
+      </w:r>
+      <w:proofErr w:type="gramStart"/>
+      <w:r>
+        <w:rPr>
+          <w:rFonts w:ascii="Courier New" w:eastAsia="Times New Roman" w:hAnsi="Courier New" w:cs="Courier New"/>
+          <w:kern w:val="0"/>
+          <w:sz w:val="20"/>
+          <w:szCs w:val="20"/>
+        </w:rPr>
+        <w:t>model.fit(</w:t>
+      </w:r>
+      <w:proofErr w:type="gramEnd"/>
+    </w:p>
+    <w:p>
+      <w:pPr>
+        <w:tabs>
+          <w:tab w:val="left" w:pos="916"/>
+          <w:tab w:val="left" w:pos="1832"/>
+          <w:tab w:val="left" w:pos="2748"/>
+          <w:tab w:val="left" w:pos="3664"/>
+          <w:tab w:val="left" w:pos="4580"/>
+          <w:tab w:val="left" w:pos="5496"/>
+          <w:tab w:val="left" w:pos="6412"/>
+          <w:tab w:val="left" w:pos="7328"/>
+          <w:tab w:val="left" w:pos="8244"/>
+          <w:tab w:val="left" w:pos="9160"/>
+          <w:tab w:val="left" w:pos="10076"/>
+          <w:tab w:val="left" w:pos="10992"/>
+          <w:tab w:val="left" w:pos="11908"/>
+          <w:tab w:val="left" w:pos="12824"/>
+          <w:tab w:val="left" w:pos="13740"/>
+          <w:tab w:val="left" w:pos="14656"/>
+        </w:tabs>
+        <w:spacing w:after="0" w:line="240" w:lineRule="auto"/>
+        <w:rPr>
+          <w:rFonts w:ascii="Courier New" w:eastAsia="Times New Roman" w:hAnsi="Courier New" w:cs="Courier New"/>
+          <w:kern w:val="0"/>
+          <w:sz w:val="20"/>
+          <w:szCs w:val="20"/>
+        </w:rPr>
+      </w:pPr>
+      <w:r>
+        <w:rPr>
+          <w:rFonts w:ascii="Courier New" w:eastAsia="Times New Roman" w:hAnsi="Courier New" w:cs="Courier New"/>
+          <w:kern w:val="0"/>
+          <w:sz w:val="20"/>
+          <w:szCs w:val="20"/>
+        </w:rPr>
+        <w:t xml:space="preserve">    X,</w:t>
+      </w:r>
+    </w:p>
+    <w:p>
+      <w:pPr>
+        <w:tabs>
+          <w:tab w:val="left" w:pos="916"/>
+          <w:tab w:val="left" w:pos="1832"/>
+          <w:tab w:val="left" w:pos="2748"/>
+          <w:tab w:val="left" w:pos="3664"/>
+          <w:tab w:val="left" w:pos="4580"/>
+          <w:tab w:val="left" w:pos="5496"/>
+          <w:tab w:val="left" w:pos="6412"/>
+          <w:tab w:val="left" w:pos="7328"/>
+          <w:tab w:val="left" w:pos="8244"/>
+          <w:tab w:val="left" w:pos="9160"/>
+          <w:tab w:val="left" w:pos="10076"/>
+          <w:tab w:val="left" w:pos="10992"/>
+          <w:tab w:val="left" w:pos="11908"/>
+          <w:tab w:val="left" w:pos="12824"/>
+          <w:tab w:val="left" w:pos="13740"/>
+          <w:tab w:val="left" w:pos="14656"/>
+        </w:tabs>
+        <w:spacing w:after="0" w:line="240" w:lineRule="auto"/>
+        <w:rPr>
+          <w:rFonts w:ascii="Courier New" w:eastAsia="Times New Roman" w:hAnsi="Courier New" w:cs="Courier New"/>
+          <w:kern w:val="0"/>
+          <w:sz w:val="20"/>
+          <w:szCs w:val="20"/>
+        </w:rPr>
+      </w:pPr>
+      <w:r>
+        <w:rPr>
+          <w:rFonts w:ascii="Courier New" w:eastAsia="Times New Roman" w:hAnsi="Courier New" w:cs="Courier New"/>
+          <w:kern w:val="0"/>
+          <w:sz w:val="20"/>
+          <w:szCs w:val="20"/>
+        </w:rPr>
+        <w:t xml:space="preserve">    Y,</w:t>
+      </w:r>
+    </w:p>
+    <w:p>
+      <w:pPr>
+        <w:tabs>
+          <w:tab w:val="left" w:pos="916"/>
+          <w:tab w:val="left" w:pos="1832"/>
+          <w:tab w:val="left" w:pos="2748"/>
+          <w:tab w:val="left" w:pos="3664"/>
+          <w:tab w:val="left" w:pos="4580"/>
+          <w:tab w:val="left" w:pos="5496"/>
+          <w:tab w:val="left" w:pos="6412"/>
+          <w:tab w:val="left" w:pos="7328"/>
+          <w:tab w:val="left" w:pos="8244"/>
+          <w:tab w:val="left" w:pos="9160"/>
+          <w:tab w:val="left" w:pos="10076"/>
+          <w:tab w:val="left" w:pos="10992"/>
+          <w:tab w:val="left" w:pos="11908"/>
+          <w:tab w:val="left" w:pos="12824"/>
+          <w:tab w:val="left" w:pos="13740"/>
+          <w:tab w:val="left" w:pos="14656"/>
+        </w:tabs>
+        <w:spacing w:after="0" w:line="240" w:lineRule="auto"/>
+        <w:rPr>
+          <w:rFonts w:ascii="Courier New" w:eastAsia="Times New Roman" w:hAnsi="Courier New" w:cs="Courier New"/>
+          <w:kern w:val="0"/>
+          <w:sz w:val="20"/>
+          <w:szCs w:val="20"/>
+        </w:rPr>
+      </w:pPr>
+      <w:r>
+        <w:rPr>
+          <w:rFonts w:ascii="Courier New" w:eastAsia="Times New Roman" w:hAnsi="Courier New" w:cs="Courier New"/>
+          <w:kern w:val="0"/>
+          <w:sz w:val="20"/>
+          <w:szCs w:val="20"/>
+        </w:rPr>
+        <w:t xml:space="preserve">    epochs=500,</w:t>
+      </w:r>
+    </w:p>
+    <w:p>
+      <w:pPr>
+        <w:tabs>
+          <w:tab w:val="left" w:pos="916"/>
+          <w:tab w:val="left" w:pos="1832"/>
+          <w:tab w:val="left" w:pos="2748"/>
+          <w:tab w:val="left" w:pos="3664"/>
+          <w:tab w:val="left" w:pos="4580"/>
+          <w:tab w:val="left" w:pos="5496"/>
+          <w:tab w:val="left" w:pos="6412"/>
+          <w:tab w:val="left" w:pos="7328"/>
+          <w:tab w:val="left" w:pos="8244"/>
+          <w:tab w:val="left" w:pos="9160"/>
+          <w:tab w:val="left" w:pos="10076"/>
+          <w:tab w:val="left" w:pos="10992"/>
+          <w:tab w:val="left" w:pos="11908"/>
+          <w:tab w:val="left" w:pos="12824"/>
+          <w:tab w:val="left" w:pos="13740"/>
+          <w:tab w:val="left" w:pos="14656"/>
+        </w:tabs>
+        <w:spacing w:after="0" w:line="240" w:lineRule="auto"/>
+        <w:rPr>
+          <w:rFonts w:ascii="Courier New" w:eastAsia="Times New Roman" w:hAnsi="Courier New" w:cs="Courier New"/>
+          <w:kern w:val="0"/>
+          <w:sz w:val="20"/>
+          <w:szCs w:val="20"/>
+        </w:rPr>
+      </w:pPr>
+      <w:r>
+        <w:rPr>
+          <w:rFonts w:ascii="Courier New" w:eastAsia="Times New Roman" w:hAnsi="Courier New" w:cs="Courier New"/>
+          <w:kern w:val="0"/>
+          <w:sz w:val="20"/>
+          <w:szCs w:val="20"/>
+        </w:rPr>
+        <w:t xml:space="preserve">    verbose=0</w:t>
+      </w:r>
+    </w:p>
+    <w:p>
+      <w:pPr>
+        <w:tabs>
+          <w:tab w:val="left" w:pos="916"/>
+          <w:tab w:val="left" w:pos="1832"/>
+          <w:tab w:val="left" w:pos="2748"/>
+          <w:tab w:val="left" w:pos="3664"/>
+          <w:tab w:val="left" w:pos="4580"/>
+          <w:tab w:val="left" w:pos="5496"/>
+          <w:tab w:val="left" w:pos="6412"/>
+          <w:tab w:val="left" w:pos="7328"/>
+          <w:tab w:val="left" w:pos="8244"/>
+          <w:tab w:val="left" w:pos="9160"/>
+          <w:tab w:val="left" w:pos="10076"/>
+          <w:tab w:val="left" w:pos="10992"/>
+          <w:tab w:val="left" w:pos="11908"/>
+          <w:tab w:val="left" w:pos="12824"/>
+          <w:tab w:val="left" w:pos="13740"/>
+          <w:tab w:val="left" w:pos="14656"/>
+        </w:tabs>
+        <w:spacing w:after="0" w:line="240" w:lineRule="auto"/>
+        <w:rPr>
+          <w:rFonts w:ascii="Courier New" w:eastAsia="Times New Roman" w:hAnsi="Courier New" w:cs="Courier New"/>
+          <w:kern w:val="0"/>
+          <w:sz w:val="20"/>
+          <w:szCs w:val="20"/>
+        </w:rPr>
+      </w:pPr>
+      <w:r>
+        <w:rPr>
+          <w:rFonts w:ascii="Courier New" w:eastAsia="Times New Roman" w:hAnsi="Courier New" w:cs="Courier New"/>
+          <w:kern w:val="0"/>
+          <w:sz w:val="20"/>
+          <w:szCs w:val="20"/>
+        </w:rPr>
+        <w:t>)</w:t>
+      </w:r>
+    </w:p>
+    <w:p>
+      <w:pPr>
+        <w:tabs>
+          <w:tab w:val="left" w:pos="916"/>
+          <w:tab w:val="left" w:pos="1832"/>
+          <w:tab w:val="left" w:pos="2748"/>
+          <w:tab w:val="left" w:pos="3664"/>
+          <w:tab w:val="left" w:pos="4580"/>
+          <w:tab w:val="left" w:pos="5496"/>
+          <w:tab w:val="left" w:pos="6412"/>
+          <w:tab w:val="left" w:pos="7328"/>
+          <w:tab w:val="left" w:pos="8244"/>
+          <w:tab w:val="left" w:pos="9160"/>
+          <w:tab w:val="left" w:pos="10076"/>
+          <w:tab w:val="left" w:pos="10992"/>
+          <w:tab w:val="left" w:pos="11908"/>
+          <w:tab w:val="left" w:pos="12824"/>
+          <w:tab w:val="left" w:pos="13740"/>
+          <w:tab w:val="left" w:pos="14656"/>
+        </w:tabs>
+        <w:spacing w:after="0" w:line="240" w:lineRule="auto"/>
+        <w:rPr>
+          <w:rFonts w:ascii="Courier New" w:eastAsia="Times New Roman" w:hAnsi="Courier New" w:cs="Courier New"/>
+          <w:kern w:val="0"/>
+          <w:sz w:val="20"/>
+          <w:szCs w:val="20"/>
+        </w:rPr>
+      </w:pPr>
+    </w:p>
+    <w:p>
+      <w:pPr>
+        <w:tabs>
+          <w:tab w:val="left" w:pos="916"/>
+          <w:tab w:val="left" w:pos="1832"/>
+          <w:tab w:val="left" w:pos="2748"/>
+          <w:tab w:val="left" w:pos="3664"/>
+          <w:tab w:val="left" w:pos="4580"/>
+          <w:tab w:val="left" w:pos="5496"/>
+          <w:tab w:val="left" w:pos="6412"/>
+          <w:tab w:val="left" w:pos="7328"/>
+          <w:tab w:val="left" w:pos="8244"/>
+          <w:tab w:val="left" w:pos="9160"/>
+          <w:tab w:val="left" w:pos="10076"/>
+          <w:tab w:val="left" w:pos="10992"/>
+          <w:tab w:val="left" w:pos="11908"/>
+          <w:tab w:val="left" w:pos="12824"/>
+          <w:tab w:val="left" w:pos="13740"/>
+          <w:tab w:val="left" w:pos="14656"/>
+        </w:tabs>
+        <w:spacing w:after="0" w:line="240" w:lineRule="auto"/>
+        <w:rPr>
+          <w:rFonts w:ascii="Courier New" w:eastAsia="Times New Roman" w:hAnsi="Courier New" w:cs="Courier New"/>
+          <w:kern w:val="0"/>
+          <w:sz w:val="20"/>
+          <w:szCs w:val="20"/>
+        </w:rPr>
+      </w:pPr>
+      <w:r>
+        <w:rPr>
+          <w:rFonts w:ascii="Courier New" w:eastAsia="Times New Roman" w:hAnsi="Courier New" w:cs="Courier New"/>
+          <w:kern w:val="0"/>
+          <w:sz w:val="20"/>
+          <w:szCs w:val="20"/>
+        </w:rPr>
+        <w:t xml:space="preserve">import </w:t>
+      </w:r>
+      <w:proofErr w:type="gramStart"/>
+      <w:r>
+        <w:rPr>
+          <w:rFonts w:ascii="Courier New" w:eastAsia="Times New Roman" w:hAnsi="Courier New" w:cs="Courier New"/>
+          <w:kern w:val="0"/>
+          <w:sz w:val="20"/>
+          <w:szCs w:val="20"/>
+        </w:rPr>
+        <w:t>matplotlib.pyplot</w:t>
+      </w:r>
+      <w:proofErr w:type="gramEnd"/>
+      <w:r>
+        <w:rPr>
+          <w:rFonts w:ascii="Courier New" w:eastAsia="Times New Roman" w:hAnsi="Courier New" w:cs="Courier New"/>
+          <w:kern w:val="0"/>
+          <w:sz w:val="20"/>
+          <w:szCs w:val="20"/>
+        </w:rPr>
+        <w:t xml:space="preserve"> as plt</w:t>
+      </w:r>
+    </w:p>
+    <w:p>
+      <w:pPr>
+        <w:tabs>
+          <w:tab w:val="left" w:pos="916"/>
+          <w:tab w:val="left" w:pos="1832"/>
+          <w:tab w:val="left" w:pos="2748"/>
+          <w:tab w:val="left" w:pos="3664"/>
+          <w:tab w:val="left" w:pos="4580"/>
+          <w:tab w:val="left" w:pos="5496"/>
+          <w:tab w:val="left" w:pos="6412"/>
+          <w:tab w:val="left" w:pos="7328"/>
+          <w:tab w:val="left" w:pos="8244"/>
+          <w:tab w:val="left" w:pos="9160"/>
+          <w:tab w:val="left" w:pos="10076"/>
+          <w:tab w:val="left" w:pos="10992"/>
+          <w:tab w:val="left" w:pos="11908"/>
+          <w:tab w:val="left" w:pos="12824"/>
+          <w:tab w:val="left" w:pos="13740"/>
+          <w:tab w:val="left" w:pos="14656"/>
+        </w:tabs>
+        <w:spacing w:after="0" w:line="240" w:lineRule="auto"/>
+        <w:rPr>
+          <w:rFonts w:ascii="Courier New" w:eastAsia="Times New Roman" w:hAnsi="Courier New" w:cs="Courier New"/>
+          <w:kern w:val="0"/>
+          <w:sz w:val="20"/>
+          <w:szCs w:val="20"/>
+        </w:rPr>
+      </w:pPr>
+    </w:p>
+    <w:p>
+      <w:pPr>
+        <w:tabs>
+          <w:tab w:val="left" w:pos="916"/>
+          <w:tab w:val="left" w:pos="1832"/>
+          <w:tab w:val="left" w:pos="2748"/>
+          <w:tab w:val="left" w:pos="3664"/>
+          <w:tab w:val="left" w:pos="4580"/>
+          <w:tab w:val="left" w:pos="5496"/>
+          <w:tab w:val="left" w:pos="6412"/>
+          <w:tab w:val="left" w:pos="7328"/>
+          <w:tab w:val="left" w:pos="8244"/>
+          <w:tab w:val="left" w:pos="9160"/>
+          <w:tab w:val="left" w:pos="10076"/>
+          <w:tab w:val="left" w:pos="10992"/>
+          <w:tab w:val="left" w:pos="11908"/>
+          <w:tab w:val="left" w:pos="12824"/>
+          <w:tab w:val="left" w:pos="13740"/>
+          <w:tab w:val="left" w:pos="14656"/>
+        </w:tabs>
+        <w:spacing w:after="0" w:line="240" w:lineRule="auto"/>
+        <w:rPr>
+          <w:rFonts w:ascii="Courier New" w:eastAsia="Times New Roman" w:hAnsi="Courier New" w:cs="Courier New"/>
+          <w:kern w:val="0"/>
+          <w:sz w:val="20"/>
+          <w:szCs w:val="20"/>
+        </w:rPr>
+      </w:pPr>
+      <w:proofErr w:type="gramStart"/>
+      <w:r>
+        <w:rPr>
+          <w:rFonts w:ascii="Courier New" w:eastAsia="Times New Roman" w:hAnsi="Courier New" w:cs="Courier New"/>
+          <w:kern w:val="0"/>
+          <w:sz w:val="20"/>
+          <w:szCs w:val="20"/>
+        </w:rPr>
+        <w:t>plt.plot</w:t>
+      </w:r>
+      <w:proofErr w:type="gramEnd"/>
+      <w:r>
+        <w:rPr>
+          <w:rFonts w:ascii="Courier New" w:eastAsia="Times New Roman" w:hAnsi="Courier New" w:cs="Courier New"/>
+          <w:kern w:val="0"/>
+          <w:sz w:val="20"/>
+          <w:szCs w:val="20"/>
+        </w:rPr>
+        <w:t>(</w:t>
+      </w:r>
+      <w:proofErr w:type="gramStart"/>
+      <w:r>
+        <w:rPr>
+          <w:rFonts w:ascii="Courier New" w:eastAsia="Times New Roman" w:hAnsi="Courier New" w:cs="Courier New"/>
+          <w:kern w:val="0"/>
+          <w:sz w:val="20"/>
+          <w:szCs w:val="20"/>
+        </w:rPr>
+        <w:t>history.history</w:t>
+      </w:r>
+      <w:proofErr w:type="gramEnd"/>
+      <w:r>
+        <w:rPr>
+          <w:rFonts w:ascii="Courier New" w:eastAsia="Times New Roman" w:hAnsi="Courier New" w:cs="Courier New"/>
+          <w:kern w:val="0"/>
+          <w:sz w:val="20"/>
+          <w:szCs w:val="20"/>
+        </w:rPr>
+        <w:t>['loss'])</w:t>
+      </w:r>
+    </w:p>
+    <w:p>
+      <w:pPr>
+        <w:tabs>
+          <w:tab w:val="left" w:pos="916"/>
+          <w:tab w:val="left" w:pos="1832"/>
+          <w:tab w:val="left" w:pos="2748"/>
+          <w:tab w:val="left" w:pos="3664"/>
+          <w:tab w:val="left" w:pos="4580"/>
+          <w:tab w:val="left" w:pos="5496"/>
+          <w:tab w:val="left" w:pos="6412"/>
+          <w:tab w:val="left" w:pos="7328"/>
+          <w:tab w:val="left" w:pos="8244"/>
+          <w:tab w:val="left" w:pos="9160"/>
+          <w:tab w:val="left" w:pos="10076"/>
+          <w:tab w:val="left" w:pos="10992"/>
+          <w:tab w:val="left" w:pos="11908"/>
+          <w:tab w:val="left" w:pos="12824"/>
+          <w:tab w:val="left" w:pos="13740"/>
+          <w:tab w:val="left" w:pos="14656"/>
+        </w:tabs>
+        <w:spacing w:after="0" w:line="240" w:lineRule="auto"/>
+        <w:rPr>
+          <w:rFonts w:ascii="Courier New" w:eastAsia="Times New Roman" w:hAnsi="Courier New" w:cs="Courier New"/>
+          <w:kern w:val="0"/>
+          <w:sz w:val="20"/>
+          <w:szCs w:val="20"/>
+        </w:rPr>
+      </w:pPr>
+      <w:proofErr w:type="gramStart"/>
+      <w:r>
+        <w:rPr>
+          <w:rFonts w:ascii="Courier New" w:eastAsia="Times New Roman" w:hAnsi="Courier New" w:cs="Courier New"/>
+          <w:kern w:val="0"/>
+          <w:sz w:val="20"/>
+          <w:szCs w:val="20"/>
+        </w:rPr>
+        <w:t>plt.xlabel</w:t>
+      </w:r>
+      <w:proofErr w:type="gramEnd"/>
+      <w:r>
+        <w:rPr>
+          <w:rFonts w:ascii="Courier New" w:eastAsia="Times New Roman" w:hAnsi="Courier New" w:cs="Courier New"/>
+          <w:kern w:val="0"/>
+          <w:sz w:val="20"/>
+          <w:szCs w:val="20"/>
+        </w:rPr>
+        <w:t>("Epoch")</w:t>
+      </w:r>
+    </w:p>
+    <w:p>
+      <w:pPr>
+        <w:tabs>
+          <w:tab w:val="left" w:pos="916"/>
+          <w:tab w:val="left" w:pos="1832"/>
+          <w:tab w:val="left" w:pos="2748"/>
+          <w:tab w:val="left" w:pos="3664"/>
+          <w:tab w:val="left" w:pos="4580"/>
+          <w:tab w:val="left" w:pos="5496"/>
+          <w:tab w:val="left" w:pos="6412"/>
+          <w:tab w:val="left" w:pos="7328"/>
+          <w:tab w:val="left" w:pos="8244"/>
+          <w:tab w:val="left" w:pos="9160"/>
+          <w:tab w:val="left" w:pos="10076"/>
+          <w:tab w:val="left" w:pos="10992"/>
+          <w:tab w:val="left" w:pos="11908"/>
+          <w:tab w:val="left" w:pos="12824"/>
+          <w:tab w:val="left" w:pos="13740"/>
+          <w:tab w:val="left" w:pos="14656"/>
+        </w:tabs>
+        <w:spacing w:after="0" w:line="240" w:lineRule="auto"/>
+        <w:rPr>
+          <w:rFonts w:ascii="Courier New" w:eastAsia="Times New Roman" w:hAnsi="Courier New" w:cs="Courier New"/>
+          <w:kern w:val="0"/>
+          <w:sz w:val="20"/>
+          <w:szCs w:val="20"/>
+        </w:rPr>
+      </w:pPr>
+      <w:proofErr w:type="gramStart"/>
+      <w:r>
+        <w:rPr>
+          <w:rFonts w:ascii="Courier New" w:eastAsia="Times New Roman" w:hAnsi="Courier New" w:cs="Courier New"/>
+          <w:kern w:val="0"/>
+          <w:sz w:val="20"/>
+          <w:szCs w:val="20"/>
+        </w:rPr>
+        <w:t>plt.ylabel</w:t>
+      </w:r>
+      <w:proofErr w:type="gramEnd"/>
+      <w:r>
+        <w:rPr>
+          <w:rFonts w:ascii="Courier New" w:eastAsia="Times New Roman" w:hAnsi="Courier New" w:cs="Courier New"/>
+          <w:kern w:val="0"/>
+          <w:sz w:val="20"/>
+          <w:szCs w:val="20"/>
+        </w:rPr>
+        <w:t>("Loss")</w:t>
+      </w:r>
+    </w:p>
+    <w:p>
+      <w:pPr>
+        <w:tabs>
+          <w:tab w:val="left" w:pos="916"/>
+          <w:tab w:val="left" w:pos="1832"/>
+          <w:tab w:val="left" w:pos="2748"/>
+          <w:tab w:val="left" w:pos="3664"/>
+          <w:tab w:val="left" w:pos="4580"/>
+          <w:tab w:val="left" w:pos="5496"/>
+          <w:tab w:val="left" w:pos="6412"/>
+          <w:tab w:val="left" w:pos="7328"/>
+          <w:tab w:val="left" w:pos="8244"/>
+          <w:tab w:val="left" w:pos="9160"/>
+          <w:tab w:val="left" w:pos="10076"/>
+          <w:tab w:val="left" w:pos="10992"/>
+          <w:tab w:val="left" w:pos="11908"/>
+          <w:tab w:val="left" w:pos="12824"/>
+          <w:tab w:val="left" w:pos="13740"/>
+          <w:tab w:val="left" w:pos="14656"/>
+        </w:tabs>
+        <w:spacing w:after="0" w:line="240" w:lineRule="auto"/>
+        <w:rPr>
+          <w:rFonts w:ascii="Courier New" w:eastAsia="Times New Roman" w:hAnsi="Courier New" w:cs="Courier New"/>
+          <w:kern w:val="0"/>
+          <w:sz w:val="20"/>
+          <w:szCs w:val="20"/>
+        </w:rPr>
+      </w:pPr>
+      <w:proofErr w:type="gramStart"/>
+      <w:r>
+        <w:rPr>
+          <w:rFonts w:ascii="Courier New" w:eastAsia="Times New Roman" w:hAnsi="Courier New" w:cs="Courier New"/>
+          <w:kern w:val="0"/>
+          <w:sz w:val="20"/>
+          <w:szCs w:val="20"/>
+        </w:rPr>
+        <w:t>plt.grid</w:t>
+      </w:r>
+      <w:proofErr w:type="gramEnd"/>
+      <w:r>
+        <w:rPr>
+          <w:rFonts w:ascii="Courier New" w:eastAsia="Times New Roman" w:hAnsi="Courier New" w:cs="Courier New"/>
+          <w:kern w:val="0"/>
+          <w:sz w:val="20"/>
+          <w:szCs w:val="20"/>
+        </w:rPr>
+        <w:t>(True)</w:t>
+      </w:r>
+    </w:p>
+    <w:p>
+      <w:pPr>
+        <w:tabs>
+          <w:tab w:val="left" w:pos="916"/>
+          <w:tab w:val="left" w:pos="1832"/>
+          <w:tab w:val="left" w:pos="2748"/>
+          <w:tab w:val="left" w:pos="3664"/>
+          <w:tab w:val="left" w:pos="4580"/>
+          <w:tab w:val="left" w:pos="5496"/>
+          <w:tab w:val="left" w:pos="6412"/>
+          <w:tab w:val="left" w:pos="7328"/>
+          <w:tab w:val="left" w:pos="8244"/>
+          <w:tab w:val="left" w:pos="9160"/>
+          <w:tab w:val="left" w:pos="10076"/>
+          <w:tab w:val="left" w:pos="10992"/>
+          <w:tab w:val="left" w:pos="11908"/>
+          <w:tab w:val="left" w:pos="12824"/>
+          <w:tab w:val="left" w:pos="13740"/>
+          <w:tab w:val="left" w:pos="14656"/>
+        </w:tabs>
+        <w:spacing w:after="0" w:line="240" w:lineRule="auto"/>
+        <w:rPr>
+          <w:rFonts w:ascii="Courier New" w:eastAsia="Times New Roman" w:hAnsi="Courier New" w:cs="Courier New"/>
+          <w:kern w:val="0"/>
+          <w:sz w:val="20"/>
+          <w:szCs w:val="20"/>
+        </w:rPr>
+      </w:pPr>
+      <w:proofErr w:type="gramStart"/>
+      <w:r>
+        <w:rPr>
+          <w:rFonts w:ascii="Courier New" w:eastAsia="Times New Roman" w:hAnsi="Courier New" w:cs="Courier New"/>
+          <w:kern w:val="0"/>
+          <w:sz w:val="20"/>
+          <w:szCs w:val="20"/>
+        </w:rPr>
+        <w:t>plt.show</w:t>
+      </w:r>
+      <w:proofErr w:type="gramEnd"/>
+      <w:r>
+        <w:rPr>
+          <w:rFonts w:ascii="Courier New" w:eastAsia="Times New Roman" w:hAnsi="Courier New" w:cs="Courier New"/>
+          <w:kern w:val="0"/>
+          <w:sz w:val="20"/>
+          <w:szCs w:val="20"/>
+        </w:rPr>
+        <w:t>()</w:t>
+      </w:r>
+    </w:p>
+    <w:p>
+      <w:pPr>
+        <w:spacing w:before="100" w:beforeAutospacing="1" w:after="100" w:afterAutospacing="1" w:line="240" w:lineRule="auto"/>
+        <w:rPr>
+          <w:rFonts w:ascii="Times New Roman" w:eastAsia="Times New Roman" w:hAnsi="Times New Roman" w:cs="Times New Roman"/>
+          <w:kern w:val="0"/>
+          <w:sz w:val="24"/>
+          <w:szCs w:val="24"/>
+        </w:rPr>
+      </w:pPr>
+      <w:r>
+        <w:rPr>
+          <w:rFonts w:ascii="Times New Roman" w:eastAsia="Times New Roman" w:hAnsi="Times New Roman" w:cs="Times New Roman"/>
+          <w:kern w:val="0"/>
+          <w:sz w:val="24"/>
+          <w:szCs w:val="24"/>
+        </w:rPr>
+        <w:lastRenderedPageBreak/>
+        <w:t>If the loss is still decreasing at epoch 100, the model simply needs more training.</w:t>
+      </w:r>
+    </w:p>
+    <w:p>
+      <w:pPr>
+        <w:spacing w:after="0" w:line="240" w:lineRule="auto"/>
+        <w:rPr>
+          <w:rFonts w:ascii="Times New Roman" w:eastAsia="Times New Roman" w:hAnsi="Times New Roman" w:cs="Times New Roman"/>
+          <w:kern w:val="0"/>
+          <w:sz w:val="24"/>
+          <w:szCs w:val="24"/>
+        </w:rPr>
+      </w:pPr>
+      <w:r>
+        <w:rPr>
+          <w:rFonts w:ascii="Times New Roman" w:eastAsia="Times New Roman" w:hAnsi="Times New Roman" w:cs="Times New Roman"/>
+          <w:kern w:val="0"/>
+          <w:sz w:val="24"/>
+          <w:szCs w:val="24"/>
+        </w:rPr>
+        <w:pict w14:anchorId="5C588FF6">
+          <v:rect id="_x0000_i1052" style="width:0;height:1.5pt" o:hralign="center" o:hrstd="t" o:hr="t" fillcolor="#a0a0a0" stroked="f"/>
+        </w:pict>
+      </w:r>
+    </w:p>
+    <w:p>
+      <w:pPr>
+        <w:spacing w:before="100" w:beforeAutospacing="1" w:after="100" w:afterAutospacing="1" w:line="240" w:lineRule="auto"/>
+        <w:outlineLvl w:val="0"/>
+        <w:rPr>
+          <w:rFonts w:ascii="Times New Roman" w:eastAsia="Times New Roman" w:hAnsi="Times New Roman" w:cs="Times New Roman"/>
+          <w:b/>
+          <w:bCs/>
+          <w:kern w:val="36"/>
+          <w:sz w:val="48"/>
+          <w:szCs w:val="48"/>
+        </w:rPr>
+      </w:pPr>
+      <w:r>
+        <w:rPr>
+          <w:rFonts w:ascii="Times New Roman" w:eastAsia="Times New Roman" w:hAnsi="Times New Roman" w:cs="Times New Roman"/>
+          <w:b/>
+          <w:bCs/>
+          <w:kern w:val="36"/>
+          <w:sz w:val="48"/>
+          <w:szCs w:val="48"/>
+        </w:rPr>
+        <w:t>Why is the prediction still not exactly 14?</w:t>
+      </w:r>
+    </w:p>
+    <w:p>
+      <w:pPr>
+        <w:spacing w:before="100" w:beforeAutospacing="1" w:after="100" w:afterAutospacing="1" w:line="240" w:lineRule="auto"/>
+        <w:rPr>
+          <w:rFonts w:ascii="Times New Roman" w:eastAsia="Times New Roman" w:hAnsi="Times New Roman" w:cs="Times New Roman"/>
+          <w:kern w:val="0"/>
+          <w:sz w:val="24"/>
+          <w:szCs w:val="24"/>
+        </w:rPr>
+      </w:pPr>
+      <w:r>
+        <w:rPr>
+          <w:rFonts w:ascii="Times New Roman" w:eastAsia="Times New Roman" w:hAnsi="Times New Roman" w:cs="Times New Roman"/>
+          <w:kern w:val="0"/>
+          <w:sz w:val="24"/>
+          <w:szCs w:val="24"/>
+        </w:rPr>
+        <w:t>A neural network learns parameters numerically using gradient descent. Even if the underlying relationship is perfectly linear, optimization may stop close to—but not exactly at—the ideal weights because of factors like the optimizer, learning rate, initialization, and number of epochs.</w:t>
+      </w:r>
+    </w:p>
+    <w:p>
+      <w:pPr>
+        <w:spacing w:before="100" w:beforeAutospacing="1" w:after="100" w:afterAutospacing="1" w:line="240" w:lineRule="auto"/>
+        <w:rPr>
+          <w:rFonts w:ascii="Times New Roman" w:eastAsia="Times New Roman" w:hAnsi="Times New Roman" w:cs="Times New Roman"/>
+          <w:kern w:val="0"/>
+          <w:sz w:val="24"/>
+          <w:szCs w:val="24"/>
+        </w:rPr>
+      </w:pPr>
+      <w:r>
+        <w:rPr>
+          <w:rFonts w:ascii="Times New Roman" w:eastAsia="Times New Roman" w:hAnsi="Times New Roman" w:cs="Times New Roman"/>
+          <w:kern w:val="0"/>
+          <w:sz w:val="24"/>
+          <w:szCs w:val="24"/>
+        </w:rPr>
+        <w:t xml:space="preserve">For this simple dataset, getting a prediction like </w:t>
+      </w:r>
+      <w:r>
+        <w:rPr>
+          <w:rFonts w:ascii="Times New Roman" w:eastAsia="Times New Roman" w:hAnsi="Times New Roman" w:cs="Times New Roman"/>
+          <w:b/>
+          <w:bCs/>
+          <w:kern w:val="0"/>
+          <w:sz w:val="24"/>
+          <w:szCs w:val="24"/>
+        </w:rPr>
+        <w:t>13.8–14.2</w:t>
+      </w:r>
+      <w:r>
+        <w:rPr>
+          <w:rFonts w:ascii="Times New Roman" w:eastAsia="Times New Roman" w:hAnsi="Times New Roman" w:cs="Times New Roman"/>
+          <w:kern w:val="0"/>
+          <w:sz w:val="24"/>
+          <w:szCs w:val="24"/>
+        </w:rPr>
+        <w:t xml:space="preserve"> after sufficient training is normal.</w:t>
+      </w:r>
+    </w:p>
+    <w:p>
+      <w:pPr>
+        <w:spacing w:after="0" w:line="240" w:lineRule="auto"/>
+        <w:rPr>
+          <w:rFonts w:ascii="Times New Roman" w:eastAsia="Times New Roman" w:hAnsi="Times New Roman" w:cs="Times New Roman"/>
+          <w:kern w:val="0"/>
+          <w:sz w:val="24"/>
+          <w:szCs w:val="24"/>
+        </w:rPr>
+      </w:pPr>
+      <w:r>
+        <w:rPr>
+          <w:rFonts w:ascii="Times New Roman" w:eastAsia="Times New Roman" w:hAnsi="Times New Roman" w:cs="Times New Roman"/>
+          <w:kern w:val="0"/>
+          <w:sz w:val="24"/>
+          <w:szCs w:val="24"/>
+        </w:rPr>
+        <w:pict w14:anchorId="4C97C2DB">
+          <v:rect id="_x0000_i1053" style="width:0;height:1.5pt" o:hralign="center" o:hrstd="t" o:hr="t" fillcolor="#a0a0a0" stroked="f"/>
+        </w:pict>
+      </w:r>
+    </w:p>
+    <w:p>
+      <w:pPr>
+        <w:spacing w:before="100" w:beforeAutospacing="1" w:after="100" w:afterAutospacing="1" w:line="240" w:lineRule="auto"/>
+        <w:outlineLvl w:val="0"/>
+        <w:rPr>
+          <w:rFonts w:ascii="Times New Roman" w:eastAsia="Times New Roman" w:hAnsi="Times New Roman" w:cs="Times New Roman"/>
+          <w:b/>
+          <w:bCs/>
+          <w:kern w:val="36"/>
+          <w:sz w:val="48"/>
+          <w:szCs w:val="48"/>
+        </w:rPr>
+      </w:pPr>
+      <w:r>
+        <w:rPr>
+          <w:rFonts w:ascii="Times New Roman" w:eastAsia="Times New Roman" w:hAnsi="Times New Roman" w:cs="Times New Roman"/>
+          <w:b/>
+          <w:bCs/>
+          <w:kern w:val="36"/>
+          <w:sz w:val="48"/>
+          <w:szCs w:val="48"/>
+        </w:rPr>
+        <w:t>If you want an exact output (14.000)</w:t>
+      </w:r>
+    </w:p>
+    <w:p>
+      <w:pPr>
+        <w:spacing w:before="100" w:beforeAutospacing="1" w:after="100" w:afterAutospacing="1" w:line="240" w:lineRule="auto"/>
+        <w:rPr>
+          <w:rFonts w:ascii="Times New Roman" w:eastAsia="Times New Roman" w:hAnsi="Times New Roman" w:cs="Times New Roman"/>
+          <w:kern w:val="0"/>
+          <w:sz w:val="24"/>
+          <w:szCs w:val="24"/>
+        </w:rPr>
+      </w:pPr>
+      <w:r>
+        <w:rPr>
+          <w:rFonts w:ascii="Times New Roman" w:eastAsia="Times New Roman" w:hAnsi="Times New Roman" w:cs="Times New Roman"/>
+          <w:kern w:val="0"/>
+          <w:sz w:val="24"/>
+          <w:szCs w:val="24"/>
+        </w:rPr>
+        <w:t>For teaching purposes, you can make the model itself linear:</w:t>
+      </w:r>
+    </w:p>
+    <w:p>
+      <w:pPr>
+        <w:tabs>
+          <w:tab w:val="left" w:pos="916"/>
+          <w:tab w:val="left" w:pos="1832"/>
+          <w:tab w:val="left" w:pos="2748"/>
+          <w:tab w:val="left" w:pos="3664"/>
+          <w:tab w:val="left" w:pos="4580"/>
+          <w:tab w:val="left" w:pos="5496"/>
+          <w:tab w:val="left" w:pos="6412"/>
+          <w:tab w:val="left" w:pos="7328"/>
+          <w:tab w:val="left" w:pos="8244"/>
+          <w:tab w:val="left" w:pos="9160"/>
+          <w:tab w:val="left" w:pos="10076"/>
+          <w:tab w:val="left" w:pos="10992"/>
+          <w:tab w:val="left" w:pos="11908"/>
+          <w:tab w:val="left" w:pos="12824"/>
+          <w:tab w:val="left" w:pos="13740"/>
+          <w:tab w:val="left" w:pos="14656"/>
+        </w:tabs>
+        <w:spacing w:after="0" w:line="240" w:lineRule="auto"/>
+        <w:rPr>
+          <w:rFonts w:ascii="Courier New" w:eastAsia="Times New Roman" w:hAnsi="Courier New" w:cs="Courier New"/>
+          <w:kern w:val="0"/>
+          <w:sz w:val="20"/>
+          <w:szCs w:val="20"/>
+        </w:rPr>
+      </w:pPr>
+      <w:r>
+        <w:rPr>
+          <w:rFonts w:ascii="Courier New" w:eastAsia="Times New Roman" w:hAnsi="Courier New" w:cs="Courier New"/>
+          <w:kern w:val="0"/>
+          <w:sz w:val="20"/>
+          <w:szCs w:val="20"/>
+        </w:rPr>
+        <w:t xml:space="preserve">model = </w:t>
+      </w:r>
+      <w:proofErr w:type="gramStart"/>
+      <w:r>
+        <w:rPr>
+          <w:rFonts w:ascii="Courier New" w:eastAsia="Times New Roman" w:hAnsi="Courier New" w:cs="Courier New"/>
+          <w:kern w:val="0"/>
+          <w:sz w:val="20"/>
+          <w:szCs w:val="20"/>
+        </w:rPr>
+        <w:t>tf.keras</w:t>
+      </w:r>
+      <w:proofErr w:type="gramEnd"/>
+      <w:r>
+        <w:rPr>
+          <w:rFonts w:ascii="Courier New" w:eastAsia="Times New Roman" w:hAnsi="Courier New" w:cs="Courier New"/>
+          <w:kern w:val="0"/>
+          <w:sz w:val="20"/>
+          <w:szCs w:val="20"/>
+        </w:rPr>
+        <w:t>.</w:t>
+      </w:r>
+      <w:proofErr w:type="gramStart"/>
+      <w:r>
+        <w:rPr>
+          <w:rFonts w:ascii="Courier New" w:eastAsia="Times New Roman" w:hAnsi="Courier New" w:cs="Courier New"/>
+          <w:kern w:val="0"/>
+          <w:sz w:val="20"/>
+          <w:szCs w:val="20"/>
+        </w:rPr>
+        <w:t>Sequential(</w:t>
+      </w:r>
+      <w:proofErr w:type="gramEnd"/>
+      <w:r>
+        <w:rPr>
+          <w:rFonts w:ascii="Courier New" w:eastAsia="Times New Roman" w:hAnsi="Courier New" w:cs="Courier New"/>
+          <w:kern w:val="0"/>
+          <w:sz w:val="20"/>
+          <w:szCs w:val="20"/>
+        </w:rPr>
+        <w:t>[</w:t>
+      </w:r>
+    </w:p>
+    <w:p>
+      <w:pPr>
+        <w:tabs>
+          <w:tab w:val="left" w:pos="916"/>
+          <w:tab w:val="left" w:pos="1832"/>
+          <w:tab w:val="left" w:pos="2748"/>
+          <w:tab w:val="left" w:pos="3664"/>
+          <w:tab w:val="left" w:pos="4580"/>
+          <w:tab w:val="left" w:pos="5496"/>
+          <w:tab w:val="left" w:pos="6412"/>
+          <w:tab w:val="left" w:pos="7328"/>
+          <w:tab w:val="left" w:pos="8244"/>
+          <w:tab w:val="left" w:pos="9160"/>
+          <w:tab w:val="left" w:pos="10076"/>
+          <w:tab w:val="left" w:pos="10992"/>
+          <w:tab w:val="left" w:pos="11908"/>
+          <w:tab w:val="left" w:pos="12824"/>
+          <w:tab w:val="left" w:pos="13740"/>
+          <w:tab w:val="left" w:pos="14656"/>
+        </w:tabs>
+        <w:spacing w:after="0" w:line="240" w:lineRule="auto"/>
+        <w:rPr>
+          <w:rFonts w:ascii="Courier New" w:eastAsia="Times New Roman" w:hAnsi="Courier New" w:cs="Courier New"/>
+          <w:kern w:val="0"/>
+          <w:sz w:val="20"/>
+          <w:szCs w:val="20"/>
+        </w:rPr>
+      </w:pPr>
+      <w:r>
+        <w:rPr>
+          <w:rFonts w:ascii="Courier New" w:eastAsia="Times New Roman" w:hAnsi="Courier New" w:cs="Courier New"/>
+          <w:kern w:val="0"/>
+          <w:sz w:val="20"/>
+          <w:szCs w:val="20"/>
+        </w:rPr>
+        <w:t xml:space="preserve">    </w:t>
+      </w:r>
+      <w:proofErr w:type="gramStart"/>
+      <w:r>
+        <w:rPr>
+          <w:rFonts w:ascii="Courier New" w:eastAsia="Times New Roman" w:hAnsi="Courier New" w:cs="Courier New"/>
+          <w:kern w:val="0"/>
+          <w:sz w:val="20"/>
+          <w:szCs w:val="20"/>
+        </w:rPr>
+        <w:t>tf.keras</w:t>
+      </w:r>
+      <w:proofErr w:type="gramEnd"/>
+      <w:r>
+        <w:rPr>
+          <w:rFonts w:ascii="Courier New" w:eastAsia="Times New Roman" w:hAnsi="Courier New" w:cs="Courier New"/>
+          <w:kern w:val="0"/>
+          <w:sz w:val="20"/>
+          <w:szCs w:val="20"/>
+        </w:rPr>
+        <w:t>.</w:t>
+      </w:r>
+      <w:proofErr w:type="gramStart"/>
+      <w:r>
+        <w:rPr>
+          <w:rFonts w:ascii="Courier New" w:eastAsia="Times New Roman" w:hAnsi="Courier New" w:cs="Courier New"/>
+          <w:kern w:val="0"/>
+          <w:sz w:val="20"/>
+          <w:szCs w:val="20"/>
+        </w:rPr>
+        <w:t>layers.Input</w:t>
+      </w:r>
+      <w:proofErr w:type="gramEnd"/>
+      <w:r>
+        <w:rPr>
+          <w:rFonts w:ascii="Courier New" w:eastAsia="Times New Roman" w:hAnsi="Courier New" w:cs="Courier New"/>
+          <w:kern w:val="0"/>
+          <w:sz w:val="20"/>
+          <w:szCs w:val="20"/>
+        </w:rPr>
+        <w:t>(shape</w:t>
+      </w:r>
+      <w:proofErr w:type="gramStart"/>
+      <w:r>
+        <w:rPr>
+          <w:rFonts w:ascii="Courier New" w:eastAsia="Times New Roman" w:hAnsi="Courier New" w:cs="Courier New"/>
+          <w:kern w:val="0"/>
+          <w:sz w:val="20"/>
+          <w:szCs w:val="20"/>
+        </w:rPr>
+        <w:t>=(</w:t>
+      </w:r>
+      <w:proofErr w:type="gramEnd"/>
+      <w:r>
+        <w:rPr>
+          <w:rFonts w:ascii="Courier New" w:eastAsia="Times New Roman" w:hAnsi="Courier New" w:cs="Courier New"/>
+          <w:kern w:val="0"/>
+          <w:sz w:val="20"/>
+          <w:szCs w:val="20"/>
+        </w:rPr>
+        <w:t>1,)),</w:t>
+      </w:r>
+    </w:p>
+    <w:p>
+      <w:pPr>
+        <w:tabs>
+          <w:tab w:val="left" w:pos="916"/>
+          <w:tab w:val="left" w:pos="1832"/>
+          <w:tab w:val="left" w:pos="2748"/>
+          <w:tab w:val="left" w:pos="3664"/>
+          <w:tab w:val="left" w:pos="4580"/>
+          <w:tab w:val="left" w:pos="5496"/>
+          <w:tab w:val="left" w:pos="6412"/>
+          <w:tab w:val="left" w:pos="7328"/>
+          <w:tab w:val="left" w:pos="8244"/>
+          <w:tab w:val="left" w:pos="9160"/>
+          <w:tab w:val="left" w:pos="10076"/>
+          <w:tab w:val="left" w:pos="10992"/>
+          <w:tab w:val="left" w:pos="11908"/>
+          <w:tab w:val="left" w:pos="12824"/>
+          <w:tab w:val="left" w:pos="13740"/>
+          <w:tab w:val="left" w:pos="14656"/>
+        </w:tabs>
+        <w:spacing w:after="0" w:line="240" w:lineRule="auto"/>
+        <w:rPr>
+          <w:rFonts w:ascii="Courier New" w:eastAsia="Times New Roman" w:hAnsi="Courier New" w:cs="Courier New"/>
+          <w:kern w:val="0"/>
+          <w:sz w:val="20"/>
+          <w:szCs w:val="20"/>
+        </w:rPr>
+      </w:pPr>
+      <w:r>
+        <w:rPr>
+          <w:rFonts w:ascii="Courier New" w:eastAsia="Times New Roman" w:hAnsi="Courier New" w:cs="Courier New"/>
+          <w:kern w:val="0"/>
+          <w:sz w:val="20"/>
+          <w:szCs w:val="20"/>
+        </w:rPr>
+        <w:t xml:space="preserve">    </w:t>
+      </w:r>
+      <w:proofErr w:type="gramStart"/>
+      <w:r>
+        <w:rPr>
+          <w:rFonts w:ascii="Courier New" w:eastAsia="Times New Roman" w:hAnsi="Courier New" w:cs="Courier New"/>
+          <w:kern w:val="0"/>
+          <w:sz w:val="20"/>
+          <w:szCs w:val="20"/>
+        </w:rPr>
+        <w:t>tf.keras</w:t>
+      </w:r>
+      <w:proofErr w:type="gramEnd"/>
+      <w:r>
+        <w:rPr>
+          <w:rFonts w:ascii="Courier New" w:eastAsia="Times New Roman" w:hAnsi="Courier New" w:cs="Courier New"/>
+          <w:kern w:val="0"/>
+          <w:sz w:val="20"/>
+          <w:szCs w:val="20"/>
+        </w:rPr>
+        <w:t>.</w:t>
+      </w:r>
+      <w:proofErr w:type="gramStart"/>
+      <w:r>
+        <w:rPr>
+          <w:rFonts w:ascii="Courier New" w:eastAsia="Times New Roman" w:hAnsi="Courier New" w:cs="Courier New"/>
+          <w:kern w:val="0"/>
+          <w:sz w:val="20"/>
+          <w:szCs w:val="20"/>
+        </w:rPr>
+        <w:t>layers.Dense</w:t>
+      </w:r>
+      <w:proofErr w:type="gramEnd"/>
+      <w:r>
+        <w:rPr>
+          <w:rFonts w:ascii="Courier New" w:eastAsia="Times New Roman" w:hAnsi="Courier New" w:cs="Courier New"/>
+          <w:kern w:val="0"/>
+          <w:sz w:val="20"/>
+          <w:szCs w:val="20"/>
+        </w:rPr>
+        <w:t>(1)</w:t>
+      </w:r>
+    </w:p>
+    <w:p>
+      <w:pPr>
+        <w:tabs>
+          <w:tab w:val="left" w:pos="916"/>
+          <w:tab w:val="left" w:pos="1832"/>
+          <w:tab w:val="left" w:pos="2748"/>
+          <w:tab w:val="left" w:pos="3664"/>
+          <w:tab w:val="left" w:pos="4580"/>
+          <w:tab w:val="left" w:pos="5496"/>
+          <w:tab w:val="left" w:pos="6412"/>
+          <w:tab w:val="left" w:pos="7328"/>
+          <w:tab w:val="left" w:pos="8244"/>
+          <w:tab w:val="left" w:pos="9160"/>
+          <w:tab w:val="left" w:pos="10076"/>
+          <w:tab w:val="left" w:pos="10992"/>
+          <w:tab w:val="left" w:pos="11908"/>
+          <w:tab w:val="left" w:pos="12824"/>
+          <w:tab w:val="left" w:pos="13740"/>
+          <w:tab w:val="left" w:pos="14656"/>
+        </w:tabs>
+        <w:spacing w:after="0" w:line="240" w:lineRule="auto"/>
+        <w:rPr>
+          <w:rFonts w:ascii="Courier New" w:eastAsia="Times New Roman" w:hAnsi="Courier New" w:cs="Courier New"/>
+          <w:kern w:val="0"/>
+          <w:sz w:val="20"/>
+          <w:szCs w:val="20"/>
+        </w:rPr>
+      </w:pPr>
+      <w:r>
+        <w:rPr>
+          <w:rFonts w:ascii="Courier New" w:eastAsia="Times New Roman" w:hAnsi="Courier New" w:cs="Courier New"/>
+          <w:kern w:val="0"/>
+          <w:sz w:val="20"/>
+          <w:szCs w:val="20"/>
+        </w:rPr>
+        <w:t>])</w:t>
+      </w:r>
+    </w:p>
+    <w:p>
+      <w:pPr>
+        <w:spacing w:before="100" w:beforeAutospacing="1" w:after="100" w:afterAutospacing="1" w:line="240" w:lineRule="auto"/>
+        <w:rPr>
+          <w:rFonts w:ascii="Times New Roman" w:eastAsia="Times New Roman" w:hAnsi="Times New Roman" w:cs="Times New Roman"/>
+          <w:kern w:val="0"/>
+          <w:sz w:val="24"/>
+          <w:szCs w:val="24"/>
+        </w:rPr>
+      </w:pPr>
+      <w:r>
+        <w:rPr>
+          <w:rFonts w:ascii="Times New Roman" w:eastAsia="Times New Roman" w:hAnsi="Times New Roman" w:cs="Times New Roman"/>
+          <w:kern w:val="0"/>
+          <w:sz w:val="24"/>
+          <w:szCs w:val="24"/>
+        </w:rPr>
+        <w:t>Compile:</w:t>
+      </w:r>
+    </w:p>
+    <w:p>
+      <w:pPr>
+        <w:tabs>
+          <w:tab w:val="left" w:pos="916"/>
+          <w:tab w:val="left" w:pos="1832"/>
+          <w:tab w:val="left" w:pos="2748"/>
+          <w:tab w:val="left" w:pos="3664"/>
+          <w:tab w:val="left" w:pos="4580"/>
+          <w:tab w:val="left" w:pos="5496"/>
+          <w:tab w:val="left" w:pos="6412"/>
+          <w:tab w:val="left" w:pos="7328"/>
+          <w:tab w:val="left" w:pos="8244"/>
+          <w:tab w:val="left" w:pos="9160"/>
+          <w:tab w:val="left" w:pos="10076"/>
+          <w:tab w:val="left" w:pos="10992"/>
+          <w:tab w:val="left" w:pos="11908"/>
+          <w:tab w:val="left" w:pos="12824"/>
+          <w:tab w:val="left" w:pos="13740"/>
+          <w:tab w:val="left" w:pos="14656"/>
+        </w:tabs>
+        <w:spacing w:after="0" w:line="240" w:lineRule="auto"/>
+        <w:rPr>
+          <w:rFonts w:ascii="Courier New" w:eastAsia="Times New Roman" w:hAnsi="Courier New" w:cs="Courier New"/>
+          <w:kern w:val="0"/>
+          <w:sz w:val="20"/>
+          <w:szCs w:val="20"/>
+        </w:rPr>
+      </w:pPr>
+      <w:proofErr w:type="gramStart"/>
+      <w:r>
+        <w:rPr>
+          <w:rFonts w:ascii="Courier New" w:eastAsia="Times New Roman" w:hAnsi="Courier New" w:cs="Courier New"/>
+          <w:kern w:val="0"/>
+          <w:sz w:val="20"/>
+          <w:szCs w:val="20"/>
+        </w:rPr>
+        <w:t>model.compile</w:t>
+      </w:r>
+      <w:proofErr w:type="gramEnd"/>
+      <w:r>
+        <w:rPr>
+          <w:rFonts w:ascii="Courier New" w:eastAsia="Times New Roman" w:hAnsi="Courier New" w:cs="Courier New"/>
+          <w:kern w:val="0"/>
+          <w:sz w:val="20"/>
+          <w:szCs w:val="20"/>
+        </w:rPr>
+        <w:t>(</w:t>
+      </w:r>
+    </w:p>
+    <w:p>
+      <w:pPr>
+        <w:tabs>
+          <w:tab w:val="left" w:pos="916"/>
+          <w:tab w:val="left" w:pos="1832"/>
+          <w:tab w:val="left" w:pos="2748"/>
+          <w:tab w:val="left" w:pos="3664"/>
+          <w:tab w:val="left" w:pos="4580"/>
+          <w:tab w:val="left" w:pos="5496"/>
+          <w:tab w:val="left" w:pos="6412"/>
+          <w:tab w:val="left" w:pos="7328"/>
+          <w:tab w:val="left" w:pos="8244"/>
+          <w:tab w:val="left" w:pos="9160"/>
+          <w:tab w:val="left" w:pos="10076"/>
+          <w:tab w:val="left" w:pos="10992"/>
+          <w:tab w:val="left" w:pos="11908"/>
+          <w:tab w:val="left" w:pos="12824"/>
+          <w:tab w:val="left" w:pos="13740"/>
+          <w:tab w:val="left" w:pos="14656"/>
+        </w:tabs>
+        <w:spacing w:after="0" w:line="240" w:lineRule="auto"/>
+        <w:rPr>
+          <w:rFonts w:ascii="Courier New" w:eastAsia="Times New Roman" w:hAnsi="Courier New" w:cs="Courier New"/>
+          <w:kern w:val="0"/>
+          <w:sz w:val="20"/>
+          <w:szCs w:val="20"/>
+        </w:rPr>
+      </w:pPr>
+      <w:r>
+        <w:rPr>
+          <w:rFonts w:ascii="Courier New" w:eastAsia="Times New Roman" w:hAnsi="Courier New" w:cs="Courier New"/>
+          <w:kern w:val="0"/>
+          <w:sz w:val="20"/>
+          <w:szCs w:val="20"/>
+        </w:rPr>
+        <w:t xml:space="preserve">    optimizer='adam',</w:t>
+      </w:r>
+    </w:p>
+    <w:p>
+      <w:pPr>
+        <w:tabs>
+          <w:tab w:val="left" w:pos="916"/>
+          <w:tab w:val="left" w:pos="1832"/>
+          <w:tab w:val="left" w:pos="2748"/>
+          <w:tab w:val="left" w:pos="3664"/>
+          <w:tab w:val="left" w:pos="4580"/>
+          <w:tab w:val="left" w:pos="5496"/>
+          <w:tab w:val="left" w:pos="6412"/>
+          <w:tab w:val="left" w:pos="7328"/>
+          <w:tab w:val="left" w:pos="8244"/>
+          <w:tab w:val="left" w:pos="9160"/>
+          <w:tab w:val="left" w:pos="10076"/>
+          <w:tab w:val="left" w:pos="10992"/>
+          <w:tab w:val="left" w:pos="11908"/>
+          <w:tab w:val="left" w:pos="12824"/>
+          <w:tab w:val="left" w:pos="13740"/>
+          <w:tab w:val="left" w:pos="14656"/>
+        </w:tabs>
+        <w:spacing w:after="0" w:line="240" w:lineRule="auto"/>
+        <w:rPr>
+          <w:rFonts w:ascii="Courier New" w:eastAsia="Times New Roman" w:hAnsi="Courier New" w:cs="Courier New"/>
+          <w:kern w:val="0"/>
+          <w:sz w:val="20"/>
+          <w:szCs w:val="20"/>
+        </w:rPr>
+      </w:pPr>
+      <w:r>
+        <w:rPr>
+          <w:rFonts w:ascii="Courier New" w:eastAsia="Times New Roman" w:hAnsi="Courier New" w:cs="Courier New"/>
+          <w:kern w:val="0"/>
+          <w:sz w:val="20"/>
+          <w:szCs w:val="20"/>
+        </w:rPr>
+        <w:t xml:space="preserve">    loss='mse'</w:t>
+      </w:r>
+    </w:p>
+    <w:p>
+      <w:pPr>
+        <w:tabs>
+          <w:tab w:val="left" w:pos="916"/>
+          <w:tab w:val="left" w:pos="1832"/>
+          <w:tab w:val="left" w:pos="2748"/>
+          <w:tab w:val="left" w:pos="3664"/>
+          <w:tab w:val="left" w:pos="4580"/>
+          <w:tab w:val="left" w:pos="5496"/>
+          <w:tab w:val="left" w:pos="6412"/>
+          <w:tab w:val="left" w:pos="7328"/>
+          <w:tab w:val="left" w:pos="8244"/>
+          <w:tab w:val="left" w:pos="9160"/>
+          <w:tab w:val="left" w:pos="10076"/>
+          <w:tab w:val="left" w:pos="10992"/>
+          <w:tab w:val="left" w:pos="11908"/>
+          <w:tab w:val="left" w:pos="12824"/>
+          <w:tab w:val="left" w:pos="13740"/>
+          <w:tab w:val="left" w:pos="14656"/>
+        </w:tabs>
+        <w:spacing w:after="0" w:line="240" w:lineRule="auto"/>
+        <w:rPr>
+          <w:rFonts w:ascii="Courier New" w:eastAsia="Times New Roman" w:hAnsi="Courier New" w:cs="Courier New"/>
+          <w:kern w:val="0"/>
+          <w:sz w:val="20"/>
+          <w:szCs w:val="20"/>
+        </w:rPr>
+      </w:pPr>
+      <w:r>
+        <w:rPr>
+          <w:rFonts w:ascii="Courier New" w:eastAsia="Times New Roman" w:hAnsi="Courier New" w:cs="Courier New"/>
+          <w:kern w:val="0"/>
+          <w:sz w:val="20"/>
+          <w:szCs w:val="20"/>
+        </w:rPr>
+        <w:t>)</w:t>
+      </w:r>
+    </w:p>
+    <w:p>
+      <w:pPr>
+        <w:spacing w:before="100" w:beforeAutospacing="1" w:after="100" w:afterAutospacing="1" w:line="240" w:lineRule="auto"/>
+        <w:rPr>
+          <w:rFonts w:ascii="Times New Roman" w:eastAsia="Times New Roman" w:hAnsi="Times New Roman" w:cs="Times New Roman"/>
+          <w:kern w:val="0"/>
+          <w:sz w:val="24"/>
+          <w:szCs w:val="24"/>
+        </w:rPr>
+      </w:pPr>
+      <w:r>
+        <w:rPr>
+          <w:rFonts w:ascii="Times New Roman" w:eastAsia="Times New Roman" w:hAnsi="Times New Roman" w:cs="Times New Roman"/>
+          <w:kern w:val="0"/>
+          <w:sz w:val="24"/>
+          <w:szCs w:val="24"/>
+        </w:rPr>
+        <w:t>Train:</w:t>
+      </w:r>
+    </w:p>
+    <w:p>
+      <w:pPr>
+        <w:tabs>
+          <w:tab w:val="left" w:pos="916"/>
+          <w:tab w:val="left" w:pos="1832"/>
+          <w:tab w:val="left" w:pos="2748"/>
+          <w:tab w:val="left" w:pos="3664"/>
+          <w:tab w:val="left" w:pos="4580"/>
+          <w:tab w:val="left" w:pos="5496"/>
+          <w:tab w:val="left" w:pos="6412"/>
+          <w:tab w:val="left" w:pos="7328"/>
+          <w:tab w:val="left" w:pos="8244"/>
+          <w:tab w:val="left" w:pos="9160"/>
+          <w:tab w:val="left" w:pos="10076"/>
+          <w:tab w:val="left" w:pos="10992"/>
+          <w:tab w:val="left" w:pos="11908"/>
+          <w:tab w:val="left" w:pos="12824"/>
+          <w:tab w:val="left" w:pos="13740"/>
+          <w:tab w:val="left" w:pos="14656"/>
+        </w:tabs>
+        <w:spacing w:after="0" w:line="240" w:lineRule="auto"/>
+        <w:rPr>
+          <w:rFonts w:ascii="Courier New" w:eastAsia="Times New Roman" w:hAnsi="Courier New" w:cs="Courier New"/>
+          <w:kern w:val="0"/>
+          <w:sz w:val="20"/>
+          <w:szCs w:val="20"/>
+        </w:rPr>
+      </w:pPr>
+      <w:r>
+        <w:rPr>
+          <w:rFonts w:ascii="Courier New" w:eastAsia="Times New Roman" w:hAnsi="Courier New" w:cs="Courier New"/>
+          <w:kern w:val="0"/>
+          <w:sz w:val="20"/>
+          <w:szCs w:val="20"/>
+        </w:rPr>
+        <w:t xml:space="preserve">history = </w:t>
+      </w:r>
+      <w:proofErr w:type="gramStart"/>
+      <w:r>
+        <w:rPr>
+          <w:rFonts w:ascii="Courier New" w:eastAsia="Times New Roman" w:hAnsi="Courier New" w:cs="Courier New"/>
+          <w:kern w:val="0"/>
+          <w:sz w:val="20"/>
+          <w:szCs w:val="20"/>
+        </w:rPr>
+        <w:t>model.fit(</w:t>
+      </w:r>
+      <w:proofErr w:type="gramEnd"/>
+    </w:p>
+    <w:p>
+      <w:pPr>
+        <w:tabs>
+          <w:tab w:val="left" w:pos="916"/>
+          <w:tab w:val="left" w:pos="1832"/>
+          <w:tab w:val="left" w:pos="2748"/>
+          <w:tab w:val="left" w:pos="3664"/>
+          <w:tab w:val="left" w:pos="4580"/>
+          <w:tab w:val="left" w:pos="5496"/>
+          <w:tab w:val="left" w:pos="6412"/>
+          <w:tab w:val="left" w:pos="7328"/>
+          <w:tab w:val="left" w:pos="8244"/>
+          <w:tab w:val="left" w:pos="9160"/>
+          <w:tab w:val="left" w:pos="10076"/>
+          <w:tab w:val="left" w:pos="10992"/>
+          <w:tab w:val="left" w:pos="11908"/>
+          <w:tab w:val="left" w:pos="12824"/>
+          <w:tab w:val="left" w:pos="13740"/>
+          <w:tab w:val="left" w:pos="14656"/>
+        </w:tabs>
+        <w:spacing w:after="0" w:line="240" w:lineRule="auto"/>
+        <w:rPr>
+          <w:rFonts w:ascii="Courier New" w:eastAsia="Times New Roman" w:hAnsi="Courier New" w:cs="Courier New"/>
+          <w:kern w:val="0"/>
+          <w:sz w:val="20"/>
+          <w:szCs w:val="20"/>
+        </w:rPr>
+      </w:pPr>
+      <w:r>
+        <w:rPr>
+          <w:rFonts w:ascii="Courier New" w:eastAsia="Times New Roman" w:hAnsi="Courier New" w:cs="Courier New"/>
+          <w:kern w:val="0"/>
+          <w:sz w:val="20"/>
+          <w:szCs w:val="20"/>
+        </w:rPr>
+        <w:t xml:space="preserve">    X,</w:t>
+      </w:r>
+    </w:p>
+    <w:p>
+      <w:pPr>
+        <w:tabs>
+          <w:tab w:val="left" w:pos="916"/>
+          <w:tab w:val="left" w:pos="1832"/>
+          <w:tab w:val="left" w:pos="2748"/>
+          <w:tab w:val="left" w:pos="3664"/>
+          <w:tab w:val="left" w:pos="4580"/>
+          <w:tab w:val="left" w:pos="5496"/>
+          <w:tab w:val="left" w:pos="6412"/>
+          <w:tab w:val="left" w:pos="7328"/>
+          <w:tab w:val="left" w:pos="8244"/>
+          <w:tab w:val="left" w:pos="9160"/>
+          <w:tab w:val="left" w:pos="10076"/>
+          <w:tab w:val="left" w:pos="10992"/>
+          <w:tab w:val="left" w:pos="11908"/>
+          <w:tab w:val="left" w:pos="12824"/>
+          <w:tab w:val="left" w:pos="13740"/>
+          <w:tab w:val="left" w:pos="14656"/>
+        </w:tabs>
+        <w:spacing w:after="0" w:line="240" w:lineRule="auto"/>
+        <w:rPr>
+          <w:rFonts w:ascii="Courier New" w:eastAsia="Times New Roman" w:hAnsi="Courier New" w:cs="Courier New"/>
+          <w:kern w:val="0"/>
+          <w:sz w:val="20"/>
+          <w:szCs w:val="20"/>
+        </w:rPr>
+      </w:pPr>
+      <w:r>
+        <w:rPr>
+          <w:rFonts w:ascii="Courier New" w:eastAsia="Times New Roman" w:hAnsi="Courier New" w:cs="Courier New"/>
+          <w:kern w:val="0"/>
+          <w:sz w:val="20"/>
+          <w:szCs w:val="20"/>
+        </w:rPr>
+        <w:t xml:space="preserve">    Y,</w:t>
+      </w:r>
+    </w:p>
+    <w:p>
+      <w:pPr>
+        <w:tabs>
+          <w:tab w:val="left" w:pos="916"/>
+          <w:tab w:val="left" w:pos="1832"/>
+          <w:tab w:val="left" w:pos="2748"/>
+          <w:tab w:val="left" w:pos="3664"/>
+          <w:tab w:val="left" w:pos="4580"/>
+          <w:tab w:val="left" w:pos="5496"/>
+          <w:tab w:val="left" w:pos="6412"/>
+          <w:tab w:val="left" w:pos="7328"/>
+          <w:tab w:val="left" w:pos="8244"/>
+          <w:tab w:val="left" w:pos="9160"/>
+          <w:tab w:val="left" w:pos="10076"/>
+          <w:tab w:val="left" w:pos="10992"/>
+          <w:tab w:val="left" w:pos="11908"/>
+          <w:tab w:val="left" w:pos="12824"/>
+          <w:tab w:val="left" w:pos="13740"/>
+          <w:tab w:val="left" w:pos="14656"/>
+        </w:tabs>
+        <w:spacing w:after="0" w:line="240" w:lineRule="auto"/>
+        <w:rPr>
+          <w:rFonts w:ascii="Courier New" w:eastAsia="Times New Roman" w:hAnsi="Courier New" w:cs="Courier New"/>
+          <w:kern w:val="0"/>
+          <w:sz w:val="20"/>
+          <w:szCs w:val="20"/>
+        </w:rPr>
+      </w:pPr>
+      <w:r>
+        <w:rPr>
+          <w:rFonts w:ascii="Courier New" w:eastAsia="Times New Roman" w:hAnsi="Courier New" w:cs="Courier New"/>
+          <w:kern w:val="0"/>
+          <w:sz w:val="20"/>
+          <w:szCs w:val="20"/>
+        </w:rPr>
+        <w:t xml:space="preserve">    epochs=1000,</w:t>
+      </w:r>
+    </w:p>
+    <w:p>
+      <w:pPr>
+        <w:tabs>
+          <w:tab w:val="left" w:pos="916"/>
+          <w:tab w:val="left" w:pos="1832"/>
+          <w:tab w:val="left" w:pos="2748"/>
+          <w:tab w:val="left" w:pos="3664"/>
+          <w:tab w:val="left" w:pos="4580"/>
+          <w:tab w:val="left" w:pos="5496"/>
+          <w:tab w:val="left" w:pos="6412"/>
+          <w:tab w:val="left" w:pos="7328"/>
+          <w:tab w:val="left" w:pos="8244"/>
+          <w:tab w:val="left" w:pos="9160"/>
+          <w:tab w:val="left" w:pos="10076"/>
+          <w:tab w:val="left" w:pos="10992"/>
+          <w:tab w:val="left" w:pos="11908"/>
+          <w:tab w:val="left" w:pos="12824"/>
+          <w:tab w:val="left" w:pos="13740"/>
+          <w:tab w:val="left" w:pos="14656"/>
+        </w:tabs>
+        <w:spacing w:after="0" w:line="240" w:lineRule="auto"/>
+        <w:rPr>
+          <w:rFonts w:ascii="Courier New" w:eastAsia="Times New Roman" w:hAnsi="Courier New" w:cs="Courier New"/>
+          <w:kern w:val="0"/>
+          <w:sz w:val="20"/>
+          <w:szCs w:val="20"/>
+        </w:rPr>
+      </w:pPr>
+      <w:r>
+        <w:rPr>
+          <w:rFonts w:ascii="Courier New" w:eastAsia="Times New Roman" w:hAnsi="Courier New" w:cs="Courier New"/>
+          <w:kern w:val="0"/>
+          <w:sz w:val="20"/>
+          <w:szCs w:val="20"/>
+        </w:rPr>
+        <w:t xml:space="preserve">    verbose=0</w:t>
+      </w:r>
+    </w:p>
+    <w:p>
+      <w:pPr>
+        <w:tabs>
+          <w:tab w:val="left" w:pos="916"/>
+          <w:tab w:val="left" w:pos="1832"/>
+          <w:tab w:val="left" w:pos="2748"/>
+          <w:tab w:val="left" w:pos="3664"/>
+          <w:tab w:val="left" w:pos="4580"/>
+          <w:tab w:val="left" w:pos="5496"/>
+          <w:tab w:val="left" w:pos="6412"/>
+          <w:tab w:val="left" w:pos="7328"/>
+          <w:tab w:val="left" w:pos="8244"/>
+          <w:tab w:val="left" w:pos="9160"/>
+          <w:tab w:val="left" w:pos="10076"/>
+          <w:tab w:val="left" w:pos="10992"/>
+          <w:tab w:val="left" w:pos="11908"/>
+          <w:tab w:val="left" w:pos="12824"/>
+          <w:tab w:val="left" w:pos="13740"/>
+          <w:tab w:val="left" w:pos="14656"/>
+        </w:tabs>
+        <w:spacing w:after="0" w:line="240" w:lineRule="auto"/>
+        <w:rPr>
+          <w:rFonts w:ascii="Courier New" w:eastAsia="Times New Roman" w:hAnsi="Courier New" w:cs="Courier New"/>
+          <w:kern w:val="0"/>
+          <w:sz w:val="20"/>
+          <w:szCs w:val="20"/>
+        </w:rPr>
+      </w:pPr>
+      <w:r>
+        <w:rPr>
+          <w:rFonts w:ascii="Courier New" w:eastAsia="Times New Roman" w:hAnsi="Courier New" w:cs="Courier New"/>
+          <w:kern w:val="0"/>
+          <w:sz w:val="20"/>
+          <w:szCs w:val="20"/>
+        </w:rPr>
+        <w:t>)</w:t>
+      </w:r>
+    </w:p>
+    <w:p>
+      <w:pPr>
+        <w:spacing w:before="100" w:beforeAutospacing="1" w:after="100" w:afterAutospacing="1" w:line="240" w:lineRule="auto"/>
+        <w:rPr>
+          <w:rFonts w:ascii="Times New Roman" w:eastAsia="Times New Roman" w:hAnsi="Times New Roman" w:cs="Times New Roman"/>
+          <w:kern w:val="0"/>
+          <w:sz w:val="24"/>
+          <w:szCs w:val="24"/>
+        </w:rPr>
+      </w:pPr>
+      <w:r>
+        <w:rPr>
+          <w:rFonts w:ascii="Times New Roman" w:eastAsia="Times New Roman" w:hAnsi="Times New Roman" w:cs="Times New Roman"/>
+          <w:kern w:val="0"/>
+          <w:sz w:val="24"/>
+          <w:szCs w:val="24"/>
+        </w:rPr>
+        <w:lastRenderedPageBreak/>
+        <w:t>Because the relationship is exactly linear (</w:t>
+      </w:r>
+      <w:r>
+        <w:rPr>
+          <w:rFonts w:ascii="Courier New" w:eastAsia="Times New Roman" w:hAnsi="Courier New" w:cs="Courier New"/>
+          <w:kern w:val="0"/>
+          <w:sz w:val="20"/>
+          <w:szCs w:val="20"/>
+        </w:rPr>
+        <w:t>y = 2x</w:t>
+      </w:r>
+      <w:r>
+        <w:rPr>
+          <w:rFonts w:ascii="Times New Roman" w:eastAsia="Times New Roman" w:hAnsi="Times New Roman" w:cs="Times New Roman"/>
+          <w:kern w:val="0"/>
+          <w:sz w:val="24"/>
+          <w:szCs w:val="24"/>
+        </w:rPr>
+        <w:t>), this simple model can learn it much more accurately than a deeper network with ReLU activations.</w:t>
+      </w:r>
+    </w:p>
+    <w:p>
+      <w:pPr>
+        <w:spacing w:after="0" w:line="240" w:lineRule="auto"/>
+        <w:rPr>
+          <w:rFonts w:ascii="Times New Roman" w:eastAsia="Times New Roman" w:hAnsi="Times New Roman" w:cs="Times New Roman"/>
+          <w:kern w:val="0"/>
+          <w:sz w:val="24"/>
+          <w:szCs w:val="24"/>
+        </w:rPr>
+      </w:pPr>
+      <w:r>
+        <w:rPr>
+          <w:rFonts w:ascii="Times New Roman" w:eastAsia="Times New Roman" w:hAnsi="Times New Roman" w:cs="Times New Roman"/>
+          <w:kern w:val="0"/>
+          <w:sz w:val="24"/>
+          <w:szCs w:val="24"/>
+        </w:rPr>
+        <w:pict w14:anchorId="751B3A60">
+          <v:rect id="_x0000_i1054" style="width:0;height:1.5pt" o:hralign="center" o:hrstd="t" o:hr="t" fillcolor="#a0a0a0" stroked="f"/>
+        </w:pict>
+      </w:r>
+    </w:p>
+    <w:p>
+      <w:pPr>
+        <w:spacing w:before="100" w:beforeAutospacing="1" w:after="100" w:afterAutospacing="1" w:line="240" w:lineRule="auto"/>
+        <w:outlineLvl w:val="1"/>
+        <w:rPr>
+          <w:rFonts w:ascii="Times New Roman" w:eastAsia="Times New Roman" w:hAnsi="Times New Roman" w:cs="Times New Roman"/>
+          <w:b/>
+          <w:bCs/>
+          <w:kern w:val="0"/>
+          <w:sz w:val="36"/>
+          <w:szCs w:val="36"/>
+        </w:rPr>
+      </w:pPr>
+      <w:r>
+        <w:rPr>
+          <w:rFonts w:ascii="Times New Roman" w:eastAsia="Times New Roman" w:hAnsi="Times New Roman" w:cs="Times New Roman"/>
+          <w:b/>
+          <w:bCs/>
+          <w:kern w:val="0"/>
+          <w:sz w:val="36"/>
+          <w:szCs w:val="36"/>
+        </w:rPr>
+        <w:t>My recommendation for your lab</w:t>
+      </w:r>
+    </w:p>
+    <w:p>
+      <w:pPr>
+        <w:spacing w:before="100" w:beforeAutospacing="1" w:after="100" w:afterAutospacing="1" w:line="240" w:lineRule="auto"/>
+        <w:rPr>
+          <w:rFonts w:ascii="Times New Roman" w:eastAsia="Times New Roman" w:hAnsi="Times New Roman" w:cs="Times New Roman"/>
+          <w:kern w:val="0"/>
+          <w:sz w:val="24"/>
+          <w:szCs w:val="24"/>
+        </w:rPr>
+      </w:pPr>
+      <w:r>
+        <w:rPr>
+          <w:rFonts w:ascii="Times New Roman" w:eastAsia="Times New Roman" w:hAnsi="Times New Roman" w:cs="Times New Roman"/>
+          <w:kern w:val="0"/>
+          <w:sz w:val="24"/>
+          <w:szCs w:val="24"/>
+        </w:rPr>
+        <w:t xml:space="preserve">Since this is your </w:t>
+      </w:r>
+      <w:r>
+        <w:rPr>
+          <w:rFonts w:ascii="Times New Roman" w:eastAsia="Times New Roman" w:hAnsi="Times New Roman" w:cs="Times New Roman"/>
+          <w:b/>
+          <w:bCs/>
+          <w:kern w:val="0"/>
+          <w:sz w:val="24"/>
+          <w:szCs w:val="24"/>
+        </w:rPr>
+        <w:t>first Google Colab lab</w:t>
+      </w:r>
+      <w:r>
+        <w:rPr>
+          <w:rFonts w:ascii="Times New Roman" w:eastAsia="Times New Roman" w:hAnsi="Times New Roman" w:cs="Times New Roman"/>
+          <w:kern w:val="0"/>
+          <w:sz w:val="24"/>
+          <w:szCs w:val="24"/>
+        </w:rPr>
+        <w:t xml:space="preserve"> for students, I recommend:</w:t>
+      </w:r>
+    </w:p>
+    <w:p>
+      <w:pPr>
+        <w:numPr>
+          <w:ilvl w:val="0"/>
+          <w:numId w:val="7"/>
+        </w:numPr>
+        <w:spacing w:before="100" w:beforeAutospacing="1" w:after="100" w:afterAutospacing="1" w:line="240" w:lineRule="auto"/>
+        <w:rPr>
+          <w:rFonts w:ascii="Times New Roman" w:eastAsia="Times New Roman" w:hAnsi="Times New Roman" w:cs="Times New Roman"/>
+          <w:kern w:val="0"/>
+          <w:sz w:val="24"/>
+          <w:szCs w:val="24"/>
+        </w:rPr>
+      </w:pPr>
+      <w:r>
+        <w:rPr>
+          <w:rFonts w:ascii="Times New Roman" w:eastAsia="Times New Roman" w:hAnsi="Times New Roman" w:cs="Times New Roman"/>
+          <w:b/>
+          <w:bCs/>
+          <w:kern w:val="0"/>
+          <w:sz w:val="24"/>
+          <w:szCs w:val="24"/>
+        </w:rPr>
+        <w:t>Dataset:</w:t>
+      </w:r>
+      <w:r>
+        <w:rPr>
+          <w:rFonts w:ascii="Times New Roman" w:eastAsia="Times New Roman" w:hAnsi="Times New Roman" w:cs="Times New Roman"/>
+          <w:kern w:val="0"/>
+          <w:sz w:val="24"/>
+          <w:szCs w:val="24"/>
+        </w:rPr>
+        <w:t xml:space="preserve"> </w:t>
+      </w:r>
+      <w:r>
+        <w:rPr>
+          <w:rFonts w:ascii="Courier New" w:eastAsia="Times New Roman" w:hAnsi="Courier New" w:cs="Courier New"/>
+          <w:kern w:val="0"/>
+          <w:sz w:val="20"/>
+          <w:szCs w:val="20"/>
+        </w:rPr>
+        <w:t>X = 0...20</w:t>
+      </w:r>
+      <w:r>
+        <w:rPr>
+          <w:rFonts w:ascii="Times New Roman" w:eastAsia="Times New Roman" w:hAnsi="Times New Roman" w:cs="Times New Roman"/>
+          <w:kern w:val="0"/>
+          <w:sz w:val="24"/>
+          <w:szCs w:val="24"/>
+        </w:rPr>
+        <w:t xml:space="preserve">, </w:t>
+      </w:r>
+      <w:r>
+        <w:rPr>
+          <w:rFonts w:ascii="Courier New" w:eastAsia="Times New Roman" w:hAnsi="Courier New" w:cs="Courier New"/>
+          <w:kern w:val="0"/>
+          <w:sz w:val="20"/>
+          <w:szCs w:val="20"/>
+        </w:rPr>
+        <w:t>Y = 2X</w:t>
+      </w:r>
+    </w:p>
+    <w:p>
+      <w:pPr>
+        <w:numPr>
+          <w:ilvl w:val="0"/>
+          <w:numId w:val="7"/>
+        </w:numPr>
+        <w:spacing w:before="100" w:beforeAutospacing="1" w:after="100" w:afterAutospacing="1" w:line="240" w:lineRule="auto"/>
+        <w:rPr>
+          <w:rFonts w:ascii="Times New Roman" w:eastAsia="Times New Roman" w:hAnsi="Times New Roman" w:cs="Times New Roman"/>
+          <w:kern w:val="0"/>
+          <w:sz w:val="24"/>
+          <w:szCs w:val="24"/>
+        </w:rPr>
+      </w:pPr>
+      <w:r>
+        <w:rPr>
+          <w:rFonts w:ascii="Times New Roman" w:eastAsia="Times New Roman" w:hAnsi="Times New Roman" w:cs="Times New Roman"/>
+          <w:b/>
+          <w:bCs/>
+          <w:kern w:val="0"/>
+          <w:sz w:val="24"/>
+          <w:szCs w:val="24"/>
+        </w:rPr>
+        <w:t>Model:</w:t>
+      </w:r>
+      <w:r>
+        <w:rPr>
+          <w:rFonts w:ascii="Times New Roman" w:eastAsia="Times New Roman" w:hAnsi="Times New Roman" w:cs="Times New Roman"/>
+          <w:kern w:val="0"/>
+          <w:sz w:val="24"/>
+          <w:szCs w:val="24"/>
+        </w:rPr>
+        <w:t xml:space="preserve"> A single dense layer (</w:t>
+      </w:r>
+      <w:proofErr w:type="gramStart"/>
+      <w:r>
+        <w:rPr>
+          <w:rFonts w:ascii="Courier New" w:eastAsia="Times New Roman" w:hAnsi="Courier New" w:cs="Courier New"/>
+          <w:kern w:val="0"/>
+          <w:sz w:val="20"/>
+          <w:szCs w:val="20"/>
+        </w:rPr>
+        <w:t>Dense(</w:t>
+      </w:r>
+      <w:proofErr w:type="gramEnd"/>
+      <w:r>
+        <w:rPr>
+          <w:rFonts w:ascii="Courier New" w:eastAsia="Times New Roman" w:hAnsi="Courier New" w:cs="Courier New"/>
+          <w:kern w:val="0"/>
+          <w:sz w:val="20"/>
+          <w:szCs w:val="20"/>
+        </w:rPr>
+        <w:t>1)</w:t>
+      </w:r>
+      <w:r>
+        <w:rPr>
+          <w:rFonts w:ascii="Times New Roman" w:eastAsia="Times New Roman" w:hAnsi="Times New Roman" w:cs="Times New Roman"/>
+          <w:kern w:val="0"/>
+          <w:sz w:val="24"/>
+          <w:szCs w:val="24"/>
+        </w:rPr>
+        <w:t>)</w:t>
+      </w:r>
+    </w:p>
+    <w:p>
+      <w:pPr>
+        <w:numPr>
+          <w:ilvl w:val="0"/>
+          <w:numId w:val="7"/>
+        </w:numPr>
+        <w:spacing w:before="100" w:beforeAutospacing="1" w:after="100" w:afterAutospacing="1" w:line="240" w:lineRule="auto"/>
+        <w:rPr>
+          <w:rFonts w:ascii="Times New Roman" w:eastAsia="Times New Roman" w:hAnsi="Times New Roman" w:cs="Times New Roman"/>
+          <w:kern w:val="0"/>
+          <w:sz w:val="24"/>
+          <w:szCs w:val="24"/>
+        </w:rPr>
+      </w:pPr>
+      <w:r>
+        <w:rPr>
+          <w:rFonts w:ascii="Times New Roman" w:eastAsia="Times New Roman" w:hAnsi="Times New Roman" w:cs="Times New Roman"/>
+          <w:b/>
+          <w:bCs/>
+          <w:kern w:val="0"/>
+          <w:sz w:val="24"/>
+          <w:szCs w:val="24"/>
+        </w:rPr>
+        <w:t>Epochs:</w:t>
+      </w:r>
+      <w:r>
+        <w:rPr>
+          <w:rFonts w:ascii="Times New Roman" w:eastAsia="Times New Roman" w:hAnsi="Times New Roman" w:cs="Times New Roman"/>
+          <w:kern w:val="0"/>
+          <w:sz w:val="24"/>
+          <w:szCs w:val="24"/>
+        </w:rPr>
+        <w:t xml:space="preserve"> 500–1000</w:t>
+      </w:r>
+    </w:p>
+    <w:p>
+      <w:pPr>
+        <w:numPr>
+          <w:ilvl w:val="0"/>
+          <w:numId w:val="7"/>
+        </w:numPr>
+        <w:spacing w:before="100" w:beforeAutospacing="1" w:after="100" w:afterAutospacing="1" w:line="240" w:lineRule="auto"/>
+        <w:rPr>
+          <w:rFonts w:ascii="Times New Roman" w:eastAsia="Times New Roman" w:hAnsi="Times New Roman" w:cs="Times New Roman"/>
+          <w:kern w:val="0"/>
+          <w:sz w:val="24"/>
+          <w:szCs w:val="24"/>
+        </w:rPr>
+      </w:pPr>
+      <w:r>
+        <w:rPr>
+          <w:rFonts w:ascii="Times New Roman" w:eastAsia="Times New Roman" w:hAnsi="Times New Roman" w:cs="Times New Roman"/>
+          <w:b/>
+          <w:bCs/>
+          <w:kern w:val="0"/>
+          <w:sz w:val="24"/>
+          <w:szCs w:val="24"/>
+        </w:rPr>
+        <w:t>Plot:</w:t>
+      </w:r>
+      <w:r>
+        <w:rPr>
+          <w:rFonts w:ascii="Times New Roman" w:eastAsia="Times New Roman" w:hAnsi="Times New Roman" w:cs="Times New Roman"/>
+          <w:kern w:val="0"/>
+          <w:sz w:val="24"/>
+          <w:szCs w:val="24"/>
+        </w:rPr>
+        <w:t xml:space="preserve"> Training loss</w:t>
+      </w:r>
+    </w:p>
+    <w:p>
+      <w:pPr>
+        <w:spacing w:before="100" w:beforeAutospacing="1" w:after="100" w:afterAutospacing="1" w:line="240" w:lineRule="auto"/>
+        <w:rPr>
+          <w:rFonts w:ascii="Times New Roman" w:eastAsia="Times New Roman" w:hAnsi="Times New Roman" w:cs="Times New Roman"/>
+          <w:kern w:val="0"/>
+          <w:sz w:val="24"/>
+          <w:szCs w:val="24"/>
+        </w:rPr>
+      </w:pPr>
+      <w:r>
+        <w:rPr>
+          <w:rFonts w:ascii="Times New Roman" w:eastAsia="Times New Roman" w:hAnsi="Times New Roman" w:cs="Times New Roman"/>
+          <w:kern w:val="0"/>
+          <w:sz w:val="24"/>
+          <w:szCs w:val="24"/>
+        </w:rPr>
+        <w:t xml:space="preserve">This demonstrates the concepts of model training and prediction clearly without introducing unnecessary approximation errors from a more complex architecture. Later labs can introduce deeper networks where nonlinear behavior is </w:t>
+      </w:r>
+      <w:proofErr w:type="gramStart"/>
+      <w:r>
+        <w:rPr>
+          <w:rFonts w:ascii="Times New Roman" w:eastAsia="Times New Roman" w:hAnsi="Times New Roman" w:cs="Times New Roman"/>
+          <w:kern w:val="0"/>
+          <w:sz w:val="24"/>
+          <w:szCs w:val="24"/>
+        </w:rPr>
+        <w:t>actually needed</w:t>
+      </w:r>
+      <w:proofErr w:type="gramEnd"/>
+      <w:r>
+        <w:rPr>
+          <w:rFonts w:ascii="Times New Roman" w:eastAsia="Times New Roman" w:hAnsi="Times New Roman" w:cs="Times New Roman"/>
+          <w:kern w:val="0"/>
+          <w:sz w:val="24"/>
+          <w:szCs w:val="24"/>
+        </w:rPr>
+        <w:t>.</w:t>
+      </w:r>
+    </w:p>
+    <w:p>
+      <w:pPr>
+        <w:spacing w:before="100" w:beforeAutospacing="1" w:after="100" w:afterAutospacing="1" w:line="240" w:lineRule="auto"/>
+        <w:rPr>
+          <w:rFonts w:ascii="Times New Roman" w:eastAsia="Times New Roman" w:hAnsi="Times New Roman" w:cs="Times New Roman"/>
+          <w:kern w:val="0"/>
+          <w:sz w:val="24"/>
+          <w:szCs w:val="24"/>
+        </w:rPr>
+      </w:pPr>
+      <w:r>
+        <w:rPr>
+          <w:rFonts w:ascii="Times New Roman" w:eastAsia="Times New Roman" w:hAnsi="Times New Roman" w:cs="Times New Roman"/>
+          <w:b/>
+          <w:bCs/>
+          <w:kern w:val="36"/>
+          <w:sz w:val="48"/>
+          <w:szCs w:val="48"/>
+        </w:rPr>
+        <w:t>How do I reset the trained model?</w:t>
+      </w:r>
+    </w:p>
+    <w:p>
+      <w:pPr>
+        <w:spacing w:before="100" w:beforeAutospacing="1" w:after="100" w:afterAutospacing="1" w:line="240" w:lineRule="auto"/>
+        <w:rPr>
+          <w:rFonts w:ascii="Times New Roman" w:eastAsia="Times New Roman" w:hAnsi="Times New Roman" w:cs="Times New Roman"/>
+          <w:kern w:val="0"/>
+          <w:sz w:val="24"/>
+          <w:szCs w:val="24"/>
+        </w:rPr>
+      </w:pPr>
+      <w:r>
+        <w:rPr>
+          <w:rFonts w:ascii="Times New Roman" w:eastAsia="Times New Roman" w:hAnsi="Times New Roman" w:cs="Times New Roman"/>
+          <w:kern w:val="0"/>
+          <w:sz w:val="24"/>
+          <w:szCs w:val="24"/>
+        </w:rPr>
+        <w:t xml:space="preserve">There are </w:t>
+      </w:r>
+      <w:r>
+        <w:rPr>
+          <w:rFonts w:ascii="Times New Roman" w:eastAsia="Times New Roman" w:hAnsi="Times New Roman" w:cs="Times New Roman"/>
+          <w:b/>
+          <w:bCs/>
+          <w:kern w:val="0"/>
+          <w:sz w:val="24"/>
+          <w:szCs w:val="24"/>
+        </w:rPr>
+        <w:t>three different ways</w:t>
+      </w:r>
+      <w:r>
+        <w:rPr>
+          <w:rFonts w:ascii="Times New Roman" w:eastAsia="Times New Roman" w:hAnsi="Times New Roman" w:cs="Times New Roman"/>
+          <w:kern w:val="0"/>
+          <w:sz w:val="24"/>
+          <w:szCs w:val="24"/>
+        </w:rPr>
+        <w:t xml:space="preserve"> depending on what you mean by "reset."</w:t>
+      </w:r>
+    </w:p>
+    <w:p>
+      <w:pPr>
+        <w:spacing w:after="0" w:line="240" w:lineRule="auto"/>
+        <w:rPr>
+          <w:rFonts w:ascii="Times New Roman" w:eastAsia="Times New Roman" w:hAnsi="Times New Roman" w:cs="Times New Roman"/>
+          <w:kern w:val="0"/>
+          <w:sz w:val="24"/>
+          <w:szCs w:val="24"/>
+        </w:rPr>
+      </w:pPr>
+      <w:r>
+        <w:rPr>
+          <w:rFonts w:ascii="Times New Roman" w:eastAsia="Times New Roman" w:hAnsi="Times New Roman" w:cs="Times New Roman"/>
+          <w:kern w:val="0"/>
+          <w:sz w:val="24"/>
+          <w:szCs w:val="24"/>
+        </w:rPr>
+        <w:pict w14:anchorId="5A3FD7C0">
+          <v:rect id="_x0000_i1076" style="width:0;height:1.5pt" o:hralign="center" o:hrstd="t" o:hr="t" fillcolor="#a0a0a0" stroked="f"/>
+        </w:pict>
+      </w:r>
+    </w:p>
+    <w:p>
+      <w:pPr>
+        <w:spacing w:before="100" w:beforeAutospacing="1" w:after="100" w:afterAutospacing="1" w:line="240" w:lineRule="auto"/>
+        <w:outlineLvl w:val="1"/>
+        <w:rPr>
+          <w:rFonts w:ascii="Times New Roman" w:eastAsia="Times New Roman" w:hAnsi="Times New Roman" w:cs="Times New Roman"/>
+          <w:b/>
+          <w:bCs/>
+          <w:kern w:val="0"/>
+          <w:sz w:val="36"/>
+          <w:szCs w:val="36"/>
+        </w:rPr>
+      </w:pPr>
+      <w:r>
+        <w:rPr>
+          <w:rFonts w:ascii="Times New Roman" w:eastAsia="Times New Roman" w:hAnsi="Times New Roman" w:cs="Times New Roman"/>
+          <w:b/>
+          <w:bCs/>
+          <w:kern w:val="0"/>
+          <w:sz w:val="36"/>
+          <w:szCs w:val="36"/>
+        </w:rPr>
+        <w:t>Option 1 (Recommended): Recreate the model</w:t>
+      </w:r>
+    </w:p>
+    <w:p>
+      <w:pPr>
+        <w:spacing w:before="100" w:beforeAutospacing="1" w:after="100" w:afterAutospacing="1" w:line="240" w:lineRule="auto"/>
+        <w:rPr>
+          <w:rFonts w:ascii="Times New Roman" w:eastAsia="Times New Roman" w:hAnsi="Times New Roman" w:cs="Times New Roman"/>
+          <w:kern w:val="0"/>
+          <w:sz w:val="24"/>
+          <w:szCs w:val="24"/>
+        </w:rPr>
+      </w:pPr>
+      <w:r>
+        <w:rPr>
+          <w:rFonts w:ascii="Times New Roman" w:eastAsia="Times New Roman" w:hAnsi="Times New Roman" w:cs="Times New Roman"/>
+          <w:kern w:val="0"/>
+          <w:sz w:val="24"/>
+          <w:szCs w:val="24"/>
+        </w:rPr>
+        <w:t>This is the cleanest solution.</w:t>
+      </w:r>
+    </w:p>
+    <w:p>
+      <w:pPr>
+        <w:tabs>
+          <w:tab w:val="left" w:pos="916"/>
+          <w:tab w:val="left" w:pos="1832"/>
+          <w:tab w:val="left" w:pos="2748"/>
+          <w:tab w:val="left" w:pos="3664"/>
+          <w:tab w:val="left" w:pos="4580"/>
+          <w:tab w:val="left" w:pos="5496"/>
+          <w:tab w:val="left" w:pos="6412"/>
+          <w:tab w:val="left" w:pos="7328"/>
+          <w:tab w:val="left" w:pos="8244"/>
+          <w:tab w:val="left" w:pos="9160"/>
+          <w:tab w:val="left" w:pos="10076"/>
+          <w:tab w:val="left" w:pos="10992"/>
+          <w:tab w:val="left" w:pos="11908"/>
+          <w:tab w:val="left" w:pos="12824"/>
+          <w:tab w:val="left" w:pos="13740"/>
+          <w:tab w:val="left" w:pos="14656"/>
+        </w:tabs>
+        <w:spacing w:after="0" w:line="240" w:lineRule="auto"/>
+        <w:rPr>
+          <w:rFonts w:ascii="Courier New" w:eastAsia="Times New Roman" w:hAnsi="Courier New" w:cs="Courier New"/>
+          <w:kern w:val="0"/>
+          <w:sz w:val="20"/>
+          <w:szCs w:val="20"/>
+        </w:rPr>
+      </w:pPr>
+      <w:r>
+        <w:rPr>
+          <w:rFonts w:ascii="Courier New" w:eastAsia="Times New Roman" w:hAnsi="Courier New" w:cs="Courier New"/>
+          <w:kern w:val="0"/>
+          <w:sz w:val="20"/>
+          <w:szCs w:val="20"/>
+        </w:rPr>
+        <w:t>import tensorflow as tf</w:t>
+      </w:r>
+    </w:p>
+    <w:p>
+      <w:pPr>
+        <w:tabs>
+          <w:tab w:val="left" w:pos="916"/>
+          <w:tab w:val="left" w:pos="1832"/>
+          <w:tab w:val="left" w:pos="2748"/>
+          <w:tab w:val="left" w:pos="3664"/>
+          <w:tab w:val="left" w:pos="4580"/>
+          <w:tab w:val="left" w:pos="5496"/>
+          <w:tab w:val="left" w:pos="6412"/>
+          <w:tab w:val="left" w:pos="7328"/>
+          <w:tab w:val="left" w:pos="8244"/>
+          <w:tab w:val="left" w:pos="9160"/>
+          <w:tab w:val="left" w:pos="10076"/>
+          <w:tab w:val="left" w:pos="10992"/>
+          <w:tab w:val="left" w:pos="11908"/>
+          <w:tab w:val="left" w:pos="12824"/>
+          <w:tab w:val="left" w:pos="13740"/>
+          <w:tab w:val="left" w:pos="14656"/>
+        </w:tabs>
+        <w:spacing w:after="0" w:line="240" w:lineRule="auto"/>
+        <w:rPr>
+          <w:rFonts w:ascii="Courier New" w:eastAsia="Times New Roman" w:hAnsi="Courier New" w:cs="Courier New"/>
+          <w:kern w:val="0"/>
+          <w:sz w:val="20"/>
+          <w:szCs w:val="20"/>
+        </w:rPr>
+      </w:pPr>
+    </w:p>
+    <w:p>
+      <w:pPr>
+        <w:tabs>
+          <w:tab w:val="left" w:pos="916"/>
+          <w:tab w:val="left" w:pos="1832"/>
+          <w:tab w:val="left" w:pos="2748"/>
+          <w:tab w:val="left" w:pos="3664"/>
+          <w:tab w:val="left" w:pos="4580"/>
+          <w:tab w:val="left" w:pos="5496"/>
+          <w:tab w:val="left" w:pos="6412"/>
+          <w:tab w:val="left" w:pos="7328"/>
+          <w:tab w:val="left" w:pos="8244"/>
+          <w:tab w:val="left" w:pos="9160"/>
+          <w:tab w:val="left" w:pos="10076"/>
+          <w:tab w:val="left" w:pos="10992"/>
+          <w:tab w:val="left" w:pos="11908"/>
+          <w:tab w:val="left" w:pos="12824"/>
+          <w:tab w:val="left" w:pos="13740"/>
+          <w:tab w:val="left" w:pos="14656"/>
+        </w:tabs>
+        <w:spacing w:after="0" w:line="240" w:lineRule="auto"/>
+        <w:rPr>
+          <w:rFonts w:ascii="Courier New" w:eastAsia="Times New Roman" w:hAnsi="Courier New" w:cs="Courier New"/>
+          <w:kern w:val="0"/>
+          <w:sz w:val="20"/>
+          <w:szCs w:val="20"/>
+        </w:rPr>
+      </w:pPr>
+      <w:r>
+        <w:rPr>
+          <w:rFonts w:ascii="Courier New" w:eastAsia="Times New Roman" w:hAnsi="Courier New" w:cs="Courier New"/>
+          <w:kern w:val="0"/>
+          <w:sz w:val="20"/>
+          <w:szCs w:val="20"/>
+        </w:rPr>
+        <w:t># Clear TensorFlow session</w:t>
+      </w:r>
+    </w:p>
+    <w:p>
+      <w:pPr>
+        <w:tabs>
+          <w:tab w:val="left" w:pos="916"/>
+          <w:tab w:val="left" w:pos="1832"/>
+          <w:tab w:val="left" w:pos="2748"/>
+          <w:tab w:val="left" w:pos="3664"/>
+          <w:tab w:val="left" w:pos="4580"/>
+          <w:tab w:val="left" w:pos="5496"/>
+          <w:tab w:val="left" w:pos="6412"/>
+          <w:tab w:val="left" w:pos="7328"/>
+          <w:tab w:val="left" w:pos="8244"/>
+          <w:tab w:val="left" w:pos="9160"/>
+          <w:tab w:val="left" w:pos="10076"/>
+          <w:tab w:val="left" w:pos="10992"/>
+          <w:tab w:val="left" w:pos="11908"/>
+          <w:tab w:val="left" w:pos="12824"/>
+          <w:tab w:val="left" w:pos="13740"/>
+          <w:tab w:val="left" w:pos="14656"/>
+        </w:tabs>
+        <w:spacing w:after="0" w:line="240" w:lineRule="auto"/>
+        <w:rPr>
+          <w:rFonts w:ascii="Courier New" w:eastAsia="Times New Roman" w:hAnsi="Courier New" w:cs="Courier New"/>
+          <w:kern w:val="0"/>
+          <w:sz w:val="20"/>
+          <w:szCs w:val="20"/>
+        </w:rPr>
+      </w:pPr>
+      <w:proofErr w:type="gramStart"/>
+      <w:r>
+        <w:rPr>
+          <w:rFonts w:ascii="Courier New" w:eastAsia="Times New Roman" w:hAnsi="Courier New" w:cs="Courier New"/>
+          <w:kern w:val="0"/>
+          <w:sz w:val="20"/>
+          <w:szCs w:val="20"/>
+        </w:rPr>
+        <w:t>tf.keras</w:t>
+      </w:r>
+      <w:proofErr w:type="gramEnd"/>
+      <w:r>
+        <w:rPr>
+          <w:rFonts w:ascii="Courier New" w:eastAsia="Times New Roman" w:hAnsi="Courier New" w:cs="Courier New"/>
+          <w:kern w:val="0"/>
+          <w:sz w:val="20"/>
+          <w:szCs w:val="20"/>
+        </w:rPr>
+        <w:t>.</w:t>
+      </w:r>
+      <w:proofErr w:type="gramStart"/>
+      <w:r>
+        <w:rPr>
+          <w:rFonts w:ascii="Courier New" w:eastAsia="Times New Roman" w:hAnsi="Courier New" w:cs="Courier New"/>
+          <w:kern w:val="0"/>
+          <w:sz w:val="20"/>
+          <w:szCs w:val="20"/>
+        </w:rPr>
+        <w:t>backend.clear</w:t>
+      </w:r>
+      <w:proofErr w:type="gramEnd"/>
+      <w:r>
+        <w:rPr>
+          <w:rFonts w:ascii="Courier New" w:eastAsia="Times New Roman" w:hAnsi="Courier New" w:cs="Courier New"/>
+          <w:kern w:val="0"/>
+          <w:sz w:val="20"/>
+          <w:szCs w:val="20"/>
+        </w:rPr>
+        <w:t>_</w:t>
+      </w:r>
+      <w:proofErr w:type="gramStart"/>
+      <w:r>
+        <w:rPr>
+          <w:rFonts w:ascii="Courier New" w:eastAsia="Times New Roman" w:hAnsi="Courier New" w:cs="Courier New"/>
+          <w:kern w:val="0"/>
+          <w:sz w:val="20"/>
+          <w:szCs w:val="20"/>
+        </w:rPr>
+        <w:t>session(</w:t>
+      </w:r>
+      <w:proofErr w:type="gramEnd"/>
+      <w:r>
+        <w:rPr>
+          <w:rFonts w:ascii="Courier New" w:eastAsia="Times New Roman" w:hAnsi="Courier New" w:cs="Courier New"/>
+          <w:kern w:val="0"/>
+          <w:sz w:val="20"/>
+          <w:szCs w:val="20"/>
+        </w:rPr>
+        <w:t>)</w:t>
+      </w:r>
+    </w:p>
+    <w:p>
+      <w:pPr>
+        <w:tabs>
+          <w:tab w:val="left" w:pos="916"/>
+          <w:tab w:val="left" w:pos="1832"/>
+          <w:tab w:val="left" w:pos="2748"/>
+          <w:tab w:val="left" w:pos="3664"/>
+          <w:tab w:val="left" w:pos="4580"/>
+          <w:tab w:val="left" w:pos="5496"/>
+          <w:tab w:val="left" w:pos="6412"/>
+          <w:tab w:val="left" w:pos="7328"/>
+          <w:tab w:val="left" w:pos="8244"/>
+          <w:tab w:val="left" w:pos="9160"/>
+          <w:tab w:val="left" w:pos="10076"/>
+          <w:tab w:val="left" w:pos="10992"/>
+          <w:tab w:val="left" w:pos="11908"/>
+          <w:tab w:val="left" w:pos="12824"/>
+          <w:tab w:val="left" w:pos="13740"/>
+          <w:tab w:val="left" w:pos="14656"/>
+        </w:tabs>
+        <w:spacing w:after="0" w:line="240" w:lineRule="auto"/>
+        <w:rPr>
+          <w:rFonts w:ascii="Courier New" w:eastAsia="Times New Roman" w:hAnsi="Courier New" w:cs="Courier New"/>
+          <w:kern w:val="0"/>
+          <w:sz w:val="20"/>
+          <w:szCs w:val="20"/>
+        </w:rPr>
+      </w:pPr>
+    </w:p>
+    <w:p>
+      <w:pPr>
+        <w:tabs>
+          <w:tab w:val="left" w:pos="916"/>
+          <w:tab w:val="left" w:pos="1832"/>
+          <w:tab w:val="left" w:pos="2748"/>
+          <w:tab w:val="left" w:pos="3664"/>
+          <w:tab w:val="left" w:pos="4580"/>
+          <w:tab w:val="left" w:pos="5496"/>
+          <w:tab w:val="left" w:pos="6412"/>
+          <w:tab w:val="left" w:pos="7328"/>
+          <w:tab w:val="left" w:pos="8244"/>
+          <w:tab w:val="left" w:pos="9160"/>
+          <w:tab w:val="left" w:pos="10076"/>
+          <w:tab w:val="left" w:pos="10992"/>
+          <w:tab w:val="left" w:pos="11908"/>
+          <w:tab w:val="left" w:pos="12824"/>
+          <w:tab w:val="left" w:pos="13740"/>
+          <w:tab w:val="left" w:pos="14656"/>
+        </w:tabs>
+        <w:spacing w:after="0" w:line="240" w:lineRule="auto"/>
+        <w:rPr>
+          <w:rFonts w:ascii="Courier New" w:eastAsia="Times New Roman" w:hAnsi="Courier New" w:cs="Courier New"/>
+          <w:kern w:val="0"/>
+          <w:sz w:val="20"/>
+          <w:szCs w:val="20"/>
+        </w:rPr>
+      </w:pPr>
+      <w:r>
+        <w:rPr>
+          <w:rFonts w:ascii="Courier New" w:eastAsia="Times New Roman" w:hAnsi="Courier New" w:cs="Courier New"/>
+          <w:kern w:val="0"/>
+          <w:sz w:val="20"/>
+          <w:szCs w:val="20"/>
+        </w:rPr>
+        <w:t># Create model again</w:t>
+      </w:r>
+    </w:p>
+    <w:p>
+      <w:pPr>
+        <w:tabs>
+          <w:tab w:val="left" w:pos="916"/>
+          <w:tab w:val="left" w:pos="1832"/>
+          <w:tab w:val="left" w:pos="2748"/>
+          <w:tab w:val="left" w:pos="3664"/>
+          <w:tab w:val="left" w:pos="4580"/>
+          <w:tab w:val="left" w:pos="5496"/>
+          <w:tab w:val="left" w:pos="6412"/>
+          <w:tab w:val="left" w:pos="7328"/>
+          <w:tab w:val="left" w:pos="8244"/>
+          <w:tab w:val="left" w:pos="9160"/>
+          <w:tab w:val="left" w:pos="10076"/>
+          <w:tab w:val="left" w:pos="10992"/>
+          <w:tab w:val="left" w:pos="11908"/>
+          <w:tab w:val="left" w:pos="12824"/>
+          <w:tab w:val="left" w:pos="13740"/>
+          <w:tab w:val="left" w:pos="14656"/>
+        </w:tabs>
+        <w:spacing w:after="0" w:line="240" w:lineRule="auto"/>
+        <w:rPr>
+          <w:rFonts w:ascii="Courier New" w:eastAsia="Times New Roman" w:hAnsi="Courier New" w:cs="Courier New"/>
+          <w:kern w:val="0"/>
+          <w:sz w:val="20"/>
+          <w:szCs w:val="20"/>
+        </w:rPr>
+      </w:pPr>
+      <w:r>
+        <w:rPr>
+          <w:rFonts w:ascii="Courier New" w:eastAsia="Times New Roman" w:hAnsi="Courier New" w:cs="Courier New"/>
+          <w:kern w:val="0"/>
+          <w:sz w:val="20"/>
+          <w:szCs w:val="20"/>
+        </w:rPr>
+        <w:t xml:space="preserve">model = </w:t>
+      </w:r>
+      <w:proofErr w:type="gramStart"/>
+      <w:r>
+        <w:rPr>
+          <w:rFonts w:ascii="Courier New" w:eastAsia="Times New Roman" w:hAnsi="Courier New" w:cs="Courier New"/>
+          <w:kern w:val="0"/>
+          <w:sz w:val="20"/>
+          <w:szCs w:val="20"/>
+        </w:rPr>
+        <w:t>tf.keras</w:t>
+      </w:r>
+      <w:proofErr w:type="gramEnd"/>
+      <w:r>
+        <w:rPr>
+          <w:rFonts w:ascii="Courier New" w:eastAsia="Times New Roman" w:hAnsi="Courier New" w:cs="Courier New"/>
+          <w:kern w:val="0"/>
+          <w:sz w:val="20"/>
+          <w:szCs w:val="20"/>
+        </w:rPr>
+        <w:t>.</w:t>
+      </w:r>
+      <w:proofErr w:type="gramStart"/>
+      <w:r>
+        <w:rPr>
+          <w:rFonts w:ascii="Courier New" w:eastAsia="Times New Roman" w:hAnsi="Courier New" w:cs="Courier New"/>
+          <w:kern w:val="0"/>
+          <w:sz w:val="20"/>
+          <w:szCs w:val="20"/>
+        </w:rPr>
+        <w:t>Sequential(</w:t>
+      </w:r>
+      <w:proofErr w:type="gramEnd"/>
+      <w:r>
+        <w:rPr>
+          <w:rFonts w:ascii="Courier New" w:eastAsia="Times New Roman" w:hAnsi="Courier New" w:cs="Courier New"/>
+          <w:kern w:val="0"/>
+          <w:sz w:val="20"/>
+          <w:szCs w:val="20"/>
+        </w:rPr>
+        <w:t>[</w:t>
+      </w:r>
+    </w:p>
+    <w:p>
+      <w:pPr>
+        <w:tabs>
+          <w:tab w:val="left" w:pos="916"/>
+          <w:tab w:val="left" w:pos="1832"/>
+          <w:tab w:val="left" w:pos="2748"/>
+          <w:tab w:val="left" w:pos="3664"/>
+          <w:tab w:val="left" w:pos="4580"/>
+          <w:tab w:val="left" w:pos="5496"/>
+          <w:tab w:val="left" w:pos="6412"/>
+          <w:tab w:val="left" w:pos="7328"/>
+          <w:tab w:val="left" w:pos="8244"/>
+          <w:tab w:val="left" w:pos="9160"/>
+          <w:tab w:val="left" w:pos="10076"/>
+          <w:tab w:val="left" w:pos="10992"/>
+          <w:tab w:val="left" w:pos="11908"/>
+          <w:tab w:val="left" w:pos="12824"/>
+          <w:tab w:val="left" w:pos="13740"/>
+          <w:tab w:val="left" w:pos="14656"/>
+        </w:tabs>
+        <w:spacing w:after="0" w:line="240" w:lineRule="auto"/>
+        <w:rPr>
+          <w:rFonts w:ascii="Courier New" w:eastAsia="Times New Roman" w:hAnsi="Courier New" w:cs="Courier New"/>
+          <w:kern w:val="0"/>
+          <w:sz w:val="20"/>
+          <w:szCs w:val="20"/>
+        </w:rPr>
+      </w:pPr>
+      <w:r>
+        <w:rPr>
+          <w:rFonts w:ascii="Courier New" w:eastAsia="Times New Roman" w:hAnsi="Courier New" w:cs="Courier New"/>
+          <w:kern w:val="0"/>
+          <w:sz w:val="20"/>
+          <w:szCs w:val="20"/>
+        </w:rPr>
+        <w:t xml:space="preserve">    </w:t>
+      </w:r>
+      <w:proofErr w:type="gramStart"/>
+      <w:r>
+        <w:rPr>
+          <w:rFonts w:ascii="Courier New" w:eastAsia="Times New Roman" w:hAnsi="Courier New" w:cs="Courier New"/>
+          <w:kern w:val="0"/>
+          <w:sz w:val="20"/>
+          <w:szCs w:val="20"/>
+        </w:rPr>
+        <w:t>tf.keras</w:t>
+      </w:r>
+      <w:proofErr w:type="gramEnd"/>
+      <w:r>
+        <w:rPr>
+          <w:rFonts w:ascii="Courier New" w:eastAsia="Times New Roman" w:hAnsi="Courier New" w:cs="Courier New"/>
+          <w:kern w:val="0"/>
+          <w:sz w:val="20"/>
+          <w:szCs w:val="20"/>
+        </w:rPr>
+        <w:t>.</w:t>
+      </w:r>
+      <w:proofErr w:type="gramStart"/>
+      <w:r>
+        <w:rPr>
+          <w:rFonts w:ascii="Courier New" w:eastAsia="Times New Roman" w:hAnsi="Courier New" w:cs="Courier New"/>
+          <w:kern w:val="0"/>
+          <w:sz w:val="20"/>
+          <w:szCs w:val="20"/>
+        </w:rPr>
+        <w:t>layers.Input</w:t>
+      </w:r>
+      <w:proofErr w:type="gramEnd"/>
+      <w:r>
+        <w:rPr>
+          <w:rFonts w:ascii="Courier New" w:eastAsia="Times New Roman" w:hAnsi="Courier New" w:cs="Courier New"/>
+          <w:kern w:val="0"/>
+          <w:sz w:val="20"/>
+          <w:szCs w:val="20"/>
+        </w:rPr>
+        <w:t>(shape</w:t>
+      </w:r>
+      <w:proofErr w:type="gramStart"/>
+      <w:r>
+        <w:rPr>
+          <w:rFonts w:ascii="Courier New" w:eastAsia="Times New Roman" w:hAnsi="Courier New" w:cs="Courier New"/>
+          <w:kern w:val="0"/>
+          <w:sz w:val="20"/>
+          <w:szCs w:val="20"/>
+        </w:rPr>
+        <w:t>=(</w:t>
+      </w:r>
+      <w:proofErr w:type="gramEnd"/>
+      <w:r>
+        <w:rPr>
+          <w:rFonts w:ascii="Courier New" w:eastAsia="Times New Roman" w:hAnsi="Courier New" w:cs="Courier New"/>
+          <w:kern w:val="0"/>
+          <w:sz w:val="20"/>
+          <w:szCs w:val="20"/>
+        </w:rPr>
+        <w:t>1,)),</w:t>
+      </w:r>
+    </w:p>
+    <w:p>
+      <w:pPr>
+        <w:tabs>
+          <w:tab w:val="left" w:pos="916"/>
+          <w:tab w:val="left" w:pos="1832"/>
+          <w:tab w:val="left" w:pos="2748"/>
+          <w:tab w:val="left" w:pos="3664"/>
+          <w:tab w:val="left" w:pos="4580"/>
+          <w:tab w:val="left" w:pos="5496"/>
+          <w:tab w:val="left" w:pos="6412"/>
+          <w:tab w:val="left" w:pos="7328"/>
+          <w:tab w:val="left" w:pos="8244"/>
+          <w:tab w:val="left" w:pos="9160"/>
+          <w:tab w:val="left" w:pos="10076"/>
+          <w:tab w:val="left" w:pos="10992"/>
+          <w:tab w:val="left" w:pos="11908"/>
+          <w:tab w:val="left" w:pos="12824"/>
+          <w:tab w:val="left" w:pos="13740"/>
+          <w:tab w:val="left" w:pos="14656"/>
+        </w:tabs>
+        <w:spacing w:after="0" w:line="240" w:lineRule="auto"/>
+        <w:rPr>
+          <w:rFonts w:ascii="Courier New" w:eastAsia="Times New Roman" w:hAnsi="Courier New" w:cs="Courier New"/>
+          <w:kern w:val="0"/>
+          <w:sz w:val="20"/>
+          <w:szCs w:val="20"/>
+        </w:rPr>
+      </w:pPr>
+      <w:r>
+        <w:rPr>
+          <w:rFonts w:ascii="Courier New" w:eastAsia="Times New Roman" w:hAnsi="Courier New" w:cs="Courier New"/>
+          <w:kern w:val="0"/>
+          <w:sz w:val="20"/>
+          <w:szCs w:val="20"/>
+        </w:rPr>
+        <w:t xml:space="preserve">    </w:t>
+      </w:r>
+      <w:proofErr w:type="gramStart"/>
+      <w:r>
+        <w:rPr>
+          <w:rFonts w:ascii="Courier New" w:eastAsia="Times New Roman" w:hAnsi="Courier New" w:cs="Courier New"/>
+          <w:kern w:val="0"/>
+          <w:sz w:val="20"/>
+          <w:szCs w:val="20"/>
+        </w:rPr>
+        <w:t>tf.keras</w:t>
+      </w:r>
+      <w:proofErr w:type="gramEnd"/>
+      <w:r>
+        <w:rPr>
+          <w:rFonts w:ascii="Courier New" w:eastAsia="Times New Roman" w:hAnsi="Courier New" w:cs="Courier New"/>
+          <w:kern w:val="0"/>
+          <w:sz w:val="20"/>
+          <w:szCs w:val="20"/>
+        </w:rPr>
+        <w:t>.</w:t>
+      </w:r>
+      <w:proofErr w:type="gramStart"/>
+      <w:r>
+        <w:rPr>
+          <w:rFonts w:ascii="Courier New" w:eastAsia="Times New Roman" w:hAnsi="Courier New" w:cs="Courier New"/>
+          <w:kern w:val="0"/>
+          <w:sz w:val="20"/>
+          <w:szCs w:val="20"/>
+        </w:rPr>
+        <w:t>layers.Dense</w:t>
+      </w:r>
+      <w:proofErr w:type="gramEnd"/>
+      <w:r>
+        <w:rPr>
+          <w:rFonts w:ascii="Courier New" w:eastAsia="Times New Roman" w:hAnsi="Courier New" w:cs="Courier New"/>
+          <w:kern w:val="0"/>
+          <w:sz w:val="20"/>
+          <w:szCs w:val="20"/>
+        </w:rPr>
+        <w:t>(8, activation='relu'),</w:t>
+      </w:r>
+    </w:p>
+    <w:p>
+      <w:pPr>
+        <w:tabs>
+          <w:tab w:val="left" w:pos="916"/>
+          <w:tab w:val="left" w:pos="1832"/>
+          <w:tab w:val="left" w:pos="2748"/>
+          <w:tab w:val="left" w:pos="3664"/>
+          <w:tab w:val="left" w:pos="4580"/>
+          <w:tab w:val="left" w:pos="5496"/>
+          <w:tab w:val="left" w:pos="6412"/>
+          <w:tab w:val="left" w:pos="7328"/>
+          <w:tab w:val="left" w:pos="8244"/>
+          <w:tab w:val="left" w:pos="9160"/>
+          <w:tab w:val="left" w:pos="10076"/>
+          <w:tab w:val="left" w:pos="10992"/>
+          <w:tab w:val="left" w:pos="11908"/>
+          <w:tab w:val="left" w:pos="12824"/>
+          <w:tab w:val="left" w:pos="13740"/>
+          <w:tab w:val="left" w:pos="14656"/>
+        </w:tabs>
+        <w:spacing w:after="0" w:line="240" w:lineRule="auto"/>
+        <w:rPr>
+          <w:rFonts w:ascii="Courier New" w:eastAsia="Times New Roman" w:hAnsi="Courier New" w:cs="Courier New"/>
+          <w:kern w:val="0"/>
+          <w:sz w:val="20"/>
+          <w:szCs w:val="20"/>
+        </w:rPr>
+      </w:pPr>
+      <w:r>
+        <w:rPr>
+          <w:rFonts w:ascii="Courier New" w:eastAsia="Times New Roman" w:hAnsi="Courier New" w:cs="Courier New"/>
+          <w:kern w:val="0"/>
+          <w:sz w:val="20"/>
+          <w:szCs w:val="20"/>
+        </w:rPr>
+        <w:t xml:space="preserve">    </w:t>
+      </w:r>
+      <w:proofErr w:type="gramStart"/>
+      <w:r>
+        <w:rPr>
+          <w:rFonts w:ascii="Courier New" w:eastAsia="Times New Roman" w:hAnsi="Courier New" w:cs="Courier New"/>
+          <w:kern w:val="0"/>
+          <w:sz w:val="20"/>
+          <w:szCs w:val="20"/>
+        </w:rPr>
+        <w:t>tf.keras</w:t>
+      </w:r>
+      <w:proofErr w:type="gramEnd"/>
+      <w:r>
+        <w:rPr>
+          <w:rFonts w:ascii="Courier New" w:eastAsia="Times New Roman" w:hAnsi="Courier New" w:cs="Courier New"/>
+          <w:kern w:val="0"/>
+          <w:sz w:val="20"/>
+          <w:szCs w:val="20"/>
+        </w:rPr>
+        <w:t>.</w:t>
+      </w:r>
+      <w:proofErr w:type="gramStart"/>
+      <w:r>
+        <w:rPr>
+          <w:rFonts w:ascii="Courier New" w:eastAsia="Times New Roman" w:hAnsi="Courier New" w:cs="Courier New"/>
+          <w:kern w:val="0"/>
+          <w:sz w:val="20"/>
+          <w:szCs w:val="20"/>
+        </w:rPr>
+        <w:t>layers.Dense</w:t>
+      </w:r>
+      <w:proofErr w:type="gramEnd"/>
+      <w:r>
+        <w:rPr>
+          <w:rFonts w:ascii="Courier New" w:eastAsia="Times New Roman" w:hAnsi="Courier New" w:cs="Courier New"/>
+          <w:kern w:val="0"/>
+          <w:sz w:val="20"/>
+          <w:szCs w:val="20"/>
+        </w:rPr>
+        <w:t>(1)</w:t>
+      </w:r>
+    </w:p>
+    <w:p>
+      <w:pPr>
+        <w:tabs>
+          <w:tab w:val="left" w:pos="916"/>
+          <w:tab w:val="left" w:pos="1832"/>
+          <w:tab w:val="left" w:pos="2748"/>
+          <w:tab w:val="left" w:pos="3664"/>
+          <w:tab w:val="left" w:pos="4580"/>
+          <w:tab w:val="left" w:pos="5496"/>
+          <w:tab w:val="left" w:pos="6412"/>
+          <w:tab w:val="left" w:pos="7328"/>
+          <w:tab w:val="left" w:pos="8244"/>
+          <w:tab w:val="left" w:pos="9160"/>
+          <w:tab w:val="left" w:pos="10076"/>
+          <w:tab w:val="left" w:pos="10992"/>
+          <w:tab w:val="left" w:pos="11908"/>
+          <w:tab w:val="left" w:pos="12824"/>
+          <w:tab w:val="left" w:pos="13740"/>
+          <w:tab w:val="left" w:pos="14656"/>
+        </w:tabs>
+        <w:spacing w:after="0" w:line="240" w:lineRule="auto"/>
+        <w:rPr>
+          <w:rFonts w:ascii="Courier New" w:eastAsia="Times New Roman" w:hAnsi="Courier New" w:cs="Courier New"/>
+          <w:kern w:val="0"/>
+          <w:sz w:val="20"/>
+          <w:szCs w:val="20"/>
+        </w:rPr>
+      </w:pPr>
+      <w:r>
+        <w:rPr>
+          <w:rFonts w:ascii="Courier New" w:eastAsia="Times New Roman" w:hAnsi="Courier New" w:cs="Courier New"/>
+          <w:kern w:val="0"/>
+          <w:sz w:val="20"/>
+          <w:szCs w:val="20"/>
+        </w:rPr>
+        <w:t>])</w:t>
+      </w:r>
+    </w:p>
+    <w:p>
+      <w:pPr>
+        <w:tabs>
+          <w:tab w:val="left" w:pos="916"/>
+          <w:tab w:val="left" w:pos="1832"/>
+          <w:tab w:val="left" w:pos="2748"/>
+          <w:tab w:val="left" w:pos="3664"/>
+          <w:tab w:val="left" w:pos="4580"/>
+          <w:tab w:val="left" w:pos="5496"/>
+          <w:tab w:val="left" w:pos="6412"/>
+          <w:tab w:val="left" w:pos="7328"/>
+          <w:tab w:val="left" w:pos="8244"/>
+          <w:tab w:val="left" w:pos="9160"/>
+          <w:tab w:val="left" w:pos="10076"/>
+          <w:tab w:val="left" w:pos="10992"/>
+          <w:tab w:val="left" w:pos="11908"/>
+          <w:tab w:val="left" w:pos="12824"/>
+          <w:tab w:val="left" w:pos="13740"/>
+          <w:tab w:val="left" w:pos="14656"/>
+        </w:tabs>
+        <w:spacing w:after="0" w:line="240" w:lineRule="auto"/>
+        <w:rPr>
+          <w:rFonts w:ascii="Courier New" w:eastAsia="Times New Roman" w:hAnsi="Courier New" w:cs="Courier New"/>
+          <w:kern w:val="0"/>
+          <w:sz w:val="20"/>
+          <w:szCs w:val="20"/>
+        </w:rPr>
+      </w:pPr>
+    </w:p>
+    <w:p>
+      <w:pPr>
+        <w:tabs>
+          <w:tab w:val="left" w:pos="916"/>
+          <w:tab w:val="left" w:pos="1832"/>
+          <w:tab w:val="left" w:pos="2748"/>
+          <w:tab w:val="left" w:pos="3664"/>
+          <w:tab w:val="left" w:pos="4580"/>
+          <w:tab w:val="left" w:pos="5496"/>
+          <w:tab w:val="left" w:pos="6412"/>
+          <w:tab w:val="left" w:pos="7328"/>
+          <w:tab w:val="left" w:pos="8244"/>
+          <w:tab w:val="left" w:pos="9160"/>
+          <w:tab w:val="left" w:pos="10076"/>
+          <w:tab w:val="left" w:pos="10992"/>
+          <w:tab w:val="left" w:pos="11908"/>
+          <w:tab w:val="left" w:pos="12824"/>
+          <w:tab w:val="left" w:pos="13740"/>
+          <w:tab w:val="left" w:pos="14656"/>
+        </w:tabs>
+        <w:spacing w:after="0" w:line="240" w:lineRule="auto"/>
+        <w:rPr>
+          <w:rFonts w:ascii="Courier New" w:eastAsia="Times New Roman" w:hAnsi="Courier New" w:cs="Courier New"/>
+          <w:kern w:val="0"/>
+          <w:sz w:val="20"/>
+          <w:szCs w:val="20"/>
+        </w:rPr>
+      </w:pPr>
+      <w:proofErr w:type="gramStart"/>
+      <w:r>
+        <w:rPr>
+          <w:rFonts w:ascii="Courier New" w:eastAsia="Times New Roman" w:hAnsi="Courier New" w:cs="Courier New"/>
+          <w:kern w:val="0"/>
+          <w:sz w:val="20"/>
+          <w:szCs w:val="20"/>
+        </w:rPr>
+        <w:t>model.compile</w:t>
+      </w:r>
+      <w:proofErr w:type="gramEnd"/>
+      <w:r>
+        <w:rPr>
+          <w:rFonts w:ascii="Courier New" w:eastAsia="Times New Roman" w:hAnsi="Courier New" w:cs="Courier New"/>
+          <w:kern w:val="0"/>
+          <w:sz w:val="20"/>
+          <w:szCs w:val="20"/>
+        </w:rPr>
+        <w:t>(</w:t>
+      </w:r>
+    </w:p>
+    <w:p>
+      <w:pPr>
+        <w:tabs>
+          <w:tab w:val="left" w:pos="916"/>
+          <w:tab w:val="left" w:pos="1832"/>
+          <w:tab w:val="left" w:pos="2748"/>
+          <w:tab w:val="left" w:pos="3664"/>
+          <w:tab w:val="left" w:pos="4580"/>
+          <w:tab w:val="left" w:pos="5496"/>
+          <w:tab w:val="left" w:pos="6412"/>
+          <w:tab w:val="left" w:pos="7328"/>
+          <w:tab w:val="left" w:pos="8244"/>
+          <w:tab w:val="left" w:pos="9160"/>
+          <w:tab w:val="left" w:pos="10076"/>
+          <w:tab w:val="left" w:pos="10992"/>
+          <w:tab w:val="left" w:pos="11908"/>
+          <w:tab w:val="left" w:pos="12824"/>
+          <w:tab w:val="left" w:pos="13740"/>
+          <w:tab w:val="left" w:pos="14656"/>
+        </w:tabs>
+        <w:spacing w:after="0" w:line="240" w:lineRule="auto"/>
+        <w:rPr>
+          <w:rFonts w:ascii="Courier New" w:eastAsia="Times New Roman" w:hAnsi="Courier New" w:cs="Courier New"/>
+          <w:kern w:val="0"/>
+          <w:sz w:val="20"/>
+          <w:szCs w:val="20"/>
+        </w:rPr>
+      </w:pPr>
+      <w:r>
+        <w:rPr>
+          <w:rFonts w:ascii="Courier New" w:eastAsia="Times New Roman" w:hAnsi="Courier New" w:cs="Courier New"/>
+          <w:kern w:val="0"/>
+          <w:sz w:val="20"/>
+          <w:szCs w:val="20"/>
+        </w:rPr>
+        <w:t xml:space="preserve">    optimizer='adam',</w:t>
+      </w:r>
+    </w:p>
+    <w:p>
+      <w:pPr>
+        <w:tabs>
+          <w:tab w:val="left" w:pos="916"/>
+          <w:tab w:val="left" w:pos="1832"/>
+          <w:tab w:val="left" w:pos="2748"/>
+          <w:tab w:val="left" w:pos="3664"/>
+          <w:tab w:val="left" w:pos="4580"/>
+          <w:tab w:val="left" w:pos="5496"/>
+          <w:tab w:val="left" w:pos="6412"/>
+          <w:tab w:val="left" w:pos="7328"/>
+          <w:tab w:val="left" w:pos="8244"/>
+          <w:tab w:val="left" w:pos="9160"/>
+          <w:tab w:val="left" w:pos="10076"/>
+          <w:tab w:val="left" w:pos="10992"/>
+          <w:tab w:val="left" w:pos="11908"/>
+          <w:tab w:val="left" w:pos="12824"/>
+          <w:tab w:val="left" w:pos="13740"/>
+          <w:tab w:val="left" w:pos="14656"/>
+        </w:tabs>
+        <w:spacing w:after="0" w:line="240" w:lineRule="auto"/>
+        <w:rPr>
+          <w:rFonts w:ascii="Courier New" w:eastAsia="Times New Roman" w:hAnsi="Courier New" w:cs="Courier New"/>
+          <w:kern w:val="0"/>
+          <w:sz w:val="20"/>
+          <w:szCs w:val="20"/>
+        </w:rPr>
+      </w:pPr>
+      <w:r>
+        <w:rPr>
+          <w:rFonts w:ascii="Courier New" w:eastAsia="Times New Roman" w:hAnsi="Courier New" w:cs="Courier New"/>
+          <w:kern w:val="0"/>
+          <w:sz w:val="20"/>
+          <w:szCs w:val="20"/>
+        </w:rPr>
+        <w:t xml:space="preserve">    loss='mse'</w:t>
+      </w:r>
+    </w:p>
+    <w:p>
+      <w:pPr>
+        <w:tabs>
+          <w:tab w:val="left" w:pos="916"/>
+          <w:tab w:val="left" w:pos="1832"/>
+          <w:tab w:val="left" w:pos="2748"/>
+          <w:tab w:val="left" w:pos="3664"/>
+          <w:tab w:val="left" w:pos="4580"/>
+          <w:tab w:val="left" w:pos="5496"/>
+          <w:tab w:val="left" w:pos="6412"/>
+          <w:tab w:val="left" w:pos="7328"/>
+          <w:tab w:val="left" w:pos="8244"/>
+          <w:tab w:val="left" w:pos="9160"/>
+          <w:tab w:val="left" w:pos="10076"/>
+          <w:tab w:val="left" w:pos="10992"/>
+          <w:tab w:val="left" w:pos="11908"/>
+          <w:tab w:val="left" w:pos="12824"/>
+          <w:tab w:val="left" w:pos="13740"/>
+          <w:tab w:val="left" w:pos="14656"/>
+        </w:tabs>
+        <w:spacing w:after="0" w:line="240" w:lineRule="auto"/>
+        <w:rPr>
+          <w:rFonts w:ascii="Courier New" w:eastAsia="Times New Roman" w:hAnsi="Courier New" w:cs="Courier New"/>
+          <w:kern w:val="0"/>
+          <w:sz w:val="20"/>
+          <w:szCs w:val="20"/>
+        </w:rPr>
+      </w:pPr>
+      <w:r>
+        <w:rPr>
+          <w:rFonts w:ascii="Courier New" w:eastAsia="Times New Roman" w:hAnsi="Courier New" w:cs="Courier New"/>
+          <w:kern w:val="0"/>
+          <w:sz w:val="20"/>
+          <w:szCs w:val="20"/>
+        </w:rPr>
+        <w:lastRenderedPageBreak/>
+        <w:t>)</w:t>
+      </w:r>
+    </w:p>
+    <w:p>
+      <w:pPr>
+        <w:spacing w:before="100" w:beforeAutospacing="1" w:after="100" w:afterAutospacing="1" w:line="240" w:lineRule="auto"/>
+        <w:rPr>
+          <w:rFonts w:ascii="Times New Roman" w:eastAsia="Times New Roman" w:hAnsi="Times New Roman" w:cs="Times New Roman"/>
+          <w:kern w:val="0"/>
+          <w:sz w:val="24"/>
+          <w:szCs w:val="24"/>
+        </w:rPr>
+      </w:pPr>
+      <w:r>
+        <w:rPr>
+          <w:rFonts w:ascii="Times New Roman" w:eastAsia="Times New Roman" w:hAnsi="Times New Roman" w:cs="Times New Roman"/>
+          <w:kern w:val="0"/>
+          <w:sz w:val="24"/>
+          <w:szCs w:val="24"/>
+        </w:rPr>
+        <w:t xml:space="preserve">Now the model has </w:t>
+      </w:r>
+      <w:r>
+        <w:rPr>
+          <w:rFonts w:ascii="Times New Roman" w:eastAsia="Times New Roman" w:hAnsi="Times New Roman" w:cs="Times New Roman"/>
+          <w:b/>
+          <w:bCs/>
+          <w:kern w:val="0"/>
+          <w:sz w:val="24"/>
+          <w:szCs w:val="24"/>
+        </w:rPr>
+        <w:t>new random weights</w:t>
+      </w:r>
+      <w:r>
+        <w:rPr>
+          <w:rFonts w:ascii="Times New Roman" w:eastAsia="Times New Roman" w:hAnsi="Times New Roman" w:cs="Times New Roman"/>
+          <w:kern w:val="0"/>
+          <w:sz w:val="24"/>
+          <w:szCs w:val="24"/>
+        </w:rPr>
+        <w:t>.</w:t>
+      </w:r>
+    </w:p>
+    <w:p>
+      <w:pPr>
+        <w:spacing w:after="0" w:line="240" w:lineRule="auto"/>
+        <w:rPr>
+          <w:rFonts w:ascii="Times New Roman" w:eastAsia="Times New Roman" w:hAnsi="Times New Roman" w:cs="Times New Roman"/>
+          <w:kern w:val="0"/>
+          <w:sz w:val="24"/>
+          <w:szCs w:val="24"/>
+        </w:rPr>
+      </w:pPr>
+      <w:r>
+        <w:rPr>
+          <w:rFonts w:ascii="Times New Roman" w:eastAsia="Times New Roman" w:hAnsi="Times New Roman" w:cs="Times New Roman"/>
+          <w:kern w:val="0"/>
+          <w:sz w:val="24"/>
+          <w:szCs w:val="24"/>
+        </w:rPr>
+        <w:pict w14:anchorId="5E44CD9F">
+          <v:rect id="_x0000_i1077" style="width:0;height:1.5pt" o:hralign="center" o:hrstd="t" o:hr="t" fillcolor="#a0a0a0" stroked="f"/>
+        </w:pict>
+      </w:r>
+    </w:p>
+    <w:p>
+      <w:pPr>
+        <w:spacing w:before="100" w:beforeAutospacing="1" w:after="100" w:afterAutospacing="1" w:line="240" w:lineRule="auto"/>
+        <w:outlineLvl w:val="1"/>
+        <w:rPr>
+          <w:rFonts w:ascii="Times New Roman" w:eastAsia="Times New Roman" w:hAnsi="Times New Roman" w:cs="Times New Roman"/>
+          <w:b/>
+          <w:bCs/>
+          <w:kern w:val="0"/>
+          <w:sz w:val="36"/>
+          <w:szCs w:val="36"/>
+        </w:rPr>
+      </w:pPr>
+      <w:r>
+        <w:rPr>
+          <w:rFonts w:ascii="Times New Roman" w:eastAsia="Times New Roman" w:hAnsi="Times New Roman" w:cs="Times New Roman"/>
+          <w:b/>
+          <w:bCs/>
+          <w:kern w:val="0"/>
+          <w:sz w:val="36"/>
+          <w:szCs w:val="36"/>
+        </w:rPr>
+        <w:t>Option 2: Restart the Colab Runtime</w:t>
+      </w:r>
+    </w:p>
+    <w:p>
+      <w:pPr>
+        <w:spacing w:before="100" w:beforeAutospacing="1" w:after="100" w:afterAutospacing="1" w:line="240" w:lineRule="auto"/>
+        <w:rPr>
+          <w:rFonts w:ascii="Times New Roman" w:eastAsia="Times New Roman" w:hAnsi="Times New Roman" w:cs="Times New Roman"/>
+          <w:kern w:val="0"/>
+          <w:sz w:val="24"/>
+          <w:szCs w:val="24"/>
+        </w:rPr>
+      </w:pPr>
+      <w:r>
+        <w:rPr>
+          <w:rFonts w:ascii="Times New Roman" w:eastAsia="Times New Roman" w:hAnsi="Times New Roman" w:cs="Times New Roman"/>
+          <w:kern w:val="0"/>
+          <w:sz w:val="24"/>
+          <w:szCs w:val="24"/>
+        </w:rPr>
+        <w:t>In Google Colab</w:t>
+      </w:r>
+    </w:p>
+    <w:p>
+      <w:pPr>
+        <w:tabs>
+          <w:tab w:val="left" w:pos="916"/>
+          <w:tab w:val="left" w:pos="1832"/>
+          <w:tab w:val="left" w:pos="2748"/>
+          <w:tab w:val="left" w:pos="3664"/>
+          <w:tab w:val="left" w:pos="4580"/>
+          <w:tab w:val="left" w:pos="5496"/>
+          <w:tab w:val="left" w:pos="6412"/>
+          <w:tab w:val="left" w:pos="7328"/>
+          <w:tab w:val="left" w:pos="8244"/>
+          <w:tab w:val="left" w:pos="9160"/>
+          <w:tab w:val="left" w:pos="10076"/>
+          <w:tab w:val="left" w:pos="10992"/>
+          <w:tab w:val="left" w:pos="11908"/>
+          <w:tab w:val="left" w:pos="12824"/>
+          <w:tab w:val="left" w:pos="13740"/>
+          <w:tab w:val="left" w:pos="14656"/>
+        </w:tabs>
+        <w:spacing w:after="0" w:line="240" w:lineRule="auto"/>
+        <w:rPr>
+          <w:rFonts w:ascii="Courier New" w:eastAsia="Times New Roman" w:hAnsi="Courier New" w:cs="Courier New"/>
+          <w:kern w:val="0"/>
+          <w:sz w:val="20"/>
+          <w:szCs w:val="20"/>
+        </w:rPr>
+      </w:pPr>
+      <w:r>
+        <w:rPr>
+          <w:rFonts w:ascii="Courier New" w:eastAsia="Times New Roman" w:hAnsi="Courier New" w:cs="Courier New"/>
+          <w:kern w:val="0"/>
+          <w:sz w:val="20"/>
+          <w:szCs w:val="20"/>
+        </w:rPr>
+        <w:t>Runtime</w:t>
+      </w:r>
+    </w:p>
+    <w:p>
+      <w:pPr>
+        <w:tabs>
+          <w:tab w:val="left" w:pos="916"/>
+          <w:tab w:val="left" w:pos="1832"/>
+          <w:tab w:val="left" w:pos="2748"/>
+          <w:tab w:val="left" w:pos="3664"/>
+          <w:tab w:val="left" w:pos="4580"/>
+          <w:tab w:val="left" w:pos="5496"/>
+          <w:tab w:val="left" w:pos="6412"/>
+          <w:tab w:val="left" w:pos="7328"/>
+          <w:tab w:val="left" w:pos="8244"/>
+          <w:tab w:val="left" w:pos="9160"/>
+          <w:tab w:val="left" w:pos="10076"/>
+          <w:tab w:val="left" w:pos="10992"/>
+          <w:tab w:val="left" w:pos="11908"/>
+          <w:tab w:val="left" w:pos="12824"/>
+          <w:tab w:val="left" w:pos="13740"/>
+          <w:tab w:val="left" w:pos="14656"/>
+        </w:tabs>
+        <w:spacing w:after="0" w:line="240" w:lineRule="auto"/>
+        <w:rPr>
+          <w:rFonts w:ascii="Courier New" w:eastAsia="Times New Roman" w:hAnsi="Courier New" w:cs="Courier New"/>
+          <w:kern w:val="0"/>
+          <w:sz w:val="20"/>
+          <w:szCs w:val="20"/>
+        </w:rPr>
+      </w:pPr>
+      <w:r>
+        <w:rPr>
+          <w:rFonts w:ascii="Courier New" w:eastAsia="Times New Roman" w:hAnsi="Courier New" w:cs="Courier New"/>
+          <w:kern w:val="0"/>
+          <w:sz w:val="20"/>
+          <w:szCs w:val="20"/>
+        </w:rPr>
+        <w:t xml:space="preserve">    ↓</w:t>
+      </w:r>
+    </w:p>
+    <w:p>
+      <w:pPr>
+        <w:tabs>
+          <w:tab w:val="left" w:pos="916"/>
+          <w:tab w:val="left" w:pos="1832"/>
+          <w:tab w:val="left" w:pos="2748"/>
+          <w:tab w:val="left" w:pos="3664"/>
+          <w:tab w:val="left" w:pos="4580"/>
+          <w:tab w:val="left" w:pos="5496"/>
+          <w:tab w:val="left" w:pos="6412"/>
+          <w:tab w:val="left" w:pos="7328"/>
+          <w:tab w:val="left" w:pos="8244"/>
+          <w:tab w:val="left" w:pos="9160"/>
+          <w:tab w:val="left" w:pos="10076"/>
+          <w:tab w:val="left" w:pos="10992"/>
+          <w:tab w:val="left" w:pos="11908"/>
+          <w:tab w:val="left" w:pos="12824"/>
+          <w:tab w:val="left" w:pos="13740"/>
+          <w:tab w:val="left" w:pos="14656"/>
+        </w:tabs>
+        <w:spacing w:after="0" w:line="240" w:lineRule="auto"/>
+        <w:rPr>
+          <w:rFonts w:ascii="Courier New" w:eastAsia="Times New Roman" w:hAnsi="Courier New" w:cs="Courier New"/>
+          <w:kern w:val="0"/>
+          <w:sz w:val="20"/>
+          <w:szCs w:val="20"/>
+        </w:rPr>
+      </w:pPr>
+      <w:r>
+        <w:rPr>
+          <w:rFonts w:ascii="Courier New" w:eastAsia="Times New Roman" w:hAnsi="Courier New" w:cs="Courier New"/>
+          <w:kern w:val="0"/>
+          <w:sz w:val="20"/>
+          <w:szCs w:val="20"/>
+        </w:rPr>
+        <w:t>Restart session</w:t>
+      </w:r>
+    </w:p>
+    <w:p>
+      <w:pPr>
+        <w:spacing w:before="100" w:beforeAutospacing="1" w:after="100" w:afterAutospacing="1" w:line="240" w:lineRule="auto"/>
+        <w:rPr>
+          <w:rFonts w:ascii="Times New Roman" w:eastAsia="Times New Roman" w:hAnsi="Times New Roman" w:cs="Times New Roman"/>
+          <w:kern w:val="0"/>
+          <w:sz w:val="24"/>
+          <w:szCs w:val="24"/>
+        </w:rPr>
+      </w:pPr>
+      <w:r>
+        <w:rPr>
+          <w:rFonts w:ascii="Times New Roman" w:eastAsia="Times New Roman" w:hAnsi="Times New Roman" w:cs="Times New Roman"/>
+          <w:kern w:val="0"/>
+          <w:sz w:val="24"/>
+          <w:szCs w:val="24"/>
+        </w:rPr>
+        <w:t>or</w:t>
+      </w:r>
+    </w:p>
+    <w:p>
+      <w:pPr>
+        <w:tabs>
+          <w:tab w:val="left" w:pos="916"/>
+          <w:tab w:val="left" w:pos="1832"/>
+          <w:tab w:val="left" w:pos="2748"/>
+          <w:tab w:val="left" w:pos="3664"/>
+          <w:tab w:val="left" w:pos="4580"/>
+          <w:tab w:val="left" w:pos="5496"/>
+          <w:tab w:val="left" w:pos="6412"/>
+          <w:tab w:val="left" w:pos="7328"/>
+          <w:tab w:val="left" w:pos="8244"/>
+          <w:tab w:val="left" w:pos="9160"/>
+          <w:tab w:val="left" w:pos="10076"/>
+          <w:tab w:val="left" w:pos="10992"/>
+          <w:tab w:val="left" w:pos="11908"/>
+          <w:tab w:val="left" w:pos="12824"/>
+          <w:tab w:val="left" w:pos="13740"/>
+          <w:tab w:val="left" w:pos="14656"/>
+        </w:tabs>
+        <w:spacing w:after="0" w:line="240" w:lineRule="auto"/>
+        <w:rPr>
+          <w:rFonts w:ascii="Courier New" w:eastAsia="Times New Roman" w:hAnsi="Courier New" w:cs="Courier New"/>
+          <w:kern w:val="0"/>
+          <w:sz w:val="20"/>
+          <w:szCs w:val="20"/>
+        </w:rPr>
+      </w:pPr>
+      <w:r>
+        <w:rPr>
+          <w:rFonts w:ascii="Courier New" w:eastAsia="Times New Roman" w:hAnsi="Courier New" w:cs="Courier New"/>
+          <w:kern w:val="0"/>
+          <w:sz w:val="20"/>
+          <w:szCs w:val="20"/>
+        </w:rPr>
+        <w:t>Runtime</w:t>
+      </w:r>
+    </w:p>
+    <w:p>
+      <w:pPr>
+        <w:tabs>
+          <w:tab w:val="left" w:pos="916"/>
+          <w:tab w:val="left" w:pos="1832"/>
+          <w:tab w:val="left" w:pos="2748"/>
+          <w:tab w:val="left" w:pos="3664"/>
+          <w:tab w:val="left" w:pos="4580"/>
+          <w:tab w:val="left" w:pos="5496"/>
+          <w:tab w:val="left" w:pos="6412"/>
+          <w:tab w:val="left" w:pos="7328"/>
+          <w:tab w:val="left" w:pos="8244"/>
+          <w:tab w:val="left" w:pos="9160"/>
+          <w:tab w:val="left" w:pos="10076"/>
+          <w:tab w:val="left" w:pos="10992"/>
+          <w:tab w:val="left" w:pos="11908"/>
+          <w:tab w:val="left" w:pos="12824"/>
+          <w:tab w:val="left" w:pos="13740"/>
+          <w:tab w:val="left" w:pos="14656"/>
+        </w:tabs>
+        <w:spacing w:after="0" w:line="240" w:lineRule="auto"/>
+        <w:rPr>
+          <w:rFonts w:ascii="Courier New" w:eastAsia="Times New Roman" w:hAnsi="Courier New" w:cs="Courier New"/>
+          <w:kern w:val="0"/>
+          <w:sz w:val="20"/>
+          <w:szCs w:val="20"/>
+        </w:rPr>
+      </w:pPr>
+      <w:r>
+        <w:rPr>
+          <w:rFonts w:ascii="Courier New" w:eastAsia="Times New Roman" w:hAnsi="Courier New" w:cs="Courier New"/>
+          <w:kern w:val="0"/>
+          <w:sz w:val="20"/>
+          <w:szCs w:val="20"/>
+        </w:rPr>
+        <w:t xml:space="preserve">    ↓</w:t>
+      </w:r>
+    </w:p>
+    <w:p>
+      <w:pPr>
+        <w:tabs>
+          <w:tab w:val="left" w:pos="916"/>
+          <w:tab w:val="left" w:pos="1832"/>
+          <w:tab w:val="left" w:pos="2748"/>
+          <w:tab w:val="left" w:pos="3664"/>
+          <w:tab w:val="left" w:pos="4580"/>
+          <w:tab w:val="left" w:pos="5496"/>
+          <w:tab w:val="left" w:pos="6412"/>
+          <w:tab w:val="left" w:pos="7328"/>
+          <w:tab w:val="left" w:pos="8244"/>
+          <w:tab w:val="left" w:pos="9160"/>
+          <w:tab w:val="left" w:pos="10076"/>
+          <w:tab w:val="left" w:pos="10992"/>
+          <w:tab w:val="left" w:pos="11908"/>
+          <w:tab w:val="left" w:pos="12824"/>
+          <w:tab w:val="left" w:pos="13740"/>
+          <w:tab w:val="left" w:pos="14656"/>
+        </w:tabs>
+        <w:spacing w:after="0" w:line="240" w:lineRule="auto"/>
+        <w:rPr>
+          <w:rFonts w:ascii="Courier New" w:eastAsia="Times New Roman" w:hAnsi="Courier New" w:cs="Courier New"/>
+          <w:kern w:val="0"/>
+          <w:sz w:val="20"/>
+          <w:szCs w:val="20"/>
+        </w:rPr>
+      </w:pPr>
+      <w:r>
+        <w:rPr>
+          <w:rFonts w:ascii="Courier New" w:eastAsia="Times New Roman" w:hAnsi="Courier New" w:cs="Courier New"/>
+          <w:kern w:val="0"/>
+          <w:sz w:val="20"/>
+          <w:szCs w:val="20"/>
+        </w:rPr>
+        <w:t>Disconnect and delete runtime</w:t>
+      </w:r>
+    </w:p>
+    <w:p>
+      <w:pPr>
+        <w:spacing w:before="100" w:beforeAutospacing="1" w:after="100" w:afterAutospacing="1" w:line="240" w:lineRule="auto"/>
+        <w:rPr>
+          <w:rFonts w:ascii="Times New Roman" w:eastAsia="Times New Roman" w:hAnsi="Times New Roman" w:cs="Times New Roman"/>
+          <w:kern w:val="0"/>
+          <w:sz w:val="24"/>
+          <w:szCs w:val="24"/>
+        </w:rPr>
+      </w:pPr>
+      <w:r>
+        <w:rPr>
+          <w:rFonts w:ascii="Times New Roman" w:eastAsia="Times New Roman" w:hAnsi="Times New Roman" w:cs="Times New Roman"/>
+          <w:kern w:val="0"/>
+          <w:sz w:val="24"/>
+          <w:szCs w:val="24"/>
+        </w:rPr>
+        <w:t xml:space="preserve">Everything will be </w:t>
+      </w:r>
+      <w:proofErr w:type="gramStart"/>
+      <w:r>
+        <w:rPr>
+          <w:rFonts w:ascii="Times New Roman" w:eastAsia="Times New Roman" w:hAnsi="Times New Roman" w:cs="Times New Roman"/>
+          <w:kern w:val="0"/>
+          <w:sz w:val="24"/>
+          <w:szCs w:val="24"/>
+        </w:rPr>
+        <w:t>cleared</w:t>
+      </w:r>
+      <w:proofErr w:type="gramEnd"/>
+      <w:r>
+        <w:rPr>
+          <w:rFonts w:ascii="Times New Roman" w:eastAsia="Times New Roman" w:hAnsi="Times New Roman" w:cs="Times New Roman"/>
+          <w:kern w:val="0"/>
+          <w:sz w:val="24"/>
+          <w:szCs w:val="24"/>
+        </w:rPr>
+        <w:t>.</w:t>
+      </w:r>
+    </w:p>
+    <w:p>
+      <w:pPr>
+        <w:spacing w:after="0" w:line="240" w:lineRule="auto"/>
+        <w:rPr>
+          <w:rFonts w:ascii="Times New Roman" w:eastAsia="Times New Roman" w:hAnsi="Times New Roman" w:cs="Times New Roman"/>
+          <w:kern w:val="0"/>
+          <w:sz w:val="24"/>
+          <w:szCs w:val="24"/>
+        </w:rPr>
+      </w:pPr>
+      <w:r>
+        <w:rPr>
+          <w:rFonts w:ascii="Times New Roman" w:eastAsia="Times New Roman" w:hAnsi="Times New Roman" w:cs="Times New Roman"/>
+          <w:kern w:val="0"/>
+          <w:sz w:val="24"/>
+          <w:szCs w:val="24"/>
+        </w:rPr>
+        <w:pict w14:anchorId="109123AF">
+          <v:rect id="_x0000_i1078" style="width:0;height:1.5pt" o:hralign="center" o:hrstd="t" o:hr="t" fillcolor="#a0a0a0" stroked="f"/>
+        </w:pict>
+      </w:r>
+    </w:p>
+    <w:p>
+      <w:pPr>
+        <w:spacing w:before="100" w:beforeAutospacing="1" w:after="100" w:afterAutospacing="1" w:line="240" w:lineRule="auto"/>
+        <w:outlineLvl w:val="1"/>
+        <w:rPr>
+          <w:rFonts w:ascii="Times New Roman" w:eastAsia="Times New Roman" w:hAnsi="Times New Roman" w:cs="Times New Roman"/>
+          <w:b/>
+          <w:bCs/>
+          <w:kern w:val="0"/>
+          <w:sz w:val="36"/>
+          <w:szCs w:val="36"/>
+        </w:rPr>
+      </w:pPr>
+      <w:r>
+        <w:rPr>
+          <w:rFonts w:ascii="Times New Roman" w:eastAsia="Times New Roman" w:hAnsi="Times New Roman" w:cs="Times New Roman"/>
+          <w:b/>
+          <w:bCs/>
+          <w:kern w:val="0"/>
+          <w:sz w:val="36"/>
+          <w:szCs w:val="36"/>
+        </w:rPr>
+        <w:t>Option 3: Reload a Saved Model</w:t>
+      </w:r>
+    </w:p>
+    <w:p>
+      <w:pPr>
+        <w:spacing w:before="100" w:beforeAutospacing="1" w:after="100" w:afterAutospacing="1" w:line="240" w:lineRule="auto"/>
+        <w:rPr>
+          <w:rFonts w:ascii="Times New Roman" w:eastAsia="Times New Roman" w:hAnsi="Times New Roman" w:cs="Times New Roman"/>
+          <w:kern w:val="0"/>
+          <w:sz w:val="24"/>
+          <w:szCs w:val="24"/>
+        </w:rPr>
+      </w:pPr>
+      <w:r>
+        <w:rPr>
+          <w:rFonts w:ascii="Times New Roman" w:eastAsia="Times New Roman" w:hAnsi="Times New Roman" w:cs="Times New Roman"/>
+          <w:kern w:val="0"/>
+          <w:sz w:val="24"/>
+          <w:szCs w:val="24"/>
+        </w:rPr>
+        <w:t>If you previously saved the model</w:t>
+      </w:r>
+    </w:p>
+    <w:p>
+      <w:pPr>
+        <w:tabs>
+          <w:tab w:val="left" w:pos="916"/>
+          <w:tab w:val="left" w:pos="1832"/>
+          <w:tab w:val="left" w:pos="2748"/>
+          <w:tab w:val="left" w:pos="3664"/>
+          <w:tab w:val="left" w:pos="4580"/>
+          <w:tab w:val="left" w:pos="5496"/>
+          <w:tab w:val="left" w:pos="6412"/>
+          <w:tab w:val="left" w:pos="7328"/>
+          <w:tab w:val="left" w:pos="8244"/>
+          <w:tab w:val="left" w:pos="9160"/>
+          <w:tab w:val="left" w:pos="10076"/>
+          <w:tab w:val="left" w:pos="10992"/>
+          <w:tab w:val="left" w:pos="11908"/>
+          <w:tab w:val="left" w:pos="12824"/>
+          <w:tab w:val="left" w:pos="13740"/>
+          <w:tab w:val="left" w:pos="14656"/>
+        </w:tabs>
+        <w:spacing w:after="0" w:line="240" w:lineRule="auto"/>
+        <w:rPr>
+          <w:rFonts w:ascii="Courier New" w:eastAsia="Times New Roman" w:hAnsi="Courier New" w:cs="Courier New"/>
+          <w:kern w:val="0"/>
+          <w:sz w:val="20"/>
+          <w:szCs w:val="20"/>
+        </w:rPr>
+      </w:pPr>
+      <w:proofErr w:type="gramStart"/>
+      <w:r>
+        <w:rPr>
+          <w:rFonts w:ascii="Courier New" w:eastAsia="Times New Roman" w:hAnsi="Courier New" w:cs="Courier New"/>
+          <w:kern w:val="0"/>
+          <w:sz w:val="20"/>
+          <w:szCs w:val="20"/>
+        </w:rPr>
+        <w:t>model.save</w:t>
+      </w:r>
+      <w:proofErr w:type="gramEnd"/>
+      <w:r>
+        <w:rPr>
+          <w:rFonts w:ascii="Courier New" w:eastAsia="Times New Roman" w:hAnsi="Courier New" w:cs="Courier New"/>
+          <w:kern w:val="0"/>
+          <w:sz w:val="20"/>
+          <w:szCs w:val="20"/>
+        </w:rPr>
+        <w:t>("my_</w:t>
+      </w:r>
+      <w:proofErr w:type="gramStart"/>
+      <w:r>
+        <w:rPr>
+          <w:rFonts w:ascii="Courier New" w:eastAsia="Times New Roman" w:hAnsi="Courier New" w:cs="Courier New"/>
+          <w:kern w:val="0"/>
+          <w:sz w:val="20"/>
+          <w:szCs w:val="20"/>
+        </w:rPr>
+        <w:t>model.keras</w:t>
+      </w:r>
+      <w:proofErr w:type="gramEnd"/>
+      <w:r>
+        <w:rPr>
+          <w:rFonts w:ascii="Courier New" w:eastAsia="Times New Roman" w:hAnsi="Courier New" w:cs="Courier New"/>
+          <w:kern w:val="0"/>
+          <w:sz w:val="20"/>
+          <w:szCs w:val="20"/>
+        </w:rPr>
+        <w:t>")</w:t>
+      </w:r>
+    </w:p>
+    <w:p>
+      <w:pPr>
+        <w:spacing w:before="100" w:beforeAutospacing="1" w:after="100" w:afterAutospacing="1" w:line="240" w:lineRule="auto"/>
+        <w:rPr>
+          <w:rFonts w:ascii="Times New Roman" w:eastAsia="Times New Roman" w:hAnsi="Times New Roman" w:cs="Times New Roman"/>
+          <w:kern w:val="0"/>
+          <w:sz w:val="24"/>
+          <w:szCs w:val="24"/>
+        </w:rPr>
+      </w:pPr>
+      <w:r>
+        <w:rPr>
+          <w:rFonts w:ascii="Times New Roman" w:eastAsia="Times New Roman" w:hAnsi="Times New Roman" w:cs="Times New Roman"/>
+          <w:kern w:val="0"/>
+          <w:sz w:val="24"/>
+          <w:szCs w:val="24"/>
+        </w:rPr>
+        <w:t>Later,</w:t>
+      </w:r>
+    </w:p>
+    <w:p>
+      <w:pPr>
+        <w:tabs>
+          <w:tab w:val="left" w:pos="916"/>
+          <w:tab w:val="left" w:pos="1832"/>
+          <w:tab w:val="left" w:pos="2748"/>
+          <w:tab w:val="left" w:pos="3664"/>
+          <w:tab w:val="left" w:pos="4580"/>
+          <w:tab w:val="left" w:pos="5496"/>
+          <w:tab w:val="left" w:pos="6412"/>
+          <w:tab w:val="left" w:pos="7328"/>
+          <w:tab w:val="left" w:pos="8244"/>
+          <w:tab w:val="left" w:pos="9160"/>
+          <w:tab w:val="left" w:pos="10076"/>
+          <w:tab w:val="left" w:pos="10992"/>
+          <w:tab w:val="left" w:pos="11908"/>
+          <w:tab w:val="left" w:pos="12824"/>
+          <w:tab w:val="left" w:pos="13740"/>
+          <w:tab w:val="left" w:pos="14656"/>
+        </w:tabs>
+        <w:spacing w:after="0" w:line="240" w:lineRule="auto"/>
+        <w:rPr>
+          <w:rFonts w:ascii="Courier New" w:eastAsia="Times New Roman" w:hAnsi="Courier New" w:cs="Courier New"/>
+          <w:kern w:val="0"/>
+          <w:sz w:val="20"/>
+          <w:szCs w:val="20"/>
+        </w:rPr>
+      </w:pPr>
+      <w:r>
+        <w:rPr>
+          <w:rFonts w:ascii="Courier New" w:eastAsia="Times New Roman" w:hAnsi="Courier New" w:cs="Courier New"/>
+          <w:kern w:val="0"/>
+          <w:sz w:val="20"/>
+          <w:szCs w:val="20"/>
+        </w:rPr>
+        <w:t xml:space="preserve">model = </w:t>
+      </w:r>
+      <w:proofErr w:type="gramStart"/>
+      <w:r>
+        <w:rPr>
+          <w:rFonts w:ascii="Courier New" w:eastAsia="Times New Roman" w:hAnsi="Courier New" w:cs="Courier New"/>
+          <w:kern w:val="0"/>
+          <w:sz w:val="20"/>
+          <w:szCs w:val="20"/>
+        </w:rPr>
+        <w:t>tf.keras</w:t>
+      </w:r>
+      <w:proofErr w:type="gramEnd"/>
+      <w:r>
+        <w:rPr>
+          <w:rFonts w:ascii="Courier New" w:eastAsia="Times New Roman" w:hAnsi="Courier New" w:cs="Courier New"/>
+          <w:kern w:val="0"/>
+          <w:sz w:val="20"/>
+          <w:szCs w:val="20"/>
+        </w:rPr>
+        <w:t>.</w:t>
+      </w:r>
+      <w:proofErr w:type="gramStart"/>
+      <w:r>
+        <w:rPr>
+          <w:rFonts w:ascii="Courier New" w:eastAsia="Times New Roman" w:hAnsi="Courier New" w:cs="Courier New"/>
+          <w:kern w:val="0"/>
+          <w:sz w:val="20"/>
+          <w:szCs w:val="20"/>
+        </w:rPr>
+        <w:t>models.load</w:t>
+      </w:r>
+      <w:proofErr w:type="gramEnd"/>
+      <w:r>
+        <w:rPr>
+          <w:rFonts w:ascii="Courier New" w:eastAsia="Times New Roman" w:hAnsi="Courier New" w:cs="Courier New"/>
+          <w:kern w:val="0"/>
+          <w:sz w:val="20"/>
+          <w:szCs w:val="20"/>
+        </w:rPr>
+        <w:t>_model("my_</w:t>
+      </w:r>
+      <w:proofErr w:type="gramStart"/>
+      <w:r>
+        <w:rPr>
+          <w:rFonts w:ascii="Courier New" w:eastAsia="Times New Roman" w:hAnsi="Courier New" w:cs="Courier New"/>
+          <w:kern w:val="0"/>
+          <w:sz w:val="20"/>
+          <w:szCs w:val="20"/>
+        </w:rPr>
+        <w:t>model.keras</w:t>
+      </w:r>
+      <w:proofErr w:type="gramEnd"/>
+      <w:r>
+        <w:rPr>
+          <w:rFonts w:ascii="Courier New" w:eastAsia="Times New Roman" w:hAnsi="Courier New" w:cs="Courier New"/>
+          <w:kern w:val="0"/>
+          <w:sz w:val="20"/>
+          <w:szCs w:val="20"/>
+        </w:rPr>
+        <w:t>")</w:t>
+      </w:r>
+    </w:p>
+    <w:p>
+      <w:pPr>
+        <w:spacing w:before="100" w:beforeAutospacing="1" w:after="100" w:afterAutospacing="1" w:line="240" w:lineRule="auto"/>
+        <w:rPr>
+          <w:rFonts w:ascii="Times New Roman" w:eastAsia="Times New Roman" w:hAnsi="Times New Roman" w:cs="Times New Roman"/>
+          <w:kern w:val="0"/>
+          <w:sz w:val="24"/>
+          <w:szCs w:val="24"/>
+        </w:rPr>
+      </w:pPr>
+      <w:r>
+        <w:rPr>
+          <w:rFonts w:ascii="Times New Roman" w:eastAsia="Times New Roman" w:hAnsi="Times New Roman" w:cs="Times New Roman"/>
+          <w:kern w:val="0"/>
+          <w:sz w:val="24"/>
+          <w:szCs w:val="24"/>
+        </w:rPr>
+        <w:t>This restores the trained weights.</w:t>
+      </w:r>
+    </w:p>
+    <w:p>
+      <w:pPr>
+        <w:spacing w:after="0" w:line="240" w:lineRule="auto"/>
+        <w:rPr>
+          <w:rFonts w:ascii="Times New Roman" w:eastAsia="Times New Roman" w:hAnsi="Times New Roman" w:cs="Times New Roman"/>
+          <w:kern w:val="0"/>
+          <w:sz w:val="24"/>
+          <w:szCs w:val="24"/>
+        </w:rPr>
+      </w:pPr>
+      <w:r>
+        <w:rPr>
+          <w:rFonts w:ascii="Times New Roman" w:eastAsia="Times New Roman" w:hAnsi="Times New Roman" w:cs="Times New Roman"/>
+          <w:kern w:val="0"/>
+          <w:sz w:val="24"/>
+          <w:szCs w:val="24"/>
+        </w:rPr>
+        <w:pict w14:anchorId="2B1298AA">
+          <v:rect id="_x0000_i1079" style="width:0;height:1.5pt" o:hralign="center" o:hrstd="t" o:hr="t" fillcolor="#a0a0a0" stroked="f"/>
+        </w:pict>
       </w:r>
     </w:p>
     <w:p>
@@ -6148,6 +10309,304 @@
     </w:lvl>
   </w:abstractNum>
   <w:abstractNum w:abstractNumId="4" w15:restartNumberingAfterBreak="0">
+    <w:nsid w:val="54020FB3"/>
+    <w:multiLevelType w:val="multilevel"/>
+    <w:tmpl w:val="175A2FD0"/>
+    <w:lvl w:ilvl="0">
+      <w:start w:val="1"/>
+      <w:numFmt w:val="bullet"/>
+      <w:lvlText w:val=""/>
+      <w:lvlJc w:val="left"/>
+      <w:pPr>
+        <w:tabs>
+          <w:tab w:val="num" w:pos="720"/>
+        </w:tabs>
+        <w:ind w:left="720" w:hanging="360"/>
+      </w:pPr>
+      <w:rPr>
+        <w:rFonts w:ascii="Symbol" w:hAnsi="Symbol" w:hint="default"/>
+        <w:sz w:val="20"/>
+      </w:rPr>
+    </w:lvl>
+    <w:lvl w:ilvl="1" w:tentative="1">
+      <w:start w:val="1"/>
+      <w:numFmt w:val="bullet"/>
+      <w:lvlText w:val="o"/>
+      <w:lvlJc w:val="left"/>
+      <w:pPr>
+        <w:tabs>
+          <w:tab w:val="num" w:pos="1440"/>
+        </w:tabs>
+        <w:ind w:left="1440" w:hanging="360"/>
+      </w:pPr>
+      <w:rPr>
+        <w:rFonts w:ascii="Courier New" w:hAnsi="Courier New" w:hint="default"/>
+        <w:sz w:val="20"/>
+      </w:rPr>
+    </w:lvl>
+    <w:lvl w:ilvl="2" w:tentative="1">
+      <w:start w:val="1"/>
+      <w:numFmt w:val="bullet"/>
+      <w:lvlText w:val=""/>
+      <w:lvlJc w:val="left"/>
+      <w:pPr>
+        <w:tabs>
+          <w:tab w:val="num" w:pos="2160"/>
+        </w:tabs>
+        <w:ind w:left="2160" w:hanging="360"/>
+      </w:pPr>
+      <w:rPr>
+        <w:rFonts w:ascii="Wingdings" w:hAnsi="Wingdings" w:hint="default"/>
+        <w:sz w:val="20"/>
+      </w:rPr>
+    </w:lvl>
+    <w:lvl w:ilvl="3" w:tentative="1">
+      <w:start w:val="1"/>
+      <w:numFmt w:val="bullet"/>
+      <w:lvlText w:val=""/>
+      <w:lvlJc w:val="left"/>
+      <w:pPr>
+        <w:tabs>
+          <w:tab w:val="num" w:pos="2880"/>
+        </w:tabs>
+        <w:ind w:left="2880" w:hanging="360"/>
+      </w:pPr>
+      <w:rPr>
+        <w:rFonts w:ascii="Wingdings" w:hAnsi="Wingdings" w:hint="default"/>
+        <w:sz w:val="20"/>
+      </w:rPr>
+    </w:lvl>
+    <w:lvl w:ilvl="4" w:tentative="1">
+      <w:start w:val="1"/>
+      <w:numFmt w:val="bullet"/>
+      <w:lvlText w:val=""/>
+      <w:lvlJc w:val="left"/>
+      <w:pPr>
+        <w:tabs>
+          <w:tab w:val="num" w:pos="3600"/>
+        </w:tabs>
+        <w:ind w:left="3600" w:hanging="360"/>
+      </w:pPr>
+      <w:rPr>
+        <w:rFonts w:ascii="Wingdings" w:hAnsi="Wingdings" w:hint="default"/>
+        <w:sz w:val="20"/>
+      </w:rPr>
+    </w:lvl>
+    <w:lvl w:ilvl="5" w:tentative="1">
+      <w:start w:val="1"/>
+      <w:numFmt w:val="bullet"/>
+      <w:lvlText w:val=""/>
+      <w:lvlJc w:val="left"/>
+      <w:pPr>
+        <w:tabs>
+          <w:tab w:val="num" w:pos="4320"/>
+        </w:tabs>
+        <w:ind w:left="4320" w:hanging="360"/>
+      </w:pPr>
+      <w:rPr>
+        <w:rFonts w:ascii="Wingdings" w:hAnsi="Wingdings" w:hint="default"/>
+        <w:sz w:val="20"/>
+      </w:rPr>
+    </w:lvl>
+    <w:lvl w:ilvl="6" w:tentative="1">
+      <w:start w:val="1"/>
+      <w:numFmt w:val="bullet"/>
+      <w:lvlText w:val=""/>
+      <w:lvlJc w:val="left"/>
+      <w:pPr>
+        <w:tabs>
+          <w:tab w:val="num" w:pos="5040"/>
+        </w:tabs>
+        <w:ind w:left="5040" w:hanging="360"/>
+      </w:pPr>
+      <w:rPr>
+        <w:rFonts w:ascii="Wingdings" w:hAnsi="Wingdings" w:hint="default"/>
+        <w:sz w:val="20"/>
+      </w:rPr>
+    </w:lvl>
+    <w:lvl w:ilvl="7" w:tentative="1">
+      <w:start w:val="1"/>
+      <w:numFmt w:val="bullet"/>
+      <w:lvlText w:val=""/>
+      <w:lvlJc w:val="left"/>
+      <w:pPr>
+        <w:tabs>
+          <w:tab w:val="num" w:pos="5760"/>
+        </w:tabs>
+        <w:ind w:left="5760" w:hanging="360"/>
+      </w:pPr>
+      <w:rPr>
+        <w:rFonts w:ascii="Wingdings" w:hAnsi="Wingdings" w:hint="default"/>
+        <w:sz w:val="20"/>
+      </w:rPr>
+    </w:lvl>
+    <w:lvl w:ilvl="8" w:tentative="1">
+      <w:start w:val="1"/>
+      <w:numFmt w:val="bullet"/>
+      <w:lvlText w:val=""/>
+      <w:lvlJc w:val="left"/>
+      <w:pPr>
+        <w:tabs>
+          <w:tab w:val="num" w:pos="6480"/>
+        </w:tabs>
+        <w:ind w:left="6480" w:hanging="360"/>
+      </w:pPr>
+      <w:rPr>
+        <w:rFonts w:ascii="Wingdings" w:hAnsi="Wingdings" w:hint="default"/>
+        <w:sz w:val="20"/>
+      </w:rPr>
+    </w:lvl>
+  </w:abstractNum>
+  <w:abstractNum w:abstractNumId="5" w15:restartNumberingAfterBreak="0">
+    <w:nsid w:val="5905509E"/>
+    <w:multiLevelType w:val="multilevel"/>
+    <w:tmpl w:val="0E2AD26E"/>
+    <w:lvl w:ilvl="0">
+      <w:start w:val="1"/>
+      <w:numFmt w:val="bullet"/>
+      <w:lvlText w:val=""/>
+      <w:lvlJc w:val="left"/>
+      <w:pPr>
+        <w:tabs>
+          <w:tab w:val="num" w:pos="720"/>
+        </w:tabs>
+        <w:ind w:left="720" w:hanging="360"/>
+      </w:pPr>
+      <w:rPr>
+        <w:rFonts w:ascii="Symbol" w:hAnsi="Symbol" w:hint="default"/>
+        <w:sz w:val="20"/>
+      </w:rPr>
+    </w:lvl>
+    <w:lvl w:ilvl="1" w:tentative="1">
+      <w:start w:val="1"/>
+      <w:numFmt w:val="bullet"/>
+      <w:lvlText w:val="o"/>
+      <w:lvlJc w:val="left"/>
+      <w:pPr>
+        <w:tabs>
+          <w:tab w:val="num" w:pos="1440"/>
+        </w:tabs>
+        <w:ind w:left="1440" w:hanging="360"/>
+      </w:pPr>
+      <w:rPr>
+        <w:rFonts w:ascii="Courier New" w:hAnsi="Courier New" w:hint="default"/>
+        <w:sz w:val="20"/>
+      </w:rPr>
+    </w:lvl>
+    <w:lvl w:ilvl="2" w:tentative="1">
+      <w:start w:val="1"/>
+      <w:numFmt w:val="bullet"/>
+      <w:lvlText w:val=""/>
+      <w:lvlJc w:val="left"/>
+      <w:pPr>
+        <w:tabs>
+          <w:tab w:val="num" w:pos="2160"/>
+        </w:tabs>
+        <w:ind w:left="2160" w:hanging="360"/>
+      </w:pPr>
+      <w:rPr>
+        <w:rFonts w:ascii="Wingdings" w:hAnsi="Wingdings" w:hint="default"/>
+        <w:sz w:val="20"/>
+      </w:rPr>
+    </w:lvl>
+    <w:lvl w:ilvl="3" w:tentative="1">
+      <w:start w:val="1"/>
+      <w:numFmt w:val="bullet"/>
+      <w:lvlText w:val=""/>
+      <w:lvlJc w:val="left"/>
+      <w:pPr>
+        <w:tabs>
+          <w:tab w:val="num" w:pos="2880"/>
+        </w:tabs>
+        <w:ind w:left="2880" w:hanging="360"/>
+      </w:pPr>
+      <w:rPr>
+        <w:rFonts w:ascii="Wingdings" w:hAnsi="Wingdings" w:hint="default"/>
+        <w:sz w:val="20"/>
+      </w:rPr>
+    </w:lvl>
+    <w:lvl w:ilvl="4" w:tentative="1">
+      <w:start w:val="1"/>
+      <w:numFmt w:val="bullet"/>
+      <w:lvlText w:val=""/>
+      <w:lvlJc w:val="left"/>
+      <w:pPr>
+        <w:tabs>
+          <w:tab w:val="num" w:pos="3600"/>
+        </w:tabs>
+        <w:ind w:left="3600" w:hanging="360"/>
+      </w:pPr>
+      <w:rPr>
+        <w:rFonts w:ascii="Wingdings" w:hAnsi="Wingdings" w:hint="default"/>
+        <w:sz w:val="20"/>
+      </w:rPr>
+    </w:lvl>
+    <w:lvl w:ilvl="5" w:tentative="1">
+      <w:start w:val="1"/>
+      <w:numFmt w:val="bullet"/>
+      <w:lvlText w:val=""/>
+      <w:lvlJc w:val="left"/>
+      <w:pPr>
+        <w:tabs>
+          <w:tab w:val="num" w:pos="4320"/>
+        </w:tabs>
+        <w:ind w:left="4320" w:hanging="360"/>
+      </w:pPr>
+      <w:rPr>
+        <w:rFonts w:ascii="Wingdings" w:hAnsi="Wingdings" w:hint="default"/>
+        <w:sz w:val="20"/>
+      </w:rPr>
+    </w:lvl>
+    <w:lvl w:ilvl="6" w:tentative="1">
+      <w:start w:val="1"/>
+      <w:numFmt w:val="bullet"/>
+      <w:lvlText w:val=""/>
+      <w:lvlJc w:val="left"/>
+      <w:pPr>
+        <w:tabs>
+          <w:tab w:val="num" w:pos="5040"/>
+        </w:tabs>
+        <w:ind w:left="5040" w:hanging="360"/>
+      </w:pPr>
+      <w:rPr>
+        <w:rFonts w:ascii="Wingdings" w:hAnsi="Wingdings" w:hint="default"/>
+        <w:sz w:val="20"/>
+      </w:rPr>
+    </w:lvl>
+    <w:lvl w:ilvl="7" w:tentative="1">
+      <w:start w:val="1"/>
+      <w:numFmt w:val="bullet"/>
+      <w:lvlText w:val=""/>
+      <w:lvlJc w:val="left"/>
+      <w:pPr>
+        <w:tabs>
+          <w:tab w:val="num" w:pos="5760"/>
+        </w:tabs>
+        <w:ind w:left="5760" w:hanging="360"/>
+      </w:pPr>
+      <w:rPr>
+        <w:rFonts w:ascii="Wingdings" w:hAnsi="Wingdings" w:hint="default"/>
+        <w:sz w:val="20"/>
+      </w:rPr>
+    </w:lvl>
+    <w:lvl w:ilvl="8" w:tentative="1">
+      <w:start w:val="1"/>
+      <w:numFmt w:val="bullet"/>
+      <w:lvlText w:val=""/>
+      <w:lvlJc w:val="left"/>
+      <w:pPr>
+        <w:tabs>
+          <w:tab w:val="num" w:pos="6480"/>
+        </w:tabs>
+        <w:ind w:left="6480" w:hanging="360"/>
+      </w:pPr>
+      <w:rPr>
+        <w:rFonts w:ascii="Wingdings" w:hAnsi="Wingdings" w:hint="default"/>
+        <w:sz w:val="20"/>
+      </w:rPr>
+    </w:lvl>
+  </w:abstractNum>
+  <w:abstractNum w:abstractNumId="6" w15:restartNumberingAfterBreak="0">
     <w:nsid w:val="590A2809"/>
     <w:multiLevelType w:val="multilevel"/>
     <w:tmpl w:val="425C4F86"/>
@@ -6273,7 +10732,13 @@
     <w:abstractNumId w:val="2"/>
   </w:num>
   <w:num w:numId="5" w16cid:durableId="423113461">
+    <w:abstractNumId w:val="6"/>
+  </w:num>
+  <w:num w:numId="6" w16cid:durableId="1296334678">
     <w:abstractNumId w:val="4"/>
+  </w:num>
+  <w:num w:numId="7" w16cid:durableId="595670852">
+    <w:abstractNumId w:val="5"/>
   </w:num>
 </w:numbering>
 </file>
